--- a/paper/drift_or_defect.docx
+++ b/paper/drift_or_defect.docx
@@ -54,6 +54,20 @@
       </w:pPr>
       <w:r>
         <w:t>When a production model degrades, teams usually retrain it, although the model sees the output of a data pipeline that changes all the time. We ask when a pipeline defect can be told apart from a genuine change of the prediction problem at all. We prove three results. A defect whose corrupted model inputs stay in the image of the correct pipeline is invisible to every diagnostic that monitors model inputs and labels. Re-executing a changed component at its known-good version — a rollback test followed by a propagation test — decides exactly whether it is an effective defect whenever the data source did not force the change. When the source did force it, no re-execution can certify the rewritten component without evidence about the new encoding. These results draw an identifiability boundary. They yield a three-verdict rule that, under an accurate record of the source's changes, is both sound — it fixes only verified defects — and complete — it lists every component a published change touched for review, so no consequential defect is missed silently — and decides exactly where no change touched the pipeline. We tested these claims in four pre-registered rounds on a benchmark of eleven executable pipelines over public data with 2,961 evaluated cases built on dated changes of the published files, real library-upgrade behaviours and replays of public incidents, with ground truth from executing every action. Interventional diagnosis was correct on 267 of the 267 consequential cases without a published change in their period range. Where the source had changed, every method that commits to a diagnosis erred often, by blaming healthy components or by missing defects. In the fourth round, on two three-table pipelines of eleven and twelve components, our three-verdict diagnoser DoD-4 had a false-blame rate of 0.000 over 450 cases and a silent-miss rate of 0.000 over 256 consequential ones; it decided 0.11 of the cases (correct on 1.00 of those) and listed 5.3 components per case for review. What remains open is not detection but certifying source-forced adaptations, which needs evidence from the data provider rather than from the pipeline.</w:t>
+      </w:r>
+    </w:p>
+    <w:p>
+      <w:pPr>
+        <w:jc w:val="both"/>
+      </w:pPr>
+      <w:r>
+        <w:rPr>
+          <w:b/>
+        </w:rPr>
+        <w:t>Keywords:</w:t>
+      </w:r>
+      <w:r>
+        <w:t xml:space="preserve"> machine learning in production; data pipelines; distribution shift; root-cause diagnosis; identifiability; interventional debugging; selective prediction; benchmark</w:t>
       </w:r>
     </w:p>
     <w:p>
@@ -4840,7 +4854,7 @@
         <w:rPr>
           <w:sz w:val="18"/>
         </w:rPr>
-        <w:t>Pre-registered primary comparisons of rounds 1–3: correct diagnosis on cases with a consequential defect for the round's DoD version and for the best baseline (round 1: test split). The paired difference is over the cases both were run on.</w:t>
+        <w:t>Pre-registered primary comparisons of rounds 1–3: correct diagnosis on cases with a consequential defect for the round's DoD version and for the best baseline (round 1: test split). Each rate is over the cases the method was run on; the paired difference is over the cases both were run on (for the sampled terra agents in rounds 2 and 3, the n given), so it need not equal the difference of the two rates. The verdicts apply the pre-registered criteria (Appendix F): in rounds 1 and 2 a difference of at least 0.15 with the 95% interval excluding 0 — round 1's +0.14 is significant but below that minimum — and in round 3 a Holm-adjusted p &lt; 0.05 (minimum effect of interest 0.10).</w:t>
       </w:r>
     </w:p>
     <w:tbl>
@@ -7927,7 +7941,7 @@
         <w:rPr>
           <w:sz w:val="17"/>
         </w:rPr>
-        <w:t>[11] T. T. Cai, H. Namkoong, and S. Yadlowsky, "Diagnosing model performance under distribution shift," Operations Research, 2025, doi: 10.1287/opre.2023.0217.</w:t>
+        <w:t>[11] T. T. Cai, H. Namkoong, and S. Yadlowsky, "Diagnosing model performance under distribution shift," Operations Research, vol. 74, no. 2, pp. 898–916, 2026, doi: 10.1287/opre.2023.0217.</w:t>
       </w:r>
     </w:p>
     <w:p>
@@ -8081,7 +8095,7 @@
         <w:rPr>
           <w:sz w:val="17"/>
         </w:rPr>
-        <w:t>[25] J. Leest, I. Gerostathopoulos, C. Raibulet, and P. Lago, "Tracing distribution shifts with causal system maps," arXiv:2510.23528, 2025.</w:t>
+        <w:t>[25] J. Leest, I. Gerostathopoulos, P. Lago, and C. Raibulet, "Tracing distribution shifts with causal system maps," arXiv:2510.23528, 2025.</w:t>
       </w:r>
     </w:p>
     <w:p>
@@ -8103,7 +8117,7 @@
         <w:rPr>
           <w:sz w:val="17"/>
         </w:rPr>
-        <w:t>[27] S. Jha, J. Rios, F. Bagehorn, L. Shwartz, and N. Abe, "Fault localization using interventional causal learning for cloud-native applications," in Proc. IEEE/IFIP Int. Conf. Dependable Systems and Networks (DSN), 2024.</w:t>
+        <w:t>[27] S. Jha, J. Rios, F. Bagehorn, L. Shwartz, and N. Abe, "Fault localization using interventional causal learning for cloud-native applications," in Proc. 54th Annu. IEEE/IFIP Int. Conf. Dependable Systems and Networks – Supplemental Volume (DSN-S), 2024, pp. 141–147.</w:t>
       </w:r>
     </w:p>
     <w:p>
@@ -8379,6 +8393,17 @@
           <w:sz w:val="17"/>
         </w:rPr>
         <w:t>[52] HoneyTyagii, "OneHotEncoder: inverse_transform decodes unknown categories as the dropped category (not None) when drop + handle_unknown='ignore'," scikit-learn/scikit-learn issue #34549, GitHub, Jul. 2026. [Online]. Available: https://github.com/scikit-learn/scikit-learn/issues/34549</w:t>
+      </w:r>
+    </w:p>
+    <w:p>
+      <w:pPr>
+        <w:ind w:left="397" w:hanging="397"/>
+      </w:pPr>
+      <w:r>
+        <w:rPr>
+          <w:sz w:val="17"/>
+        </w:rPr>
+        <w:t>[53] B. Gluss, "An optimum policy for detecting a fault in a complex system," Operations Research, vol. 7, no. 4, pp. 468–477, 1959.</w:t>
       </w:r>
     </w:p>
     <w:p>
@@ -14152,7 +14177,7 @@
         <w:t>intends</w:t>
       </w:r>
       <w:r>
-        <w:t xml:space="preserve"> to drop the newly published non-standard sales, and the lost records look like a defect. On Washington bike share no method run on all cases exceeded 0.31 (the terra agents reached higher values on the 15 early cases they were run on). 198 false blames came from trip durations jumping at the 2020-Q2 layout change — early in the pandemic, when trips became longer and casual riders' share of trips rose sharply — and 130 from the heuristic of DoD-3 (after Proposition 10) that a current version leaving values missing is harmful: in the new layout, dockless trips legitimately have no station, so the correct station join leaves their round-trip indicator undefined, where the old version compared two blank station ids and called the trip a round trip. Each failure is a forced change whose correctness depends on what the new encoding means — a coincident world change, an intended change of population, and values that are missing by design — situations in which, by Theorem 3, no re-execution can certify the adapter, and in which the extra assumptions we added (smoothness, retention, Proposition 10's 'always defined') were false.</w:t>
+        <w:t xml:space="preserve"> to drop the newly published non-standard sales, and the lost records look like a defect. On Washington bike share no method in Table 9 that was run on all cases exceeded 0.30 (the terra agents reached higher values on the 15 early cases they were run on). 198 false blames came from trip durations jumping at the 2020-Q2 layout change — early in the pandemic, when trips became longer and casual riders' share of trips rose sharply — and 130 from the heuristic of DoD-3 (after Proposition 10) that a current version leaving values missing is harmful: in the new layout, dockless trips legitimately have no station, so the correct station join leaves their round-trip indicator undefined, where the old version compared two blank station ids and called the trip a round trip. Each failure is a forced change whose correctness depends on what the new encoding means — a coincident world change, an intended change of population, and values that are missing by design — situations in which, by Theorem 3, no re-execution can certify the adapter, and in which the extra assumptions we added (smoothness, retention, Proposition 10's 'always defined') were false.</w:t>
       </w:r>
     </w:p>
     <w:p>
@@ -15604,7 +15629,7 @@
               <w:rPr>
                 <w:sz w:val="14"/>
               </w:rPr>
-              <w:t>new category values: ['ARTS', 'COLLEGE', 'EDUCATION', 'FIFTY', 'GOOD NEWS', 'GREEN', 'HEALTHY LIVING', 'LATINO VOICES…</w:t>
+              <w:t>new category values: ['ARTS', 'COLLEGE', 'EDUCATION', 'FIFTY', 'GOOD NEWS', 'GREEN', 'HEALTHY LIVING', 'LATINO VOICES', 'MEDIA', 'PARENTS', 'POLITICS', 'RELIGION', 'STYLE', 'TASTE', 'WEIRD NEWS', 'WOMEN', 'WORLDPOST']</w:t>
             </w:r>
           </w:p>
         </w:tc>
@@ -16044,7 +16069,7 @@
               <w:rPr>
                 <w:sz w:val="14"/>
               </w:rPr>
-              <w:t>new layout: ride_id, rideable_type, started_at/ended_at, member_casual, coordinates; trip duration, gender and birth …</w:t>
+              <w:t>new layout: ride_id, rideable_type, started_at/ended_at, member_casual, coordinates; trip duration, gender and birth year removed</w:t>
             </w:r>
           </w:p>
         </w:tc>
@@ -16352,7 +16377,7 @@
               <w:rPr>
                 <w:sz w:val="14"/>
               </w:rPr>
-              <w:t>record format rebuilt (Regulation C): loan amount in dollars; loan purpose, occupancy and property recoded; state as …</w:t>
+              <w:t>record format rebuilt (Regulation C): loan amount in dollars; loan purpose, occupancy and property recoded; state as postal code, county as 5-digit FIPS; tract fields renamed; open-end, reverse-mortgage and business-purpose flags added</w:t>
             </w:r>
           </w:p>
         </w:tc>
@@ -16484,7 +16509,7 @@
               <w:rPr>
                 <w:sz w:val="14"/>
               </w:rPr>
-              <w:t>new layout: ride_id, rideable_type, started_at/ended_at, member_casual, coordinates; duration and bike number removed…</w:t>
+              <w:t>new layout: ride_id, rideable_type, started_at/ended_at, member_casual, coordinates; duration and bike number removed; timestamps partly with fractional seconds</w:t>
             </w:r>
           </w:p>
         </w:tc>
@@ -17012,7 +17037,7 @@
               <w:rPr>
                 <w:sz w:val="14"/>
               </w:rPr>
-              <w:t>ROUTE (route signing) code list revised: new codes 0, 10-13, 95, 96, 99; frontage-road, 'other' and 'unknown' codes r…</w:t>
+              <w:t>ROUTE (route signing) code list revised: new codes 0, 10-13, 95, 96, 99; frontage-road, 'other' and 'unknown' codes retired</w:t>
             </w:r>
           </w:p>
         </w:tc>
@@ -17100,7 +17125,7 @@
               <w:rPr>
                 <w:sz w:val="14"/>
               </w:rPr>
-              <w:t>time-zone codes with UTC offset appended; source codes republished in title case with new names; damage amounts partl…</w:t>
+              <w:t>time-zone codes with UTC offset appended; source codes republished in title case with new names; damage amounts partly with two decimals</w:t>
             </w:r>
           </w:p>
         </w:tc>
@@ -17232,7 +17257,7 @@
               <w:rPr>
                 <w:sz w:val="14"/>
               </w:rPr>
-              <w:t>old time-zone and source codes retired; tornado ratings on the Enhanced Fujita scale; '0.00K' for no damage; 'Volcani…</w:t>
+              <w:t>old time-zone and source codes retired; tornado ratings on the Enhanced Fujita scale; '0.00K' for no damage; 'Volcanic Ash' renamed 'Volcanic Ashfall'; zone type 'M' retired</w:t>
             </w:r>
           </w:p>
         </w:tc>
@@ -17540,7 +17565,7 @@
               <w:rPr>
                 <w:sz w:val="14"/>
               </w:rPr>
-              <w:t>revised report codes: intersection types in trafficway_type; codes added to traffic_control_device, first_crash_type,…</w:t>
+              <w:t>revised report codes: intersection types in trafficway_type; codes added to traffic_control_device, first_crash_type, weather_condition and contributory causes</w:t>
             </w:r>
           </w:p>
         </w:tc>
@@ -17782,7 +17807,7 @@
         <w:rPr>
           <w:sz w:val="18"/>
         </w:rPr>
-        <w:t>Defect types (benign decoys omitted). T1: tied to a published change; T2: real library-upgrade behaviour; T3: documented incident class; T3r: replay of a public incident. Parentheses name the documented behaviour or incident each defect replays or is modelled on.</w:t>
+        <w:t>Defect types (benign decoys omitted). T1: tied to a published change; T2: real library-upgrade behaviour; T3: documented incident class; T3r: replay of a public incident. The last column names the documented behaviour or incident a defect replays or is modelled on.</w:t>
       </w:r>
     </w:p>
     <w:tbl>
@@ -17795,15 +17820,16 @@
         <w:tblLayout w:type="fixed"/>
       </w:tblPr>
       <w:tblGrid>
-        <w:gridCol w:w="1020"/>
-        <w:gridCol w:w="567"/>
-        <w:gridCol w:w="1644"/>
-        <w:gridCol w:w="6237"/>
+        <w:gridCol w:w="907"/>
+        <w:gridCol w:w="510"/>
+        <w:gridCol w:w="1360"/>
+        <w:gridCol w:w="4195"/>
+        <w:gridCol w:w="2494"/>
       </w:tblGrid>
       <w:tr>
         <w:tc>
           <w:tcPr>
-            <w:tcW w:type="dxa" w:w="1020"/>
+            <w:tcW w:type="dxa" w:w="907"/>
             <w:shd w:val="clear" w:color="auto" w:fill="E8E8E8"/>
           </w:tcPr>
           <w:p>
@@ -17819,7 +17845,7 @@
         </w:tc>
         <w:tc>
           <w:tcPr>
-            <w:tcW w:type="dxa" w:w="567"/>
+            <w:tcW w:type="dxa" w:w="510"/>
             <w:shd w:val="clear" w:color="auto" w:fill="E8E8E8"/>
           </w:tcPr>
           <w:p>
@@ -17835,7 +17861,7 @@
         </w:tc>
         <w:tc>
           <w:tcPr>
-            <w:tcW w:type="dxa" w:w="1644"/>
+            <w:tcW w:type="dxa" w:w="1361"/>
             <w:shd w:val="clear" w:color="auto" w:fill="E8E8E8"/>
           </w:tcPr>
           <w:p>
@@ -17851,7 +17877,7 @@
         </w:tc>
         <w:tc>
           <w:tcPr>
-            <w:tcW w:type="dxa" w:w="6236"/>
+            <w:tcW w:type="dxa" w:w="4195"/>
             <w:shd w:val="clear" w:color="auto" w:fill="E8E8E8"/>
           </w:tcPr>
           <w:p>
@@ -17862,6 +17888,22 @@
                 <w:sz w:val="13"/>
               </w:rPr>
               <w:t>Defect</w:t>
+            </w:r>
+          </w:p>
+        </w:tc>
+        <w:tc>
+          <w:tcPr>
+            <w:tcW w:type="dxa" w:w="2494"/>
+            <w:shd w:val="clear" w:color="auto" w:fill="E8E8E8"/>
+          </w:tcPr>
+          <w:p>
+            <w:r/>
+            <w:r>
+              <w:rPr>
+                <w:b/>
+                <w:sz w:val="13"/>
+              </w:rPr>
+              <w:t>Documented source</w:t>
             </w:r>
           </w:p>
         </w:tc>
@@ -17869,7 +17911,7 @@
       <w:tr>
         <w:tc>
           <w:tcPr>
-            <w:tcW w:type="dxa" w:w="1020"/>
+            <w:tcW w:type="dxa" w:w="907"/>
           </w:tcPr>
           <w:p>
             <w:r/>
@@ -17883,7 +17925,7 @@
         </w:tc>
         <w:tc>
           <w:tcPr>
-            <w:tcW w:type="dxa" w:w="567"/>
+            <w:tcW w:type="dxa" w:w="510"/>
           </w:tcPr>
           <w:p>
             <w:r/>
@@ -17897,7 +17939,7 @@
         </w:tc>
         <w:tc>
           <w:tcPr>
-            <w:tcW w:type="dxa" w:w="1644"/>
+            <w:tcW w:type="dxa" w:w="1361"/>
           </w:tcPr>
           <w:p>
             <w:r/>
@@ -17911,7 +17953,7 @@
         </w:tc>
         <w:tc>
           <w:tcPr>
-            <w:tcW w:type="dxa" w:w="6236"/>
+            <w:tcW w:type="dxa" w:w="4195"/>
           </w:tcPr>
           <w:p>
             <w:r/>
@@ -17920,6 +17962,20 @@
                 <w:sz w:val="13"/>
               </w:rPr>
               <w:t>pandas 3 upgrade: chained-assignment fill becomes a no-op</w:t>
+            </w:r>
+          </w:p>
+        </w:tc>
+        <w:tc>
+          <w:tcPr>
+            <w:tcW w:type="dxa" w:w="2494"/>
+          </w:tcPr>
+          <w:p>
+            <w:r/>
+            <w:r>
+              <w:rPr>
+                <w:sz w:val="13"/>
+              </w:rPr>
+              <w:t>–</w:t>
             </w:r>
           </w:p>
         </w:tc>
@@ -17927,7 +17983,7 @@
       <w:tr>
         <w:tc>
           <w:tcPr>
-            <w:tcW w:type="dxa" w:w="1020"/>
+            <w:tcW w:type="dxa" w:w="907"/>
           </w:tcPr>
           <w:p>
             <w:r/>
@@ -17941,7 +17997,7 @@
         </w:tc>
         <w:tc>
           <w:tcPr>
-            <w:tcW w:type="dxa" w:w="567"/>
+            <w:tcW w:type="dxa" w:w="510"/>
           </w:tcPr>
           <w:p>
             <w:r/>
@@ -17955,7 +18011,7 @@
         </w:tc>
         <w:tc>
           <w:tcPr>
-            <w:tcW w:type="dxa" w:w="1644"/>
+            <w:tcW w:type="dxa" w:w="1361"/>
           </w:tcPr>
           <w:p>
             <w:r/>
@@ -17969,7 +18025,7 @@
         </w:tc>
         <w:tc>
           <w:tcPr>
-            <w:tcW w:type="dxa" w:w="6236"/>
+            <w:tcW w:type="dxa" w:w="4195"/>
           </w:tcPr>
           <w:p>
             <w:r/>
@@ -17978,6 +18034,20 @@
                 <w:sz w:val="13"/>
               </w:rPr>
               <w:t>income adjustment factor dropped (stale reference)</w:t>
+            </w:r>
+          </w:p>
+        </w:tc>
+        <w:tc>
+          <w:tcPr>
+            <w:tcW w:type="dxa" w:w="2494"/>
+          </w:tcPr>
+          <w:p>
+            <w:r/>
+            <w:r>
+              <w:rPr>
+                <w:sz w:val="13"/>
+              </w:rPr>
+              <w:t>–</w:t>
             </w:r>
           </w:p>
         </w:tc>
@@ -17985,7 +18055,7 @@
       <w:tr>
         <w:tc>
           <w:tcPr>
-            <w:tcW w:type="dxa" w:w="1020"/>
+            <w:tcW w:type="dxa" w:w="907"/>
           </w:tcPr>
           <w:p>
             <w:r/>
@@ -17999,7 +18069,7 @@
         </w:tc>
         <w:tc>
           <w:tcPr>
-            <w:tcW w:type="dxa" w:w="567"/>
+            <w:tcW w:type="dxa" w:w="510"/>
           </w:tcPr>
           <w:p>
             <w:r/>
@@ -18013,7 +18083,7 @@
         </w:tc>
         <w:tc>
           <w:tcPr>
-            <w:tcW w:type="dxa" w:w="1644"/>
+            <w:tcW w:type="dxa" w:w="1361"/>
           </w:tcPr>
           <w:p>
             <w:r/>
@@ -18027,7 +18097,7 @@
         </w:tc>
         <w:tc>
           <w:tcPr>
-            <w:tcW w:type="dxa" w:w="6236"/>
+            <w:tcW w:type="dxa" w:w="4195"/>
           </w:tcPr>
           <w:p>
             <w:r/>
@@ -18036,6 +18106,20 @@
                 <w:sz w:val="13"/>
               </w:rPr>
               <w:t>hours per week reported per month (unit change)</w:t>
+            </w:r>
+          </w:p>
+        </w:tc>
+        <w:tc>
+          <w:tcPr>
+            <w:tcW w:type="dxa" w:w="2494"/>
+          </w:tcPr>
+          <w:p>
+            <w:r/>
+            <w:r>
+              <w:rPr>
+                <w:sz w:val="13"/>
+              </w:rPr>
+              <w:t>–</w:t>
             </w:r>
           </w:p>
         </w:tc>
@@ -18043,7 +18127,7 @@
       <w:tr>
         <w:tc>
           <w:tcPr>
-            <w:tcW w:type="dxa" w:w="1020"/>
+            <w:tcW w:type="dxa" w:w="907"/>
           </w:tcPr>
           <w:p>
             <w:r/>
@@ -18057,7 +18141,7 @@
         </w:tc>
         <w:tc>
           <w:tcPr>
-            <w:tcW w:type="dxa" w:w="567"/>
+            <w:tcW w:type="dxa" w:w="510"/>
           </w:tcPr>
           <w:p>
             <w:r/>
@@ -18071,7 +18155,7 @@
         </w:tc>
         <w:tc>
           <w:tcPr>
-            <w:tcW w:type="dxa" w:w="1644"/>
+            <w:tcW w:type="dxa" w:w="1361"/>
           </w:tcPr>
           <w:p>
             <w:r/>
@@ -18085,7 +18169,7 @@
         </w:tc>
         <w:tc>
           <w:tcPr>
-            <w:tcW w:type="dxa" w:w="6236"/>
+            <w:tcW w:type="dxa" w:w="4195"/>
           </w:tcPr>
           <w:p>
             <w:r/>
@@ -18094,6 +18178,20 @@
                 <w:sz w:val="13"/>
               </w:rPr>
               <w:t>vehicles feature stuck at 0 for Texas (upstream default)</w:t>
+            </w:r>
+          </w:p>
+        </w:tc>
+        <w:tc>
+          <w:tcPr>
+            <w:tcW w:type="dxa" w:w="2494"/>
+          </w:tcPr>
+          <w:p>
+            <w:r/>
+            <w:r>
+              <w:rPr>
+                <w:sz w:val="13"/>
+              </w:rPr>
+              <w:t>–</w:t>
             </w:r>
           </w:p>
         </w:tc>
@@ -18101,7 +18199,7 @@
       <w:tr>
         <w:tc>
           <w:tcPr>
-            <w:tcW w:type="dxa" w:w="1020"/>
+            <w:tcW w:type="dxa" w:w="907"/>
           </w:tcPr>
           <w:p>
             <w:r/>
@@ -18115,7 +18213,7 @@
         </w:tc>
         <w:tc>
           <w:tcPr>
-            <w:tcW w:type="dxa" w:w="567"/>
+            <w:tcW w:type="dxa" w:w="510"/>
           </w:tcPr>
           <w:p>
             <w:r/>
@@ -18129,7 +18227,7 @@
         </w:tc>
         <w:tc>
           <w:tcPr>
-            <w:tcW w:type="dxa" w:w="1644"/>
+            <w:tcW w:type="dxa" w:w="1361"/>
           </w:tcPr>
           <w:p>
             <w:r/>
@@ -18143,7 +18241,7 @@
         </w:tc>
         <w:tc>
           <w:tcPr>
-            <w:tcW w:type="dxa" w:w="6236"/>
+            <w:tcW w:type="dxa" w:w="4195"/>
           </w:tcPr>
           <w:p>
             <w:r/>
@@ -18152,6 +18250,20 @@
                 <w:sz w:val="13"/>
               </w:rPr>
               <w:t>categorical codes re-fitted at serving time (training/serving skew)</w:t>
+            </w:r>
+          </w:p>
+        </w:tc>
+        <w:tc>
+          <w:tcPr>
+            <w:tcW w:type="dxa" w:w="2494"/>
+          </w:tcPr>
+          <w:p>
+            <w:r/>
+            <w:r>
+              <w:rPr>
+                <w:sz w:val="13"/>
+              </w:rPr>
+              <w:t>–</w:t>
             </w:r>
           </w:p>
         </w:tc>
@@ -18159,7 +18271,7 @@
       <w:tr>
         <w:tc>
           <w:tcPr>
-            <w:tcW w:type="dxa" w:w="1020"/>
+            <w:tcW w:type="dxa" w:w="907"/>
           </w:tcPr>
           <w:p>
             <w:r/>
@@ -18173,7 +18285,7 @@
         </w:tc>
         <w:tc>
           <w:tcPr>
-            <w:tcW w:type="dxa" w:w="567"/>
+            <w:tcW w:type="dxa" w:w="510"/>
           </w:tcPr>
           <w:p>
             <w:r/>
@@ -18187,7 +18299,7 @@
         </w:tc>
         <w:tc>
           <w:tcPr>
-            <w:tcW w:type="dxa" w:w="1644"/>
+            <w:tcW w:type="dxa" w:w="1361"/>
           </w:tcPr>
           <w:p>
             <w:r/>
@@ -18201,7 +18313,7 @@
         </w:tc>
         <w:tc>
           <w:tcPr>
-            <w:tcW w:type="dxa" w:w="6236"/>
+            <w:tcW w:type="dxa" w:w="4195"/>
           </w:tcPr>
           <w:p>
             <w:r/>
@@ -18210,6 +18322,20 @@
                 <w:sz w:val="13"/>
               </w:rPr>
               <w:t>alphanumeric SERIALNO 'fixed' by stripping letters (GQ/HU ids collide)</w:t>
+            </w:r>
+          </w:p>
+        </w:tc>
+        <w:tc>
+          <w:tcPr>
+            <w:tcW w:type="dxa" w:w="2494"/>
+          </w:tcPr>
+          <w:p>
+            <w:r/>
+            <w:r>
+              <w:rPr>
+                <w:sz w:val="13"/>
+              </w:rPr>
+              <w:t>–</w:t>
             </w:r>
           </w:p>
         </w:tc>
@@ -18217,7 +18343,7 @@
       <w:tr>
         <w:tc>
           <w:tcPr>
-            <w:tcW w:type="dxa" w:w="1020"/>
+            <w:tcW w:type="dxa" w:w="907"/>
           </w:tcPr>
           <w:p>
             <w:r/>
@@ -18231,7 +18357,7 @@
         </w:tc>
         <w:tc>
           <w:tcPr>
-            <w:tcW w:type="dxa" w:w="567"/>
+            <w:tcW w:type="dxa" w:w="510"/>
           </w:tcPr>
           <w:p>
             <w:r/>
@@ -18245,7 +18371,7 @@
         </w:tc>
         <w:tc>
           <w:tcPr>
-            <w:tcW w:type="dxa" w:w="1644"/>
+            <w:tcW w:type="dxa" w:w="1361"/>
           </w:tcPr>
           <w:p>
             <w:r/>
@@ -18259,7 +18385,7 @@
         </w:tc>
         <w:tc>
           <w:tcPr>
-            <w:tcW w:type="dxa" w:w="6236"/>
+            <w:tcW w:type="dxa" w:w="4195"/>
           </w:tcPr>
           <w:p>
             <w:r/>
@@ -18268,6 +18394,20 @@
                 <w:sz w:val="13"/>
               </w:rPr>
               <w:t>join keys still parsed as numbers after the id format change</w:t>
+            </w:r>
+          </w:p>
+        </w:tc>
+        <w:tc>
+          <w:tcPr>
+            <w:tcW w:type="dxa" w:w="2494"/>
+          </w:tcPr>
+          <w:p>
+            <w:r/>
+            <w:r>
+              <w:rPr>
+                <w:sz w:val="13"/>
+              </w:rPr>
+              <w:t>–</w:t>
             </w:r>
           </w:p>
         </w:tc>
@@ -18275,7 +18415,7 @@
       <w:tr>
         <w:tc>
           <w:tcPr>
-            <w:tcW w:type="dxa" w:w="1020"/>
+            <w:tcW w:type="dxa" w:w="907"/>
           </w:tcPr>
           <w:p>
             <w:r/>
@@ -18289,7 +18429,7 @@
         </w:tc>
         <w:tc>
           <w:tcPr>
-            <w:tcW w:type="dxa" w:w="567"/>
+            <w:tcW w:type="dxa" w:w="510"/>
           </w:tcPr>
           <w:p>
             <w:r/>
@@ -18303,7 +18443,7 @@
         </w:tc>
         <w:tc>
           <w:tcPr>
-            <w:tcW w:type="dxa" w:w="1644"/>
+            <w:tcW w:type="dxa" w:w="1361"/>
           </w:tcPr>
           <w:p>
             <w:r/>
@@ -18317,7 +18457,7 @@
         </w:tc>
         <w:tc>
           <w:tcPr>
-            <w:tcW w:type="dxa" w:w="6236"/>
+            <w:tcW w:type="dxa" w:w="4195"/>
           </w:tcPr>
           <w:p>
             <w:r/>
@@ -18326,6 +18466,20 @@
                 <w:sz w:val="13"/>
               </w:rPr>
               <w:t>occupation crosswalk not refreshed for 2018 codes</w:t>
+            </w:r>
+          </w:p>
+        </w:tc>
+        <w:tc>
+          <w:tcPr>
+            <w:tcW w:type="dxa" w:w="2494"/>
+          </w:tcPr>
+          <w:p>
+            <w:r/>
+            <w:r>
+              <w:rPr>
+                <w:sz w:val="13"/>
+              </w:rPr>
+              <w:t>–</w:t>
             </w:r>
           </w:p>
         </w:tc>
@@ -18333,7 +18487,7 @@
       <w:tr>
         <w:tc>
           <w:tcPr>
-            <w:tcW w:type="dxa" w:w="1020"/>
+            <w:tcW w:type="dxa" w:w="907"/>
           </w:tcPr>
           <w:p>
             <w:r/>
@@ -18347,7 +18501,7 @@
         </w:tc>
         <w:tc>
           <w:tcPr>
-            <w:tcW w:type="dxa" w:w="567"/>
+            <w:tcW w:type="dxa" w:w="510"/>
           </w:tcPr>
           <w:p>
             <w:r/>
@@ -18361,7 +18515,7 @@
         </w:tc>
         <w:tc>
           <w:tcPr>
-            <w:tcW w:type="dxa" w:w="1644"/>
+            <w:tcW w:type="dxa" w:w="1361"/>
           </w:tcPr>
           <w:p>
             <w:r/>
@@ -18375,7 +18529,7 @@
         </w:tc>
         <w:tc>
           <w:tcPr>
-            <w:tcW w:type="dxa" w:w="6236"/>
+            <w:tcW w:type="dxa" w:w="4195"/>
           </w:tcPr>
           <w:p>
             <w:r/>
@@ -18384,6 +18538,20 @@
                 <w:sz w:val="13"/>
               </w:rPr>
               <w:t>RELSHIPP codes shifted by -20 instead of the official crosswalk</w:t>
+            </w:r>
+          </w:p>
+        </w:tc>
+        <w:tc>
+          <w:tcPr>
+            <w:tcW w:type="dxa" w:w="2494"/>
+          </w:tcPr>
+          <w:p>
+            <w:r/>
+            <w:r>
+              <w:rPr>
+                <w:sz w:val="13"/>
+              </w:rPr>
+              <w:t>–</w:t>
             </w:r>
           </w:p>
         </w:tc>
@@ -18391,7 +18559,7 @@
       <w:tr>
         <w:tc>
           <w:tcPr>
-            <w:tcW w:type="dxa" w:w="1020"/>
+            <w:tcW w:type="dxa" w:w="907"/>
           </w:tcPr>
           <w:p>
             <w:r/>
@@ -18405,7 +18573,7 @@
         </w:tc>
         <w:tc>
           <w:tcPr>
-            <w:tcW w:type="dxa" w:w="567"/>
+            <w:tcW w:type="dxa" w:w="510"/>
           </w:tcPr>
           <w:p>
             <w:r/>
@@ -18419,7 +18587,7 @@
         </w:tc>
         <w:tc>
           <w:tcPr>
-            <w:tcW w:type="dxa" w:w="1644"/>
+            <w:tcW w:type="dxa" w:w="1361"/>
           </w:tcPr>
           <w:p>
             <w:r/>
@@ -18433,7 +18601,7 @@
         </w:tc>
         <w:tc>
           <w:tcPr>
-            <w:tcW w:type="dxa" w:w="6236"/>
+            <w:tcW w:type="dxa" w:w="4195"/>
           </w:tcPr>
           <w:p>
             <w:r/>
@@ -18442,6 +18610,20 @@
                 <w:sz w:val="13"/>
               </w:rPr>
               <w:t>WKWN binned into WKW categories in reverse order</w:t>
+            </w:r>
+          </w:p>
+        </w:tc>
+        <w:tc>
+          <w:tcPr>
+            <w:tcW w:type="dxa" w:w="2494"/>
+          </w:tcPr>
+          <w:p>
+            <w:r/>
+            <w:r>
+              <w:rPr>
+                <w:sz w:val="13"/>
+              </w:rPr>
+              <w:t>–</w:t>
             </w:r>
           </w:p>
         </w:tc>
@@ -18449,7 +18631,7 @@
       <w:tr>
         <w:tc>
           <w:tcPr>
-            <w:tcW w:type="dxa" w:w="1020"/>
+            <w:tcW w:type="dxa" w:w="907"/>
           </w:tcPr>
           <w:p>
             <w:r/>
@@ -18463,7 +18645,7 @@
         </w:tc>
         <w:tc>
           <w:tcPr>
-            <w:tcW w:type="dxa" w:w="567"/>
+            <w:tcW w:type="dxa" w:w="510"/>
           </w:tcPr>
           <w:p>
             <w:r/>
@@ -18477,7 +18659,7 @@
         </w:tc>
         <w:tc>
           <w:tcPr>
-            <w:tcW w:type="dxa" w:w="1644"/>
+            <w:tcW w:type="dxa" w:w="1361"/>
           </w:tcPr>
           <w:p>
             <w:r/>
@@ -18491,7 +18673,7 @@
         </w:tc>
         <w:tc>
           <w:tcPr>
-            <w:tcW w:type="dxa" w:w="6236"/>
+            <w:tcW w:type="dxa" w:w="4195"/>
           </w:tcPr>
           <w:p>
             <w:r/>
@@ -18500,6 +18682,20 @@
                 <w:sz w:val="13"/>
               </w:rPr>
               <w:t>WKWN weeks passed through as WKW categories</w:t>
+            </w:r>
+          </w:p>
+        </w:tc>
+        <w:tc>
+          <w:tcPr>
+            <w:tcW w:type="dxa" w:w="2494"/>
+          </w:tcPr>
+          <w:p>
+            <w:r/>
+            <w:r>
+              <w:rPr>
+                <w:sz w:val="13"/>
+              </w:rPr>
+              <w:t>–</w:t>
             </w:r>
           </w:p>
         </w:tc>
@@ -18507,7 +18703,7 @@
       <w:tr>
         <w:tc>
           <w:tcPr>
-            <w:tcW w:type="dxa" w:w="1020"/>
+            <w:tcW w:type="dxa" w:w="907"/>
           </w:tcPr>
           <w:p>
             <w:r/>
@@ -18521,7 +18717,7 @@
         </w:tc>
         <w:tc>
           <w:tcPr>
-            <w:tcW w:type="dxa" w:w="567"/>
+            <w:tcW w:type="dxa" w:w="510"/>
           </w:tcPr>
           <w:p>
             <w:r/>
@@ -18535,7 +18731,7 @@
         </w:tc>
         <w:tc>
           <w:tcPr>
-            <w:tcW w:type="dxa" w:w="1644"/>
+            <w:tcW w:type="dxa" w:w="1361"/>
           </w:tcPr>
           <w:p>
             <w:r/>
@@ -18549,7 +18745,7 @@
         </w:tc>
         <w:tc>
           <w:tcPr>
-            <w:tcW w:type="dxa" w:w="6236"/>
+            <w:tcW w:type="dxa" w:w="4195"/>
           </w:tcPr>
           <w:p>
             <w:r/>
@@ -18558,6 +18754,20 @@
                 <w:sz w:val="13"/>
               </w:rPr>
               <w:t>JWTRNS used as JWTR without recoding (subway/rail/streetcar codes permuted)</w:t>
+            </w:r>
+          </w:p>
+        </w:tc>
+        <w:tc>
+          <w:tcPr>
+            <w:tcW w:type="dxa" w:w="2494"/>
+          </w:tcPr>
+          <w:p>
+            <w:r/>
+            <w:r>
+              <w:rPr>
+                <w:sz w:val="13"/>
+              </w:rPr>
+              <w:t>–</w:t>
             </w:r>
           </w:p>
         </w:tc>
@@ -18565,7 +18775,7 @@
       <w:tr>
         <w:tc>
           <w:tcPr>
-            <w:tcW w:type="dxa" w:w="1020"/>
+            <w:tcW w:type="dxa" w:w="907"/>
           </w:tcPr>
           <w:p>
             <w:r/>
@@ -18579,7 +18789,7 @@
         </w:tc>
         <w:tc>
           <w:tcPr>
-            <w:tcW w:type="dxa" w:w="567"/>
+            <w:tcW w:type="dxa" w:w="510"/>
           </w:tcPr>
           <w:p>
             <w:r/>
@@ -18593,7 +18803,7 @@
         </w:tc>
         <w:tc>
           <w:tcPr>
-            <w:tcW w:type="dxa" w:w="1644"/>
+            <w:tcW w:type="dxa" w:w="1361"/>
           </w:tcPr>
           <w:p>
             <w:r/>
@@ -18607,7 +18817,7 @@
         </w:tc>
         <w:tc>
           <w:tcPr>
-            <w:tcW w:type="dxa" w:w="6236"/>
+            <w:tcW w:type="dxa" w:w="4195"/>
           </w:tcPr>
           <w:p>
             <w:r/>
@@ -18616,6 +18826,20 @@
                 <w:sz w:val="13"/>
               </w:rPr>
               <w:t>missing ST column filled with the most common training state</w:t>
+            </w:r>
+          </w:p>
+        </w:tc>
+        <w:tc>
+          <w:tcPr>
+            <w:tcW w:type="dxa" w:w="2494"/>
+          </w:tcPr>
+          <w:p>
+            <w:r/>
+            <w:r>
+              <w:rPr>
+                <w:sz w:val="13"/>
+              </w:rPr>
+              <w:t>–</w:t>
             </w:r>
           </w:p>
         </w:tc>
@@ -18623,7 +18847,7 @@
       <w:tr>
         <w:tc>
           <w:tcPr>
-            <w:tcW w:type="dxa" w:w="1020"/>
+            <w:tcW w:type="dxa" w:w="907"/>
           </w:tcPr>
           <w:p>
             <w:r/>
@@ -18637,7 +18861,7 @@
         </w:tc>
         <w:tc>
           <w:tcPr>
-            <w:tcW w:type="dxa" w:w="567"/>
+            <w:tcW w:type="dxa" w:w="510"/>
           </w:tcPr>
           <w:p>
             <w:r/>
@@ -18651,7 +18875,7 @@
         </w:tc>
         <w:tc>
           <w:tcPr>
-            <w:tcW w:type="dxa" w:w="1644"/>
+            <w:tcW w:type="dxa" w:w="1361"/>
           </w:tcPr>
           <w:p>
             <w:r/>
@@ -18665,7 +18889,7 @@
         </w:tc>
         <w:tc>
           <w:tcPr>
-            <w:tcW w:type="dxa" w:w="6236"/>
+            <w:tcW w:type="dxa" w:w="4195"/>
           </w:tcPr>
           <w:p>
             <w:r/>
@@ -18674,6 +18898,20 @@
                 <w:sz w:val="13"/>
               </w:rPr>
               <w:t>pandas 2.2 / pyarrow 25 upgrade: parquet timestamps keep microsecond unit; epoch math via astype(int64)</w:t>
+            </w:r>
+          </w:p>
+        </w:tc>
+        <w:tc>
+          <w:tcPr>
+            <w:tcW w:type="dxa" w:w="2494"/>
+          </w:tcPr>
+          <w:p>
+            <w:r/>
+            <w:r>
+              <w:rPr>
+                <w:sz w:val="13"/>
+              </w:rPr>
+              <w:t>–</w:t>
             </w:r>
           </w:p>
         </w:tc>
@@ -18681,7 +18919,7 @@
       <w:tr>
         <w:tc>
           <w:tcPr>
-            <w:tcW w:type="dxa" w:w="1020"/>
+            <w:tcW w:type="dxa" w:w="907"/>
           </w:tcPr>
           <w:p>
             <w:r/>
@@ -18695,7 +18933,7 @@
         </w:tc>
         <w:tc>
           <w:tcPr>
-            <w:tcW w:type="dxa" w:w="567"/>
+            <w:tcW w:type="dxa" w:w="510"/>
           </w:tcPr>
           <w:p>
             <w:r/>
@@ -18709,7 +18947,7 @@
         </w:tc>
         <w:tc>
           <w:tcPr>
-            <w:tcW w:type="dxa" w:w="1644"/>
+            <w:tcW w:type="dxa" w:w="1361"/>
           </w:tcPr>
           <w:p>
             <w:r/>
@@ -18723,7 +18961,7 @@
         </w:tc>
         <w:tc>
           <w:tcPr>
-            <w:tcW w:type="dxa" w:w="6236"/>
+            <w:tcW w:type="dxa" w:w="4195"/>
           </w:tcPr>
           <w:p>
             <w:r/>
@@ -18732,6 +18970,20 @@
                 <w:sz w:val="13"/>
               </w:rPr>
               <w:t>pandas 3 upgrade: epoch via astype(int64) changes resolution</w:t>
+            </w:r>
+          </w:p>
+        </w:tc>
+        <w:tc>
+          <w:tcPr>
+            <w:tcW w:type="dxa" w:w="2494"/>
+          </w:tcPr>
+          <w:p>
+            <w:r/>
+            <w:r>
+              <w:rPr>
+                <w:sz w:val="13"/>
+              </w:rPr>
+              <w:t>–</w:t>
             </w:r>
           </w:p>
         </w:tc>
@@ -18739,7 +18991,7 @@
       <w:tr>
         <w:tc>
           <w:tcPr>
-            <w:tcW w:type="dxa" w:w="1020"/>
+            <w:tcW w:type="dxa" w:w="907"/>
           </w:tcPr>
           <w:p>
             <w:r/>
@@ -18753,7 +19005,7 @@
         </w:tc>
         <w:tc>
           <w:tcPr>
-            <w:tcW w:type="dxa" w:w="567"/>
+            <w:tcW w:type="dxa" w:w="510"/>
           </w:tcPr>
           <w:p>
             <w:r/>
@@ -18767,7 +19019,7 @@
         </w:tc>
         <w:tc>
           <w:tcPr>
-            <w:tcW w:type="dxa" w:w="1644"/>
+            <w:tcW w:type="dxa" w:w="1361"/>
           </w:tcPr>
           <w:p>
             <w:r/>
@@ -18781,7 +19033,7 @@
         </w:tc>
         <w:tc>
           <w:tcPr>
-            <w:tcW w:type="dxa" w:w="6236"/>
+            <w:tcW w:type="dxa" w:w="4195"/>
           </w:tcPr>
           <w:p>
             <w:r/>
@@ -18790,6 +19042,20 @@
                 <w:sz w:val="13"/>
               </w:rPr>
               <w:t>pandas 3 upgrade: chained-assignment cleaning becomes a no-op</w:t>
+            </w:r>
+          </w:p>
+        </w:tc>
+        <w:tc>
+          <w:tcPr>
+            <w:tcW w:type="dxa" w:w="2494"/>
+          </w:tcPr>
+          <w:p>
+            <w:r/>
+            <w:r>
+              <w:rPr>
+                <w:sz w:val="13"/>
+              </w:rPr>
+              <w:t>–</w:t>
             </w:r>
           </w:p>
         </w:tc>
@@ -18797,7 +19063,7 @@
       <w:tr>
         <w:tc>
           <w:tcPr>
-            <w:tcW w:type="dxa" w:w="1020"/>
+            <w:tcW w:type="dxa" w:w="907"/>
           </w:tcPr>
           <w:p>
             <w:r/>
@@ -18811,7 +19077,7 @@
         </w:tc>
         <w:tc>
           <w:tcPr>
-            <w:tcW w:type="dxa" w:w="567"/>
+            <w:tcW w:type="dxa" w:w="510"/>
           </w:tcPr>
           <w:p>
             <w:r/>
@@ -18825,7 +19091,7 @@
         </w:tc>
         <w:tc>
           <w:tcPr>
-            <w:tcW w:type="dxa" w:w="1644"/>
+            <w:tcW w:type="dxa" w:w="1361"/>
           </w:tcPr>
           <w:p>
             <w:r/>
@@ -18839,7 +19105,7 @@
         </w:tc>
         <w:tc>
           <w:tcPr>
-            <w:tcW w:type="dxa" w:w="6236"/>
+            <w:tcW w:type="dxa" w:w="4195"/>
           </w:tcPr>
           <w:p>
             <w:r/>
@@ -18848,6 +19114,20 @@
                 <w:sz w:val="13"/>
               </w:rPr>
               <w:t>timestamps shifted as if converted from UTC</w:t>
+            </w:r>
+          </w:p>
+        </w:tc>
+        <w:tc>
+          <w:tcPr>
+            <w:tcW w:type="dxa" w:w="2494"/>
+          </w:tcPr>
+          <w:p>
+            <w:r/>
+            <w:r>
+              <w:rPr>
+                <w:sz w:val="13"/>
+              </w:rPr>
+              <w:t>–</w:t>
             </w:r>
           </w:p>
         </w:tc>
@@ -18855,7 +19135,7 @@
       <w:tr>
         <w:tc>
           <w:tcPr>
-            <w:tcW w:type="dxa" w:w="1020"/>
+            <w:tcW w:type="dxa" w:w="907"/>
           </w:tcPr>
           <w:p>
             <w:r/>
@@ -18869,7 +19149,7 @@
         </w:tc>
         <w:tc>
           <w:tcPr>
-            <w:tcW w:type="dxa" w:w="567"/>
+            <w:tcW w:type="dxa" w:w="510"/>
           </w:tcPr>
           <w:p>
             <w:r/>
@@ -18883,7 +19163,7 @@
         </w:tc>
         <w:tc>
           <w:tcPr>
-            <w:tcW w:type="dxa" w:w="1644"/>
+            <w:tcW w:type="dxa" w:w="1361"/>
           </w:tcPr>
           <w:p>
             <w:r/>
@@ -18897,7 +19177,7 @@
         </w:tc>
         <w:tc>
           <w:tcPr>
-            <w:tcW w:type="dxa" w:w="6236"/>
+            <w:tcW w:type="dxa" w:w="4195"/>
           </w:tcPr>
           <w:p>
             <w:r/>
@@ -18906,6 +19186,20 @@
                 <w:sz w:val="13"/>
               </w:rPr>
               <w:t>dropoff zone joined on the pickup id (copy-paste key bug)</w:t>
+            </w:r>
+          </w:p>
+        </w:tc>
+        <w:tc>
+          <w:tcPr>
+            <w:tcW w:type="dxa" w:w="2494"/>
+          </w:tcPr>
+          <w:p>
+            <w:r/>
+            <w:r>
+              <w:rPr>
+                <w:sz w:val="13"/>
+              </w:rPr>
+              <w:t>–</w:t>
             </w:r>
           </w:p>
         </w:tc>
@@ -18913,7 +19207,7 @@
       <w:tr>
         <w:tc>
           <w:tcPr>
-            <w:tcW w:type="dxa" w:w="1020"/>
+            <w:tcW w:type="dxa" w:w="907"/>
           </w:tcPr>
           <w:p>
             <w:r/>
@@ -18927,7 +19221,7 @@
         </w:tc>
         <w:tc>
           <w:tcPr>
-            <w:tcW w:type="dxa" w:w="567"/>
+            <w:tcW w:type="dxa" w:w="510"/>
           </w:tcPr>
           <w:p>
             <w:r/>
@@ -18941,7 +19235,7 @@
         </w:tc>
         <w:tc>
           <w:tcPr>
-            <w:tcW w:type="dxa" w:w="1644"/>
+            <w:tcW w:type="dxa" w:w="1361"/>
           </w:tcPr>
           <w:p>
             <w:r/>
@@ -18955,7 +19249,7 @@
         </w:tc>
         <w:tc>
           <w:tcPr>
-            <w:tcW w:type="dxa" w:w="6236"/>
+            <w:tcW w:type="dxa" w:w="4195"/>
           </w:tcPr>
           <w:p>
             <w:r/>
@@ -18964,6 +19258,20 @@
                 <w:sz w:val="13"/>
               </w:rPr>
               <w:t>trip distance converted to km (unit change)</w:t>
+            </w:r>
+          </w:p>
+        </w:tc>
+        <w:tc>
+          <w:tcPr>
+            <w:tcW w:type="dxa" w:w="2494"/>
+          </w:tcPr>
+          <w:p>
+            <w:r/>
+            <w:r>
+              <w:rPr>
+                <w:sz w:val="13"/>
+              </w:rPr>
+              <w:t>–</w:t>
             </w:r>
           </w:p>
         </w:tc>
@@ -18971,7 +19279,7 @@
       <w:tr>
         <w:tc>
           <w:tcPr>
-            <w:tcW w:type="dxa" w:w="1020"/>
+            <w:tcW w:type="dxa" w:w="907"/>
           </w:tcPr>
           <w:p>
             <w:r/>
@@ -18985,7 +19293,7 @@
         </w:tc>
         <w:tc>
           <w:tcPr>
-            <w:tcW w:type="dxa" w:w="567"/>
+            <w:tcW w:type="dxa" w:w="510"/>
           </w:tcPr>
           <w:p>
             <w:r/>
@@ -18999,7 +19307,7 @@
         </w:tc>
         <w:tc>
           <w:tcPr>
-            <w:tcW w:type="dxa" w:w="1644"/>
+            <w:tcW w:type="dxa" w:w="1361"/>
           </w:tcPr>
           <w:p>
             <w:r/>
@@ -19013,7 +19321,7 @@
         </w:tc>
         <w:tc>
           <w:tcPr>
-            <w:tcW w:type="dxa" w:w="6236"/>
+            <w:tcW w:type="dxa" w:w="4195"/>
           </w:tcPr>
           <w:p>
             <w:r/>
@@ -19022,6 +19330,20 @@
                 <w:sz w:val="13"/>
               </w:rPr>
               <w:t>categorical codes re-fitted at serving time (training/serving skew)</w:t>
+            </w:r>
+          </w:p>
+        </w:tc>
+        <w:tc>
+          <w:tcPr>
+            <w:tcW w:type="dxa" w:w="2494"/>
+          </w:tcPr>
+          <w:p>
+            <w:r/>
+            <w:r>
+              <w:rPr>
+                <w:sz w:val="13"/>
+              </w:rPr>
+              <w:t>–</w:t>
             </w:r>
           </w:p>
         </w:tc>
@@ -19029,7 +19351,7 @@
       <w:tr>
         <w:tc>
           <w:tcPr>
-            <w:tcW w:type="dxa" w:w="1020"/>
+            <w:tcW w:type="dxa" w:w="907"/>
           </w:tcPr>
           <w:p>
             <w:r/>
@@ -19043,7 +19365,7 @@
         </w:tc>
         <w:tc>
           <w:tcPr>
-            <w:tcW w:type="dxa" w:w="567"/>
+            <w:tcW w:type="dxa" w:w="510"/>
           </w:tcPr>
           <w:p>
             <w:r/>
@@ -19057,7 +19379,7 @@
         </w:tc>
         <w:tc>
           <w:tcPr>
-            <w:tcW w:type="dxa" w:w="1644"/>
+            <w:tcW w:type="dxa" w:w="1361"/>
           </w:tcPr>
           <w:p>
             <w:r/>
@@ -19071,7 +19393,7 @@
         </w:tc>
         <w:tc>
           <w:tcPr>
-            <w:tcW w:type="dxa" w:w="6236"/>
+            <w:tcW w:type="dxa" w:w="4195"/>
           </w:tcPr>
           <w:p>
             <w:r/>
@@ -19080,6 +19402,20 @@
                 <w:sz w:val="13"/>
               </w:rPr>
               <w:t>rate code key built from the published dtype ('1.0' after the double change)</w:t>
+            </w:r>
+          </w:p>
+        </w:tc>
+        <w:tc>
+          <w:tcPr>
+            <w:tcW w:type="dxa" w:w="2494"/>
+          </w:tcPr>
+          <w:p>
+            <w:r/>
+            <w:r>
+              <w:rPr>
+                <w:sz w:val="13"/>
+              </w:rPr>
+              <w:t>–</w:t>
             </w:r>
           </w:p>
         </w:tc>
@@ -19087,7 +19423,7 @@
       <w:tr>
         <w:tc>
           <w:tcPr>
-            <w:tcW w:type="dxa" w:w="1020"/>
+            <w:tcW w:type="dxa" w:w="907"/>
           </w:tcPr>
           <w:p>
             <w:r/>
@@ -19101,7 +19437,7 @@
         </w:tc>
         <w:tc>
           <w:tcPr>
-            <w:tcW w:type="dxa" w:w="567"/>
+            <w:tcW w:type="dxa" w:w="510"/>
           </w:tcPr>
           <w:p>
             <w:r/>
@@ -19115,7 +19451,7 @@
         </w:tc>
         <w:tc>
           <w:tcPr>
-            <w:tcW w:type="dxa" w:w="1644"/>
+            <w:tcW w:type="dxa" w:w="1361"/>
           </w:tcPr>
           <w:p>
             <w:r/>
@@ -19129,7 +19465,7 @@
         </w:tc>
         <w:tc>
           <w:tcPr>
-            <w:tcW w:type="dxa" w:w="6236"/>
+            <w:tcW w:type="dxa" w:w="4195"/>
           </w:tcPr>
           <w:p>
             <w:r/>
@@ -19138,6 +19474,20 @@
                 <w:sz w:val="13"/>
               </w:rPr>
               <w:t>case-sensitive lookup misses the renamed Airport_fee column (filled with 0)</w:t>
+            </w:r>
+          </w:p>
+        </w:tc>
+        <w:tc>
+          <w:tcPr>
+            <w:tcW w:type="dxa" w:w="2494"/>
+          </w:tcPr>
+          <w:p>
+            <w:r/>
+            <w:r>
+              <w:rPr>
+                <w:sz w:val="13"/>
+              </w:rPr>
+              <w:t>–</w:t>
             </w:r>
           </w:p>
         </w:tc>
@@ -19145,7 +19495,7 @@
       <w:tr>
         <w:tc>
           <w:tcPr>
-            <w:tcW w:type="dxa" w:w="1020"/>
+            <w:tcW w:type="dxa" w:w="907"/>
           </w:tcPr>
           <w:p>
             <w:r/>
@@ -19159,7 +19509,7 @@
         </w:tc>
         <w:tc>
           <w:tcPr>
-            <w:tcW w:type="dxa" w:w="567"/>
+            <w:tcW w:type="dxa" w:w="510"/>
           </w:tcPr>
           <w:p>
             <w:r/>
@@ -19173,7 +19523,7 @@
         </w:tc>
         <w:tc>
           <w:tcPr>
-            <w:tcW w:type="dxa" w:w="1644"/>
+            <w:tcW w:type="dxa" w:w="1361"/>
           </w:tcPr>
           <w:p>
             <w:r/>
@@ -19187,7 +19537,7 @@
         </w:tc>
         <w:tc>
           <w:tcPr>
-            <w:tcW w:type="dxa" w:w="6236"/>
+            <w:tcW w:type="dxa" w:w="4195"/>
           </w:tcPr>
           <w:p>
             <w:r/>
@@ -19196,6 +19546,20 @@
                 <w:sz w:val="13"/>
               </w:rPr>
               <w:t>new congestion fee not separated; lands in other_charges</w:t>
+            </w:r>
+          </w:p>
+        </w:tc>
+        <w:tc>
+          <w:tcPr>
+            <w:tcW w:type="dxa" w:w="2494"/>
+          </w:tcPr>
+          <w:p>
+            <w:r/>
+            <w:r>
+              <w:rPr>
+                <w:sz w:val="13"/>
+              </w:rPr>
+              <w:t>–</w:t>
             </w:r>
           </w:p>
         </w:tc>
@@ -19203,7 +19567,7 @@
       <w:tr>
         <w:tc>
           <w:tcPr>
-            <w:tcW w:type="dxa" w:w="1020"/>
+            <w:tcW w:type="dxa" w:w="907"/>
           </w:tcPr>
           <w:p>
             <w:r/>
@@ -19217,7 +19581,7 @@
         </w:tc>
         <w:tc>
           <w:tcPr>
-            <w:tcW w:type="dxa" w:w="567"/>
+            <w:tcW w:type="dxa" w:w="510"/>
           </w:tcPr>
           <w:p>
             <w:r/>
@@ -19231,7 +19595,7 @@
         </w:tc>
         <w:tc>
           <w:tcPr>
-            <w:tcW w:type="dxa" w:w="1644"/>
+            <w:tcW w:type="dxa" w:w="1361"/>
           </w:tcPr>
           <w:p>
             <w:r/>
@@ -19245,7 +19609,7 @@
         </w:tc>
         <w:tc>
           <w:tcPr>
-            <w:tcW w:type="dxa" w:w="6236"/>
+            <w:tcW w:type="dxa" w:w="4195"/>
           </w:tcPr>
           <w:p>
             <w:r/>
@@ -19254,6 +19618,20 @@
                 <w:sz w:val="13"/>
               </w:rPr>
               <w:t>lower-casing step dropped</w:t>
+            </w:r>
+          </w:p>
+        </w:tc>
+        <w:tc>
+          <w:tcPr>
+            <w:tcW w:type="dxa" w:w="2494"/>
+          </w:tcPr>
+          <w:p>
+            <w:r/>
+            <w:r>
+              <w:rPr>
+                <w:sz w:val="13"/>
+              </w:rPr>
+              <w:t>–</w:t>
             </w:r>
           </w:p>
         </w:tc>
@@ -19261,7 +19639,7 @@
       <w:tr>
         <w:tc>
           <w:tcPr>
-            <w:tcW w:type="dxa" w:w="1020"/>
+            <w:tcW w:type="dxa" w:w="907"/>
           </w:tcPr>
           <w:p>
             <w:r/>
@@ -19275,7 +19653,7 @@
         </w:tc>
         <w:tc>
           <w:tcPr>
-            <w:tcW w:type="dxa" w:w="567"/>
+            <w:tcW w:type="dxa" w:w="510"/>
           </w:tcPr>
           <w:p>
             <w:r/>
@@ -19289,7 +19667,7 @@
         </w:tc>
         <w:tc>
           <w:tcPr>
-            <w:tcW w:type="dxa" w:w="1644"/>
+            <w:tcW w:type="dxa" w:w="1361"/>
           </w:tcPr>
           <w:p>
             <w:r/>
@@ -19303,7 +19681,7 @@
         </w:tc>
         <w:tc>
           <w:tcPr>
-            <w:tcW w:type="dxa" w:w="6236"/>
+            <w:tcW w:type="dxa" w:w="4195"/>
           </w:tcPr>
           <w:p>
             <w:r/>
@@ -19312,6 +19690,20 @@
                 <w:sz w:val="13"/>
               </w:rPr>
               <w:t>description dropped by a field-mapping bug</w:t>
+            </w:r>
+          </w:p>
+        </w:tc>
+        <w:tc>
+          <w:tcPr>
+            <w:tcW w:type="dxa" w:w="2494"/>
+          </w:tcPr>
+          <w:p>
+            <w:r/>
+            <w:r>
+              <w:rPr>
+                <w:sz w:val="13"/>
+              </w:rPr>
+              <w:t>–</w:t>
             </w:r>
           </w:p>
         </w:tc>
@@ -19319,7 +19711,7 @@
       <w:tr>
         <w:tc>
           <w:tcPr>
-            <w:tcW w:type="dxa" w:w="1020"/>
+            <w:tcW w:type="dxa" w:w="907"/>
           </w:tcPr>
           <w:p>
             <w:r/>
@@ -19333,7 +19725,7 @@
         </w:tc>
         <w:tc>
           <w:tcPr>
-            <w:tcW w:type="dxa" w:w="567"/>
+            <w:tcW w:type="dxa" w:w="510"/>
           </w:tcPr>
           <w:p>
             <w:r/>
@@ -19347,7 +19739,7 @@
         </w:tc>
         <w:tc>
           <w:tcPr>
-            <w:tcW w:type="dxa" w:w="1644"/>
+            <w:tcW w:type="dxa" w:w="1361"/>
           </w:tcPr>
           <w:p>
             <w:r/>
@@ -19361,7 +19753,7 @@
         </w:tc>
         <w:tc>
           <w:tcPr>
-            <w:tcW w:type="dxa" w:w="6236"/>
+            <w:tcW w:type="dxa" w:w="4195"/>
           </w:tcPr>
           <w:p>
             <w:r/>
@@ -19370,6 +19762,20 @@
                 <w:sz w:val="13"/>
               </w:rPr>
               <w:t>UTF-8 text decoded as Latin-1 upstream</w:t>
+            </w:r>
+          </w:p>
+        </w:tc>
+        <w:tc>
+          <w:tcPr>
+            <w:tcW w:type="dxa" w:w="2494"/>
+          </w:tcPr>
+          <w:p>
+            <w:r/>
+            <w:r>
+              <w:rPr>
+                <w:sz w:val="13"/>
+              </w:rPr>
+              <w:t>–</w:t>
             </w:r>
           </w:p>
         </w:tc>
@@ -19377,7 +19783,7 @@
       <w:tr>
         <w:tc>
           <w:tcPr>
-            <w:tcW w:type="dxa" w:w="1020"/>
+            <w:tcW w:type="dxa" w:w="907"/>
           </w:tcPr>
           <w:p>
             <w:r/>
@@ -19391,7 +19797,7 @@
         </w:tc>
         <w:tc>
           <w:tcPr>
-            <w:tcW w:type="dxa" w:w="567"/>
+            <w:tcW w:type="dxa" w:w="510"/>
           </w:tcPr>
           <w:p>
             <w:r/>
@@ -19405,7 +19811,7 @@
         </w:tc>
         <w:tc>
           <w:tcPr>
-            <w:tcW w:type="dxa" w:w="1644"/>
+            <w:tcW w:type="dxa" w:w="1361"/>
           </w:tcPr>
           <w:p>
             <w:r/>
@@ -19419,7 +19825,7 @@
         </w:tc>
         <w:tc>
           <w:tcPr>
-            <w:tcW w:type="dxa" w:w="6236"/>
+            <w:tcW w:type="dxa" w:w="4195"/>
           </w:tcPr>
           <w:p>
             <w:r/>
@@ -19428,6 +19834,20 @@
                 <w:sz w:val="13"/>
               </w:rPr>
               <w:t>vocabulary re-fitted at serving time (training/serving skew)</w:t>
+            </w:r>
+          </w:p>
+        </w:tc>
+        <w:tc>
+          <w:tcPr>
+            <w:tcW w:type="dxa" w:w="2494"/>
+          </w:tcPr>
+          <w:p>
+            <w:r/>
+            <w:r>
+              <w:rPr>
+                <w:sz w:val="13"/>
+              </w:rPr>
+              <w:t>–</w:t>
             </w:r>
           </w:p>
         </w:tc>
@@ -19435,7 +19855,7 @@
       <w:tr>
         <w:tc>
           <w:tcPr>
-            <w:tcW w:type="dxa" w:w="1020"/>
+            <w:tcW w:type="dxa" w:w="907"/>
           </w:tcPr>
           <w:p>
             <w:r/>
@@ -19449,7 +19869,7 @@
         </w:tc>
         <w:tc>
           <w:tcPr>
-            <w:tcW w:type="dxa" w:w="567"/>
+            <w:tcW w:type="dxa" w:w="510"/>
           </w:tcPr>
           <w:p>
             <w:r/>
@@ -19463,7 +19883,7 @@
         </w:tc>
         <w:tc>
           <w:tcPr>
-            <w:tcW w:type="dxa" w:w="1644"/>
+            <w:tcW w:type="dxa" w:w="1361"/>
           </w:tcPr>
           <w:p>
             <w:r/>
@@ -19477,7 +19897,7 @@
         </w:tc>
         <w:tc>
           <w:tcPr>
-            <w:tcW w:type="dxa" w:w="6236"/>
+            <w:tcW w:type="dxa" w:w="4195"/>
           </w:tcPr>
           <w:p>
             <w:r/>
@@ -19486,6 +19906,20 @@
                 <w:sz w:val="13"/>
               </w:rPr>
               <w:t>section harmonisation table not refreshed for new section names</w:t>
+            </w:r>
+          </w:p>
+        </w:tc>
+        <w:tc>
+          <w:tcPr>
+            <w:tcW w:type="dxa" w:w="2494"/>
+          </w:tcPr>
+          <w:p>
+            <w:r/>
+            <w:r>
+              <w:rPr>
+                <w:sz w:val="13"/>
+              </w:rPr>
+              <w:t>–</w:t>
             </w:r>
           </w:p>
         </w:tc>
@@ -19493,7 +19927,7 @@
       <w:tr>
         <w:tc>
           <w:tcPr>
-            <w:tcW w:type="dxa" w:w="1020"/>
+            <w:tcW w:type="dxa" w:w="907"/>
           </w:tcPr>
           <w:p>
             <w:r/>
@@ -19507,7 +19941,7 @@
         </w:tc>
         <w:tc>
           <w:tcPr>
-            <w:tcW w:type="dxa" w:w="567"/>
+            <w:tcW w:type="dxa" w:w="510"/>
           </w:tcPr>
           <w:p>
             <w:r/>
@@ -19521,7 +19955,7 @@
         </w:tc>
         <w:tc>
           <w:tcPr>
-            <w:tcW w:type="dxa" w:w="1644"/>
+            <w:tcW w:type="dxa" w:w="1361"/>
           </w:tcPr>
           <w:p>
             <w:r/>
@@ -19535,15 +19969,29 @@
         </w:tc>
         <w:tc>
           <w:tcPr>
-            <w:tcW w:type="dxa" w:w="6236"/>
-          </w:tcPr>
-          <w:p>
-            <w:r/>
-            <w:r>
-              <w:rPr>
-                <w:sz w:val="13"/>
-              </w:rPr>
-              <w:t>month/day order swapped when parsing M/D/Y timestamps (nyc-taxi-data issue #3)</w:t>
+            <w:tcW w:type="dxa" w:w="4195"/>
+          </w:tcPr>
+          <w:p>
+            <w:r/>
+            <w:r>
+              <w:rPr>
+                <w:sz w:val="13"/>
+              </w:rPr>
+              <w:t>month/day order swapped when parsing M/D/Y timestamps</w:t>
+            </w:r>
+          </w:p>
+        </w:tc>
+        <w:tc>
+          <w:tcPr>
+            <w:tcW w:type="dxa" w:w="2494"/>
+          </w:tcPr>
+          <w:p>
+            <w:r/>
+            <w:r>
+              <w:rPr>
+                <w:sz w:val="13"/>
+              </w:rPr>
+              <w:t>nyc-taxi-data issue #3</w:t>
             </w:r>
           </w:p>
         </w:tc>
@@ -19551,7 +19999,7 @@
       <w:tr>
         <w:tc>
           <w:tcPr>
-            <w:tcW w:type="dxa" w:w="1020"/>
+            <w:tcW w:type="dxa" w:w="907"/>
           </w:tcPr>
           <w:p>
             <w:r/>
@@ -19565,7 +20013,7 @@
         </w:tc>
         <w:tc>
           <w:tcPr>
-            <w:tcW w:type="dxa" w:w="567"/>
+            <w:tcW w:type="dxa" w:w="510"/>
           </w:tcPr>
           <w:p>
             <w:r/>
@@ -19579,7 +20027,7 @@
         </w:tc>
         <w:tc>
           <w:tcPr>
-            <w:tcW w:type="dxa" w:w="1644"/>
+            <w:tcW w:type="dxa" w:w="1361"/>
           </w:tcPr>
           <w:p>
             <w:r/>
@@ -19593,7 +20041,7 @@
         </w:tc>
         <w:tc>
           <w:tcPr>
-            <w:tcW w:type="dxa" w:w="6236"/>
+            <w:tcW w:type="dxa" w:w="4195"/>
           </w:tcPr>
           <w:p>
             <w:r/>
@@ -19602,6 +20050,20 @@
                 <w:sz w:val="13"/>
               </w:rPr>
               <w:t>end coordinates looked up with the start station id (copy-paste key bug)</w:t>
+            </w:r>
+          </w:p>
+        </w:tc>
+        <w:tc>
+          <w:tcPr>
+            <w:tcW w:type="dxa" w:w="2494"/>
+          </w:tcPr>
+          <w:p>
+            <w:r/>
+            <w:r>
+              <w:rPr>
+                <w:sz w:val="13"/>
+              </w:rPr>
+              <w:t>–</w:t>
             </w:r>
           </w:p>
         </w:tc>
@@ -19609,7 +20071,7 @@
       <w:tr>
         <w:tc>
           <w:tcPr>
-            <w:tcW w:type="dxa" w:w="1020"/>
+            <w:tcW w:type="dxa" w:w="907"/>
           </w:tcPr>
           <w:p>
             <w:r/>
@@ -19623,7 +20085,7 @@
         </w:tc>
         <w:tc>
           <w:tcPr>
-            <w:tcW w:type="dxa" w:w="567"/>
+            <w:tcW w:type="dxa" w:w="510"/>
           </w:tcPr>
           <w:p>
             <w:r/>
@@ -19637,7 +20099,7 @@
         </w:tc>
         <w:tc>
           <w:tcPr>
-            <w:tcW w:type="dxa" w:w="1644"/>
+            <w:tcW w:type="dxa" w:w="1361"/>
           </w:tcPr>
           <w:p>
             <w:r/>
@@ -19651,15 +20113,29 @@
         </w:tc>
         <w:tc>
           <w:tcPr>
-            <w:tcW w:type="dxa" w:w="6236"/>
-          </w:tcPr>
-          <w:p>
-            <w:r/>
-            <w:r>
-              <w:rPr>
-                <w:sz w:val="13"/>
-              </w:rPr>
-              <w:t>pandas 3 upgrade: chained assignment blanking round-trip distances becomes a no-op (pandas 3.0 release notes (copy-on-write))</w:t>
+            <w:tcW w:type="dxa" w:w="4195"/>
+          </w:tcPr>
+          <w:p>
+            <w:r/>
+            <w:r>
+              <w:rPr>
+                <w:sz w:val="13"/>
+              </w:rPr>
+              <w:t>pandas 3 upgrade: chained assignment blanking round-trip distances becomes a no-op</w:t>
+            </w:r>
+          </w:p>
+        </w:tc>
+        <w:tc>
+          <w:tcPr>
+            <w:tcW w:type="dxa" w:w="2494"/>
+          </w:tcPr>
+          <w:p>
+            <w:r/>
+            <w:r>
+              <w:rPr>
+                <w:sz w:val="13"/>
+              </w:rPr>
+              <w:t>pandas 3.0 release notes (copy-on-write)</w:t>
             </w:r>
           </w:p>
         </w:tc>
@@ -19667,7 +20143,7 @@
       <w:tr>
         <w:tc>
           <w:tcPr>
-            <w:tcW w:type="dxa" w:w="1020"/>
+            <w:tcW w:type="dxa" w:w="907"/>
           </w:tcPr>
           <w:p>
             <w:r/>
@@ -19681,7 +20157,7 @@
         </w:tc>
         <w:tc>
           <w:tcPr>
-            <w:tcW w:type="dxa" w:w="567"/>
+            <w:tcW w:type="dxa" w:w="510"/>
           </w:tcPr>
           <w:p>
             <w:r/>
@@ -19695,7 +20171,7 @@
         </w:tc>
         <w:tc>
           <w:tcPr>
-            <w:tcW w:type="dxa" w:w="1644"/>
+            <w:tcW w:type="dxa" w:w="1361"/>
           </w:tcPr>
           <w:p>
             <w:r/>
@@ -19709,7 +20185,7 @@
         </w:tc>
         <w:tc>
           <w:tcPr>
-            <w:tcW w:type="dxa" w:w="6236"/>
+            <w:tcW w:type="dxa" w:w="4195"/>
           </w:tcPr>
           <w:p>
             <w:r/>
@@ -19718,6 +20194,20 @@
                 <w:sz w:val="13"/>
               </w:rPr>
               <w:t>categorical codes re-fitted at serving time (training/serving skew)</w:t>
+            </w:r>
+          </w:p>
+        </w:tc>
+        <w:tc>
+          <w:tcPr>
+            <w:tcW w:type="dxa" w:w="2494"/>
+          </w:tcPr>
+          <w:p>
+            <w:r/>
+            <w:r>
+              <w:rPr>
+                <w:sz w:val="13"/>
+              </w:rPr>
+              <w:t>–</w:t>
             </w:r>
           </w:p>
         </w:tc>
@@ -19725,7 +20215,7 @@
       <w:tr>
         <w:tc>
           <w:tcPr>
-            <w:tcW w:type="dxa" w:w="1020"/>
+            <w:tcW w:type="dxa" w:w="907"/>
           </w:tcPr>
           <w:p>
             <w:r/>
@@ -19739,7 +20229,7 @@
         </w:tc>
         <w:tc>
           <w:tcPr>
-            <w:tcW w:type="dxa" w:w="567"/>
+            <w:tcW w:type="dxa" w:w="510"/>
           </w:tcPr>
           <w:p>
             <w:r/>
@@ -19753,7 +20243,7 @@
         </w:tc>
         <w:tc>
           <w:tcPr>
-            <w:tcW w:type="dxa" w:w="1644"/>
+            <w:tcW w:type="dxa" w:w="1361"/>
           </w:tcPr>
           <w:p>
             <w:r/>
@@ -19767,15 +20257,29 @@
         </w:tc>
         <w:tc>
           <w:tcPr>
-            <w:tcW w:type="dxa" w:w="6236"/>
-          </w:tcPr>
-          <w:p>
-            <w:r/>
-            <w:r>
-              <w:rPr>
-                <w:sz w:val="13"/>
-              </w:rPr>
-              <w:t>unseen categories encoded as the reference category (scikit-learn issue #34549)</w:t>
+            <w:tcW w:type="dxa" w:w="4195"/>
+          </w:tcPr>
+          <w:p>
+            <w:r/>
+            <w:r>
+              <w:rPr>
+                <w:sz w:val="13"/>
+              </w:rPr>
+              <w:t>unseen categories encoded as the reference category</w:t>
+            </w:r>
+          </w:p>
+        </w:tc>
+        <w:tc>
+          <w:tcPr>
+            <w:tcW w:type="dxa" w:w="2494"/>
+          </w:tcPr>
+          <w:p>
+            <w:r/>
+            <w:r>
+              <w:rPr>
+                <w:sz w:val="13"/>
+              </w:rPr>
+              <w:t>scikit-learn issue #34549</w:t>
             </w:r>
           </w:p>
         </w:tc>
@@ -19783,7 +20287,7 @@
       <w:tr>
         <w:tc>
           <w:tcPr>
-            <w:tcW w:type="dxa" w:w="1020"/>
+            <w:tcW w:type="dxa" w:w="907"/>
           </w:tcPr>
           <w:p>
             <w:r/>
@@ -19797,7 +20301,7 @@
         </w:tc>
         <w:tc>
           <w:tcPr>
-            <w:tcW w:type="dxa" w:w="567"/>
+            <w:tcW w:type="dxa" w:w="510"/>
           </w:tcPr>
           <w:p>
             <w:r/>
@@ -19811,7 +20315,7 @@
         </w:tc>
         <w:tc>
           <w:tcPr>
-            <w:tcW w:type="dxa" w:w="1644"/>
+            <w:tcW w:type="dxa" w:w="1361"/>
           </w:tcPr>
           <w:p>
             <w:r/>
@@ -19825,7 +20329,7 @@
         </w:tc>
         <w:tc>
           <w:tcPr>
-            <w:tcW w:type="dxa" w:w="6236"/>
+            <w:tcW w:type="dxa" w:w="4195"/>
           </w:tcPr>
           <w:p>
             <w:r/>
@@ -19834,6 +20338,20 @@
                 <w:sz w:val="13"/>
               </w:rPr>
               <w:t>timestamps parsed with the previous published format</w:t>
+            </w:r>
+          </w:p>
+        </w:tc>
+        <w:tc>
+          <w:tcPr>
+            <w:tcW w:type="dxa" w:w="2494"/>
+          </w:tcPr>
+          <w:p>
+            <w:r/>
+            <w:r>
+              <w:rPr>
+                <w:sz w:val="13"/>
+              </w:rPr>
+              <w:t>–</w:t>
             </w:r>
           </w:p>
         </w:tc>
@@ -19841,7 +20359,7 @@
       <w:tr>
         <w:tc>
           <w:tcPr>
-            <w:tcW w:type="dxa" w:w="1020"/>
+            <w:tcW w:type="dxa" w:w="907"/>
           </w:tcPr>
           <w:p>
             <w:r/>
@@ -19855,7 +20373,7 @@
         </w:tc>
         <w:tc>
           <w:tcPr>
-            <w:tcW w:type="dxa" w:w="567"/>
+            <w:tcW w:type="dxa" w:w="510"/>
           </w:tcPr>
           <w:p>
             <w:r/>
@@ -19869,7 +20387,7 @@
         </w:tc>
         <w:tc>
           <w:tcPr>
-            <w:tcW w:type="dxa" w:w="1644"/>
+            <w:tcW w:type="dxa" w:w="1361"/>
           </w:tcPr>
           <w:p>
             <w:r/>
@@ -19883,7 +20401,7 @@
         </w:tc>
         <w:tc>
           <w:tcPr>
-            <w:tcW w:type="dxa" w:w="6236"/>
+            <w:tcW w:type="dxa" w:w="4195"/>
           </w:tcPr>
           <w:p>
             <w:r/>
@@ -19892,6 +20410,20 @@
                 <w:sz w:val="13"/>
               </w:rPr>
               <w:t>trip duration with thousands separators parsed without removing them</w:t>
+            </w:r>
+          </w:p>
+        </w:tc>
+        <w:tc>
+          <w:tcPr>
+            <w:tcW w:type="dxa" w:w="2494"/>
+          </w:tcPr>
+          <w:p>
+            <w:r/>
+            <w:r>
+              <w:rPr>
+                <w:sz w:val="13"/>
+              </w:rPr>
+              <w:t>–</w:t>
             </w:r>
           </w:p>
         </w:tc>
@@ -19899,7 +20431,7 @@
       <w:tr>
         <w:tc>
           <w:tcPr>
-            <w:tcW w:type="dxa" w:w="1020"/>
+            <w:tcW w:type="dxa" w:w="907"/>
           </w:tcPr>
           <w:p>
             <w:r/>
@@ -19913,7 +20445,7 @@
         </w:tc>
         <w:tc>
           <w:tcPr>
-            <w:tcW w:type="dxa" w:w="567"/>
+            <w:tcW w:type="dxa" w:w="510"/>
           </w:tcPr>
           <w:p>
             <w:r/>
@@ -19927,7 +20459,7 @@
         </w:tc>
         <w:tc>
           <w:tcPr>
-            <w:tcW w:type="dxa" w:w="1644"/>
+            <w:tcW w:type="dxa" w:w="1361"/>
           </w:tcPr>
           <w:p>
             <w:r/>
@@ -19941,7 +20473,7 @@
         </w:tc>
         <w:tc>
           <w:tcPr>
-            <w:tcW w:type="dxa" w:w="6236"/>
+            <w:tcW w:type="dxa" w:w="4195"/>
           </w:tcPr>
           <w:p>
             <w:r/>
@@ -19950,6 +20482,20 @@
                 <w:sz w:val="13"/>
               </w:rPr>
               <w:t>user type mapped with the Subscriber/Customer rule: every member/casual value becomes casual</w:t>
+            </w:r>
+          </w:p>
+        </w:tc>
+        <w:tc>
+          <w:tcPr>
+            <w:tcW w:type="dxa" w:w="2494"/>
+          </w:tcPr>
+          <w:p>
+            <w:r/>
+            <w:r>
+              <w:rPr>
+                <w:sz w:val="13"/>
+              </w:rPr>
+              <w:t>–</w:t>
             </w:r>
           </w:p>
         </w:tc>
@@ -19957,7 +20503,7 @@
       <w:tr>
         <w:tc>
           <w:tcPr>
-            <w:tcW w:type="dxa" w:w="1020"/>
+            <w:tcW w:type="dxa" w:w="907"/>
           </w:tcPr>
           <w:p>
             <w:r/>
@@ -19971,7 +20517,7 @@
         </w:tc>
         <w:tc>
           <w:tcPr>
-            <w:tcW w:type="dxa" w:w="567"/>
+            <w:tcW w:type="dxa" w:w="510"/>
           </w:tcPr>
           <w:p>
             <w:r/>
@@ -19985,7 +20531,7 @@
         </w:tc>
         <w:tc>
           <w:tcPr>
-            <w:tcW w:type="dxa" w:w="1644"/>
+            <w:tcW w:type="dxa" w:w="1361"/>
           </w:tcPr>
           <w:p>
             <w:r/>
@@ -19999,7 +20545,7 @@
         </w:tc>
         <w:tc>
           <w:tcPr>
-            <w:tcW w:type="dxa" w:w="6236"/>
+            <w:tcW w:type="dxa" w:w="4195"/>
           </w:tcPr>
           <w:p>
             <w:r/>
@@ -20008,6 +20554,20 @@
                 <w:sz w:val="13"/>
               </w:rPr>
               <w:t>station coordinates still taken from the 2017 station table instead of the records</w:t>
+            </w:r>
+          </w:p>
+        </w:tc>
+        <w:tc>
+          <w:tcPr>
+            <w:tcW w:type="dxa" w:w="2494"/>
+          </w:tcPr>
+          <w:p>
+            <w:r/>
+            <w:r>
+              <w:rPr>
+                <w:sz w:val="13"/>
+              </w:rPr>
+              <w:t>–</w:t>
             </w:r>
           </w:p>
         </w:tc>
@@ -20015,7 +20575,7 @@
       <w:tr>
         <w:tc>
           <w:tcPr>
-            <w:tcW w:type="dxa" w:w="1020"/>
+            <w:tcW w:type="dxa" w:w="907"/>
           </w:tcPr>
           <w:p>
             <w:r/>
@@ -20029,7 +20589,7 @@
         </w:tc>
         <w:tc>
           <w:tcPr>
-            <w:tcW w:type="dxa" w:w="567"/>
+            <w:tcW w:type="dxa" w:w="510"/>
           </w:tcPr>
           <w:p>
             <w:r/>
@@ -20043,7 +20603,7 @@
         </w:tc>
         <w:tc>
           <w:tcPr>
-            <w:tcW w:type="dxa" w:w="1644"/>
+            <w:tcW w:type="dxa" w:w="1361"/>
           </w:tcPr>
           <w:p>
             <w:r/>
@@ -20057,7 +20617,7 @@
         </w:tc>
         <w:tc>
           <w:tcPr>
-            <w:tcW w:type="dxa" w:w="6236"/>
+            <w:tcW w:type="dxa" w:w="4195"/>
           </w:tcPr>
           <w:p>
             <w:r/>
@@ -20066,6 +20626,20 @@
                 <w:sz w:val="13"/>
               </w:rPr>
               <w:t>blank station ids of dockless trips compared as equal: counted as round trips</w:t>
+            </w:r>
+          </w:p>
+        </w:tc>
+        <w:tc>
+          <w:tcPr>
+            <w:tcW w:type="dxa" w:w="2494"/>
+          </w:tcPr>
+          <w:p>
+            <w:r/>
+            <w:r>
+              <w:rPr>
+                <w:sz w:val="13"/>
+              </w:rPr>
+              <w:t>–</w:t>
             </w:r>
           </w:p>
         </w:tc>
@@ -20073,7 +20647,7 @@
       <w:tr>
         <w:tc>
           <w:tcPr>
-            <w:tcW w:type="dxa" w:w="1020"/>
+            <w:tcW w:type="dxa" w:w="907"/>
           </w:tcPr>
           <w:p>
             <w:r/>
@@ -20087,7 +20661,7 @@
         </w:tc>
         <w:tc>
           <w:tcPr>
-            <w:tcW w:type="dxa" w:w="567"/>
+            <w:tcW w:type="dxa" w:w="510"/>
           </w:tcPr>
           <w:p>
             <w:r/>
@@ -20101,7 +20675,7 @@
         </w:tc>
         <w:tc>
           <w:tcPr>
-            <w:tcW w:type="dxa" w:w="1644"/>
+            <w:tcW w:type="dxa" w:w="1361"/>
           </w:tcPr>
           <w:p>
             <w:r/>
@@ -20115,15 +20689,29 @@
         </w:tc>
         <w:tc>
           <w:tcPr>
-            <w:tcW w:type="dxa" w:w="6236"/>
-          </w:tcPr>
-          <w:p>
-            <w:r/>
-            <w:r>
-              <w:rPr>
-                <w:sz w:val="13"/>
-              </w:rPr>
-              <w:t>pandas 3 upgrade: chained-assignment missing-income sentinel becomes a no-op (pandas 3.0 release notes (copy-on-write))</w:t>
+            <w:tcW w:type="dxa" w:w="4195"/>
+          </w:tcPr>
+          <w:p>
+            <w:r/>
+            <w:r>
+              <w:rPr>
+                <w:sz w:val="13"/>
+              </w:rPr>
+              <w:t>pandas 3 upgrade: chained-assignment missing-income sentinel becomes a no-op</w:t>
+            </w:r>
+          </w:p>
+        </w:tc>
+        <w:tc>
+          <w:tcPr>
+            <w:tcW w:type="dxa" w:w="2494"/>
+          </w:tcPr>
+          <w:p>
+            <w:r/>
+            <w:r>
+              <w:rPr>
+                <w:sz w:val="13"/>
+              </w:rPr>
+              <w:t>pandas 3.0 release notes (copy-on-write)</w:t>
             </w:r>
           </w:p>
         </w:tc>
@@ -20131,7 +20719,7 @@
       <w:tr>
         <w:tc>
           <w:tcPr>
-            <w:tcW w:type="dxa" w:w="1020"/>
+            <w:tcW w:type="dxa" w:w="907"/>
           </w:tcPr>
           <w:p>
             <w:r/>
@@ -20145,7 +20733,7 @@
         </w:tc>
         <w:tc>
           <w:tcPr>
-            <w:tcW w:type="dxa" w:w="567"/>
+            <w:tcW w:type="dxa" w:w="510"/>
           </w:tcPr>
           <w:p>
             <w:r/>
@@ -20159,7 +20747,7 @@
         </w:tc>
         <w:tc>
           <w:tcPr>
-            <w:tcW w:type="dxa" w:w="1644"/>
+            <w:tcW w:type="dxa" w:w="1361"/>
           </w:tcPr>
           <w:p>
             <w:r/>
@@ -20173,15 +20761,29 @@
         </w:tc>
         <w:tc>
           <w:tcPr>
-            <w:tcW w:type="dxa" w:w="6236"/>
-          </w:tcPr>
-          <w:p>
-            <w:r/>
-            <w:r>
-              <w:rPr>
-                <w:sz w:val="13"/>
-              </w:rPr>
-              <w:t>np.nan_to_num(x, -1): missing income becomes 0 instead of -1 (folktables issue #39)</w:t>
+            <w:tcW w:type="dxa" w:w="4195"/>
+          </w:tcPr>
+          <w:p>
+            <w:r/>
+            <w:r>
+              <w:rPr>
+                <w:sz w:val="13"/>
+              </w:rPr>
+              <w:t>np.nan_to_num(x, -1): missing income becomes 0 instead of -1</w:t>
+            </w:r>
+          </w:p>
+        </w:tc>
+        <w:tc>
+          <w:tcPr>
+            <w:tcW w:type="dxa" w:w="2494"/>
+          </w:tcPr>
+          <w:p>
+            <w:r/>
+            <w:r>
+              <w:rPr>
+                <w:sz w:val="13"/>
+              </w:rPr>
+              <w:t>folktables issue #39</w:t>
             </w:r>
           </w:p>
         </w:tc>
@@ -20189,7 +20791,7 @@
       <w:tr>
         <w:tc>
           <w:tcPr>
-            <w:tcW w:type="dxa" w:w="1020"/>
+            <w:tcW w:type="dxa" w:w="907"/>
           </w:tcPr>
           <w:p>
             <w:r/>
@@ -20203,7 +20805,7 @@
         </w:tc>
         <w:tc>
           <w:tcPr>
-            <w:tcW w:type="dxa" w:w="567"/>
+            <w:tcW w:type="dxa" w:w="510"/>
           </w:tcPr>
           <w:p>
             <w:r/>
@@ -20217,7 +20819,7 @@
         </w:tc>
         <w:tc>
           <w:tcPr>
-            <w:tcW w:type="dxa" w:w="1644"/>
+            <w:tcW w:type="dxa" w:w="1361"/>
           </w:tcPr>
           <w:p>
             <w:r/>
@@ -20231,7 +20833,7 @@
         </w:tc>
         <w:tc>
           <w:tcPr>
-            <w:tcW w:type="dxa" w:w="6236"/>
+            <w:tcW w:type="dxa" w:w="4195"/>
           </w:tcPr>
           <w:p>
             <w:r/>
@@ -20240,6 +20842,20 @@
                 <w:sz w:val="13"/>
               </w:rPr>
               <w:t>loan-to-income ratio computed upside down</w:t>
+            </w:r>
+          </w:p>
+        </w:tc>
+        <w:tc>
+          <w:tcPr>
+            <w:tcW w:type="dxa" w:w="2494"/>
+          </w:tcPr>
+          <w:p>
+            <w:r/>
+            <w:r>
+              <w:rPr>
+                <w:sz w:val="13"/>
+              </w:rPr>
+              <w:t>–</w:t>
             </w:r>
           </w:p>
         </w:tc>
@@ -20247,7 +20863,7 @@
       <w:tr>
         <w:tc>
           <w:tcPr>
-            <w:tcW w:type="dxa" w:w="1020"/>
+            <w:tcW w:type="dxa" w:w="907"/>
           </w:tcPr>
           <w:p>
             <w:r/>
@@ -20261,7 +20877,7 @@
         </w:tc>
         <w:tc>
           <w:tcPr>
-            <w:tcW w:type="dxa" w:w="567"/>
+            <w:tcW w:type="dxa" w:w="510"/>
           </w:tcPr>
           <w:p>
             <w:r/>
@@ -20275,7 +20891,7 @@
         </w:tc>
         <w:tc>
           <w:tcPr>
-            <w:tcW w:type="dxa" w:w="1644"/>
+            <w:tcW w:type="dxa" w:w="1361"/>
           </w:tcPr>
           <w:p>
             <w:r/>
@@ -20289,7 +20905,7 @@
         </w:tc>
         <w:tc>
           <w:tcPr>
-            <w:tcW w:type="dxa" w:w="6236"/>
+            <w:tcW w:type="dxa" w:w="4195"/>
           </w:tcPr>
           <w:p>
             <w:r/>
@@ -20298,6 +20914,20 @@
                 <w:sz w:val="13"/>
               </w:rPr>
               <w:t>categorical codes re-fitted at serving time (training/serving skew)</w:t>
+            </w:r>
+          </w:p>
+        </w:tc>
+        <w:tc>
+          <w:tcPr>
+            <w:tcW w:type="dxa" w:w="2494"/>
+          </w:tcPr>
+          <w:p>
+            <w:r/>
+            <w:r>
+              <w:rPr>
+                <w:sz w:val="13"/>
+              </w:rPr>
+              <w:t>–</w:t>
             </w:r>
           </w:p>
         </w:tc>
@@ -20305,7 +20935,7 @@
       <w:tr>
         <w:tc>
           <w:tcPr>
-            <w:tcW w:type="dxa" w:w="1020"/>
+            <w:tcW w:type="dxa" w:w="907"/>
           </w:tcPr>
           <w:p>
             <w:r/>
@@ -20319,7 +20949,7 @@
         </w:tc>
         <w:tc>
           <w:tcPr>
-            <w:tcW w:type="dxa" w:w="567"/>
+            <w:tcW w:type="dxa" w:w="510"/>
           </w:tcPr>
           <w:p>
             <w:r/>
@@ -20333,7 +20963,7 @@
         </w:tc>
         <w:tc>
           <w:tcPr>
-            <w:tcW w:type="dxa" w:w="1644"/>
+            <w:tcW w:type="dxa" w:w="1361"/>
           </w:tcPr>
           <w:p>
             <w:r/>
@@ -20347,15 +20977,29 @@
         </w:tc>
         <w:tc>
           <w:tcPr>
-            <w:tcW w:type="dxa" w:w="6236"/>
-          </w:tcPr>
-          <w:p>
-            <w:r/>
-            <w:r>
-              <w:rPr>
-                <w:sz w:val="13"/>
-              </w:rPr>
-              <w:t>unseen categories encoded as the reference category (scikit-learn issue #34549)</w:t>
+            <w:tcW w:type="dxa" w:w="4195"/>
+          </w:tcPr>
+          <w:p>
+            <w:r/>
+            <w:r>
+              <w:rPr>
+                <w:sz w:val="13"/>
+              </w:rPr>
+              <w:t>unseen categories encoded as the reference category</w:t>
+            </w:r>
+          </w:p>
+        </w:tc>
+        <w:tc>
+          <w:tcPr>
+            <w:tcW w:type="dxa" w:w="2494"/>
+          </w:tcPr>
+          <w:p>
+            <w:r/>
+            <w:r>
+              <w:rPr>
+                <w:sz w:val="13"/>
+              </w:rPr>
+              <w:t>scikit-learn issue #34549</w:t>
             </w:r>
           </w:p>
         </w:tc>
@@ -20363,7 +21007,7 @@
       <w:tr>
         <w:tc>
           <w:tcPr>
-            <w:tcW w:type="dxa" w:w="1020"/>
+            <w:tcW w:type="dxa" w:w="907"/>
           </w:tcPr>
           <w:p>
             <w:r/>
@@ -20377,7 +21021,7 @@
         </w:tc>
         <w:tc>
           <w:tcPr>
-            <w:tcW w:type="dxa" w:w="567"/>
+            <w:tcW w:type="dxa" w:w="510"/>
           </w:tcPr>
           <w:p>
             <w:r/>
@@ -20391,7 +21035,7 @@
         </w:tc>
         <w:tc>
           <w:tcPr>
-            <w:tcW w:type="dxa" w:w="1644"/>
+            <w:tcW w:type="dxa" w:w="1361"/>
           </w:tcPr>
           <w:p>
             <w:r/>
@@ -20405,7 +21049,7 @@
         </w:tc>
         <w:tc>
           <w:tcPr>
-            <w:tcW w:type="dxa" w:w="6236"/>
+            <w:tcW w:type="dxa" w:w="4195"/>
           </w:tcPr>
           <w:p>
             <w:r/>
@@ -20414,6 +21058,20 @@
                 <w:sz w:val="13"/>
               </w:rPr>
               <w:t>new adapter keeps the loan amount in dollars (was thousands)</w:t>
+            </w:r>
+          </w:p>
+        </w:tc>
+        <w:tc>
+          <w:tcPr>
+            <w:tcW w:type="dxa" w:w="2494"/>
+          </w:tcPr>
+          <w:p>
+            <w:r/>
+            <w:r>
+              <w:rPr>
+                <w:sz w:val="13"/>
+              </w:rPr>
+              <w:t>–</w:t>
             </w:r>
           </w:p>
         </w:tc>
@@ -20421,7 +21079,7 @@
       <w:tr>
         <w:tc>
           <w:tcPr>
-            <w:tcW w:type="dxa" w:w="1020"/>
+            <w:tcW w:type="dxa" w:w="907"/>
           </w:tcPr>
           <w:p>
             <w:r/>
@@ -20435,7 +21093,7 @@
         </w:tc>
         <w:tc>
           <w:tcPr>
-            <w:tcW w:type="dxa" w:w="567"/>
+            <w:tcW w:type="dxa" w:w="510"/>
           </w:tcPr>
           <w:p>
             <w:r/>
@@ -20449,7 +21107,7 @@
         </w:tc>
         <w:tc>
           <w:tcPr>
-            <w:tcW w:type="dxa" w:w="1644"/>
+            <w:tcW w:type="dxa" w:w="1361"/>
           </w:tcPr>
           <w:p>
             <w:r/>
@@ -20463,15 +21121,29 @@
         </w:tc>
         <w:tc>
           <w:tcPr>
-            <w:tcW w:type="dxa" w:w="6236"/>
-          </w:tcPr>
-          <w:p>
-            <w:r/>
-            <w:r>
-              <w:rPr>
-                <w:sz w:val="13"/>
-              </w:rPr>
-              <w:t>new loan-purpose codes 31/32/5 passed through instead of recoded (rename without recode) (folktables issue #22 (rename without recode))</w:t>
+            <w:tcW w:type="dxa" w:w="4195"/>
+          </w:tcPr>
+          <w:p>
+            <w:r/>
+            <w:r>
+              <w:rPr>
+                <w:sz w:val="13"/>
+              </w:rPr>
+              <w:t>new loan-purpose codes 31/32/5 passed through instead of recoded (rename without recode)</w:t>
+            </w:r>
+          </w:p>
+        </w:tc>
+        <w:tc>
+          <w:tcPr>
+            <w:tcW w:type="dxa" w:w="2494"/>
+          </w:tcPr>
+          <w:p>
+            <w:r/>
+            <w:r>
+              <w:rPr>
+                <w:sz w:val="13"/>
+              </w:rPr>
+              <w:t>folktables issue #22</w:t>
             </w:r>
           </w:p>
         </w:tc>
@@ -20479,7 +21151,7 @@
       <w:tr>
         <w:tc>
           <w:tcPr>
-            <w:tcW w:type="dxa" w:w="1020"/>
+            <w:tcW w:type="dxa" w:w="907"/>
           </w:tcPr>
           <w:p>
             <w:r/>
@@ -20493,7 +21165,7 @@
         </w:tc>
         <w:tc>
           <w:tcPr>
-            <w:tcW w:type="dxa" w:w="567"/>
+            <w:tcW w:type="dxa" w:w="510"/>
           </w:tcPr>
           <w:p>
             <w:r/>
@@ -20507,7 +21179,7 @@
         </w:tc>
         <w:tc>
           <w:tcPr>
-            <w:tcW w:type="dxa" w:w="1644"/>
+            <w:tcW w:type="dxa" w:w="1361"/>
           </w:tcPr>
           <w:p>
             <w:r/>
@@ -20521,7 +21193,7 @@
         </w:tc>
         <w:tc>
           <w:tcPr>
-            <w:tcW w:type="dxa" w:w="6236"/>
+            <w:tcW w:type="dxa" w:w="4195"/>
           </w:tcPr>
           <w:p>
             <w:r/>
@@ -20530,6 +21202,20 @@
                 <w:sz w:val="13"/>
               </w:rPr>
               <w:t>occupancy type read as the old owner-occupancy code (investment property becomes 'not applicable')</w:t>
+            </w:r>
+          </w:p>
+        </w:tc>
+        <w:tc>
+          <w:tcPr>
+            <w:tcW w:type="dxa" w:w="2494"/>
+          </w:tcPr>
+          <w:p>
+            <w:r/>
+            <w:r>
+              <w:rPr>
+                <w:sz w:val="13"/>
+              </w:rPr>
+              <w:t>–</w:t>
             </w:r>
           </w:p>
         </w:tc>
@@ -20537,7 +21223,7 @@
       <w:tr>
         <w:tc>
           <w:tcPr>
-            <w:tcW w:type="dxa" w:w="1020"/>
+            <w:tcW w:type="dxa" w:w="907"/>
           </w:tcPr>
           <w:p>
             <w:r/>
@@ -20551,7 +21237,7 @@
         </w:tc>
         <w:tc>
           <w:tcPr>
-            <w:tcW w:type="dxa" w:w="567"/>
+            <w:tcW w:type="dxa" w:w="510"/>
           </w:tcPr>
           <w:p>
             <w:r/>
@@ -20565,7 +21251,7 @@
         </w:tc>
         <w:tc>
           <w:tcPr>
-            <w:tcW w:type="dxa" w:w="1644"/>
+            <w:tcW w:type="dxa" w:w="1361"/>
           </w:tcPr>
           <w:p>
             <w:r/>
@@ -20579,7 +21265,7 @@
         </w:tc>
         <w:tc>
           <w:tcPr>
-            <w:tcW w:type="dxa" w:w="6236"/>
+            <w:tcW w:type="dxa" w:w="4195"/>
           </w:tcPr>
           <w:p>
             <w:r/>
@@ -20588,6 +21274,20 @@
                 <w:sz w:val="13"/>
               </w:rPr>
               <w:t>county key built the old way (state + county code) from the new 5-digit county code</w:t>
+            </w:r>
+          </w:p>
+        </w:tc>
+        <w:tc>
+          <w:tcPr>
+            <w:tcW w:type="dxa" w:w="2494"/>
+          </w:tcPr>
+          <w:p>
+            <w:r/>
+            <w:r>
+              <w:rPr>
+                <w:sz w:val="13"/>
+              </w:rPr>
+              <w:t>–</w:t>
             </w:r>
           </w:p>
         </w:tc>
@@ -20595,7 +21295,7 @@
       <w:tr>
         <w:tc>
           <w:tcPr>
-            <w:tcW w:type="dxa" w:w="1020"/>
+            <w:tcW w:type="dxa" w:w="907"/>
           </w:tcPr>
           <w:p>
             <w:r/>
@@ -20609,7 +21309,7 @@
         </w:tc>
         <w:tc>
           <w:tcPr>
-            <w:tcW w:type="dxa" w:w="567"/>
+            <w:tcW w:type="dxa" w:w="510"/>
           </w:tcPr>
           <w:p>
             <w:r/>
@@ -20623,7 +21323,7 @@
         </w:tc>
         <w:tc>
           <w:tcPr>
-            <w:tcW w:type="dxa" w:w="1644"/>
+            <w:tcW w:type="dxa" w:w="1361"/>
           </w:tcPr>
           <w:p>
             <w:r/>
@@ -20637,7 +21337,7 @@
         </w:tc>
         <w:tc>
           <w:tcPr>
-            <w:tcW w:type="dxa" w:w="6236"/>
+            <w:tcW w:type="dxa" w:w="4195"/>
           </w:tcPr>
           <w:p>
             <w:r/>
@@ -20646,6 +21346,20 @@
                 <w:sz w:val="13"/>
               </w:rPr>
               <w:t>new open-end / reverse / business-purpose flags ignored: products outside the old scope enter the data</w:t>
+            </w:r>
+          </w:p>
+        </w:tc>
+        <w:tc>
+          <w:tcPr>
+            <w:tcW w:type="dxa" w:w="2494"/>
+          </w:tcPr>
+          <w:p>
+            <w:r/>
+            <w:r>
+              <w:rPr>
+                <w:sz w:val="13"/>
+              </w:rPr>
+              <w:t>–</w:t>
             </w:r>
           </w:p>
         </w:tc>
@@ -20653,7 +21367,7 @@
       <w:tr>
         <w:tc>
           <w:tcPr>
-            <w:tcW w:type="dxa" w:w="1020"/>
+            <w:tcW w:type="dxa" w:w="907"/>
           </w:tcPr>
           <w:p>
             <w:r/>
@@ -20667,7 +21381,7 @@
         </w:tc>
         <w:tc>
           <w:tcPr>
-            <w:tcW w:type="dxa" w:w="567"/>
+            <w:tcW w:type="dxa" w:w="510"/>
           </w:tcPr>
           <w:p>
             <w:r/>
@@ -20681,7 +21395,7 @@
         </w:tc>
         <w:tc>
           <w:tcPr>
-            <w:tcW w:type="dxa" w:w="1644"/>
+            <w:tcW w:type="dxa" w:w="1361"/>
           </w:tcPr>
           <w:p>
             <w:r/>
@@ -20695,15 +21409,29 @@
         </w:tc>
         <w:tc>
           <w:tcPr>
-            <w:tcW w:type="dxa" w:w="6236"/>
-          </w:tcPr>
-          <w:p>
-            <w:r/>
-            <w:r>
-              <w:rPr>
-                <w:sz w:val="13"/>
-              </w:rPr>
-              <w:t>pandas 3 upgrade: day of year via astype(int64) changes resolution (pandas issue #65308; pandas 3.0 release notes (datetime resolution inference))</w:t>
+            <w:tcW w:type="dxa" w:w="4195"/>
+          </w:tcPr>
+          <w:p>
+            <w:r/>
+            <w:r>
+              <w:rPr>
+                <w:sz w:val="13"/>
+              </w:rPr>
+              <w:t>pandas 3 upgrade: day of year via astype(int64) changes resolution</w:t>
+            </w:r>
+          </w:p>
+        </w:tc>
+        <w:tc>
+          <w:tcPr>
+            <w:tcW w:type="dxa" w:w="2494"/>
+          </w:tcPr>
+          <w:p>
+            <w:r/>
+            <w:r>
+              <w:rPr>
+                <w:sz w:val="13"/>
+              </w:rPr>
+              <w:t>pandas issue #65308; pandas 3.0 release notes (datetime resolution inference)</w:t>
             </w:r>
           </w:p>
         </w:tc>
@@ -20711,7 +21439,7 @@
       <w:tr>
         <w:tc>
           <w:tcPr>
-            <w:tcW w:type="dxa" w:w="1020"/>
+            <w:tcW w:type="dxa" w:w="907"/>
           </w:tcPr>
           <w:p>
             <w:r/>
@@ -20725,7 +21453,7 @@
         </w:tc>
         <w:tc>
           <w:tcPr>
-            <w:tcW w:type="dxa" w:w="567"/>
+            <w:tcW w:type="dxa" w:w="510"/>
           </w:tcPr>
           <w:p>
             <w:r/>
@@ -20739,7 +21467,7 @@
         </w:tc>
         <w:tc>
           <w:tcPr>
-            <w:tcW w:type="dxa" w:w="1644"/>
+            <w:tcW w:type="dxa" w:w="1361"/>
           </w:tcPr>
           <w:p>
             <w:r/>
@@ -20753,7 +21481,7 @@
         </w:tc>
         <w:tc>
           <w:tcPr>
-            <w:tcW w:type="dxa" w:w="6236"/>
+            <w:tcW w:type="dxa" w:w="4195"/>
           </w:tcPr>
           <w:p>
             <w:r/>
@@ -20762,6 +21490,20 @@
                 <w:sz w:val="13"/>
               </w:rPr>
               <w:t>scheduled hhmm clock times read as minutes</w:t>
+            </w:r>
+          </w:p>
+        </w:tc>
+        <w:tc>
+          <w:tcPr>
+            <w:tcW w:type="dxa" w:w="2494"/>
+          </w:tcPr>
+          <w:p>
+            <w:r/>
+            <w:r>
+              <w:rPr>
+                <w:sz w:val="13"/>
+              </w:rPr>
+              <w:t>–</w:t>
             </w:r>
           </w:p>
         </w:tc>
@@ -20769,7 +21511,7 @@
       <w:tr>
         <w:tc>
           <w:tcPr>
-            <w:tcW w:type="dxa" w:w="1020"/>
+            <w:tcW w:type="dxa" w:w="907"/>
           </w:tcPr>
           <w:p>
             <w:r/>
@@ -20783,7 +21525,7 @@
         </w:tc>
         <w:tc>
           <w:tcPr>
-            <w:tcW w:type="dxa" w:w="567"/>
+            <w:tcW w:type="dxa" w:w="510"/>
           </w:tcPr>
           <w:p>
             <w:r/>
@@ -20797,7 +21539,7 @@
         </w:tc>
         <w:tc>
           <w:tcPr>
-            <w:tcW w:type="dxa" w:w="1644"/>
+            <w:tcW w:type="dxa" w:w="1361"/>
           </w:tcPr>
           <w:p>
             <w:r/>
@@ -20811,15 +21553,29 @@
         </w:tc>
         <w:tc>
           <w:tcPr>
-            <w:tcW w:type="dxa" w:w="6236"/>
-          </w:tcPr>
-          <w:p>
-            <w:r/>
-            <w:r>
-              <w:rPr>
-                <w:sz w:val="13"/>
-              </w:rPr>
-              <w:t>pandas 3 upgrade: chained-assignment overnight arrival fix becomes a no-op (pandas 3.0 release notes (copy-on-write))</w:t>
+            <w:tcW w:type="dxa" w:w="4195"/>
+          </w:tcPr>
+          <w:p>
+            <w:r/>
+            <w:r>
+              <w:rPr>
+                <w:sz w:val="13"/>
+              </w:rPr>
+              <w:t>pandas 3 upgrade: chained-assignment overnight arrival fix becomes a no-op</w:t>
+            </w:r>
+          </w:p>
+        </w:tc>
+        <w:tc>
+          <w:tcPr>
+            <w:tcW w:type="dxa" w:w="2494"/>
+          </w:tcPr>
+          <w:p>
+            <w:r/>
+            <w:r>
+              <w:rPr>
+                <w:sz w:val="13"/>
+              </w:rPr>
+              <w:t>pandas 3.0 release notes (copy-on-write)</w:t>
             </w:r>
           </w:p>
         </w:tc>
@@ -20827,7 +21583,7 @@
       <w:tr>
         <w:tc>
           <w:tcPr>
-            <w:tcW w:type="dxa" w:w="1020"/>
+            <w:tcW w:type="dxa" w:w="907"/>
           </w:tcPr>
           <w:p>
             <w:r/>
@@ -20841,7 +21597,7 @@
         </w:tc>
         <w:tc>
           <w:tcPr>
-            <w:tcW w:type="dxa" w:w="567"/>
+            <w:tcW w:type="dxa" w:w="510"/>
           </w:tcPr>
           <w:p>
             <w:r/>
@@ -20855,7 +21611,7 @@
         </w:tc>
         <w:tc>
           <w:tcPr>
-            <w:tcW w:type="dxa" w:w="1644"/>
+            <w:tcW w:type="dxa" w:w="1361"/>
           </w:tcPr>
           <w:p>
             <w:r/>
@@ -20869,7 +21625,7 @@
         </w:tc>
         <w:tc>
           <w:tcPr>
-            <w:tcW w:type="dxa" w:w="6236"/>
+            <w:tcW w:type="dxa" w:w="4195"/>
           </w:tcPr>
           <w:p>
             <w:r/>
@@ -20878,6 +21634,20 @@
                 <w:sz w:val="13"/>
               </w:rPr>
               <w:t>label recomputed as delay &gt; 15 instead of the published &gt;= 15 flag</w:t>
+            </w:r>
+          </w:p>
+        </w:tc>
+        <w:tc>
+          <w:tcPr>
+            <w:tcW w:type="dxa" w:w="2494"/>
+          </w:tcPr>
+          <w:p>
+            <w:r/>
+            <w:r>
+              <w:rPr>
+                <w:sz w:val="13"/>
+              </w:rPr>
+              <w:t>–</w:t>
             </w:r>
           </w:p>
         </w:tc>
@@ -20885,7 +21655,7 @@
       <w:tr>
         <w:tc>
           <w:tcPr>
-            <w:tcW w:type="dxa" w:w="1020"/>
+            <w:tcW w:type="dxa" w:w="907"/>
           </w:tcPr>
           <w:p>
             <w:r/>
@@ -20899,7 +21669,7 @@
         </w:tc>
         <w:tc>
           <w:tcPr>
-            <w:tcW w:type="dxa" w:w="567"/>
+            <w:tcW w:type="dxa" w:w="510"/>
           </w:tcPr>
           <w:p>
             <w:r/>
@@ -20913,7 +21683,7 @@
         </w:tc>
         <w:tc>
           <w:tcPr>
-            <w:tcW w:type="dxa" w:w="1644"/>
+            <w:tcW w:type="dxa" w:w="1361"/>
           </w:tcPr>
           <w:p>
             <w:r/>
@@ -20927,7 +21697,7 @@
         </w:tc>
         <w:tc>
           <w:tcPr>
-            <w:tcW w:type="dxa" w:w="6236"/>
+            <w:tcW w:type="dxa" w:w="4195"/>
           </w:tcPr>
           <w:p>
             <w:r/>
@@ -20936,6 +21706,20 @@
                 <w:sz w:val="13"/>
               </w:rPr>
               <w:t>diverted flights kept (scope filter bug)</w:t>
+            </w:r>
+          </w:p>
+        </w:tc>
+        <w:tc>
+          <w:tcPr>
+            <w:tcW w:type="dxa" w:w="2494"/>
+          </w:tcPr>
+          <w:p>
+            <w:r/>
+            <w:r>
+              <w:rPr>
+                <w:sz w:val="13"/>
+              </w:rPr>
+              <w:t>–</w:t>
             </w:r>
           </w:p>
         </w:tc>
@@ -20943,7 +21727,7 @@
       <w:tr>
         <w:tc>
           <w:tcPr>
-            <w:tcW w:type="dxa" w:w="1020"/>
+            <w:tcW w:type="dxa" w:w="907"/>
           </w:tcPr>
           <w:p>
             <w:r/>
@@ -20957,7 +21741,7 @@
         </w:tc>
         <w:tc>
           <w:tcPr>
-            <w:tcW w:type="dxa" w:w="567"/>
+            <w:tcW w:type="dxa" w:w="510"/>
           </w:tcPr>
           <w:p>
             <w:r/>
@@ -20971,7 +21755,7 @@
         </w:tc>
         <w:tc>
           <w:tcPr>
-            <w:tcW w:type="dxa" w:w="1644"/>
+            <w:tcW w:type="dxa" w:w="1361"/>
           </w:tcPr>
           <w:p>
             <w:r/>
@@ -20985,7 +21769,7 @@
         </w:tc>
         <w:tc>
           <w:tcPr>
-            <w:tcW w:type="dxa" w:w="6236"/>
+            <w:tcW w:type="dxa" w:w="4195"/>
           </w:tcPr>
           <w:p>
             <w:r/>
@@ -20994,6 +21778,20 @@
                 <w:sz w:val="13"/>
               </w:rPr>
               <w:t>destination size joined on the origin airport id (copy-paste key bug)</w:t>
+            </w:r>
+          </w:p>
+        </w:tc>
+        <w:tc>
+          <w:tcPr>
+            <w:tcW w:type="dxa" w:w="2494"/>
+          </w:tcPr>
+          <w:p>
+            <w:r/>
+            <w:r>
+              <w:rPr>
+                <w:sz w:val="13"/>
+              </w:rPr>
+              <w:t>–</w:t>
             </w:r>
           </w:p>
         </w:tc>
@@ -21001,7 +21799,7 @@
       <w:tr>
         <w:tc>
           <w:tcPr>
-            <w:tcW w:type="dxa" w:w="1020"/>
+            <w:tcW w:type="dxa" w:w="907"/>
           </w:tcPr>
           <w:p>
             <w:r/>
@@ -21015,7 +21813,7 @@
         </w:tc>
         <w:tc>
           <w:tcPr>
-            <w:tcW w:type="dxa" w:w="567"/>
+            <w:tcW w:type="dxa" w:w="510"/>
           </w:tcPr>
           <w:p>
             <w:r/>
@@ -21029,7 +21827,7 @@
         </w:tc>
         <w:tc>
           <w:tcPr>
-            <w:tcW w:type="dxa" w:w="1644"/>
+            <w:tcW w:type="dxa" w:w="1361"/>
           </w:tcPr>
           <w:p>
             <w:r/>
@@ -21043,7 +21841,7 @@
         </w:tc>
         <w:tc>
           <w:tcPr>
-            <w:tcW w:type="dxa" w:w="6236"/>
+            <w:tcW w:type="dxa" w:w="4195"/>
           </w:tcPr>
           <w:p>
             <w:r/>
@@ -21052,6 +21850,20 @@
                 <w:sz w:val="13"/>
               </w:rPr>
               <w:t>distance converted to km (unit change)</w:t>
+            </w:r>
+          </w:p>
+        </w:tc>
+        <w:tc>
+          <w:tcPr>
+            <w:tcW w:type="dxa" w:w="2494"/>
+          </w:tcPr>
+          <w:p>
+            <w:r/>
+            <w:r>
+              <w:rPr>
+                <w:sz w:val="13"/>
+              </w:rPr>
+              <w:t>–</w:t>
             </w:r>
           </w:p>
         </w:tc>
@@ -21059,7 +21871,7 @@
       <w:tr>
         <w:tc>
           <w:tcPr>
-            <w:tcW w:type="dxa" w:w="1020"/>
+            <w:tcW w:type="dxa" w:w="907"/>
           </w:tcPr>
           <w:p>
             <w:r/>
@@ -21073,7 +21885,7 @@
         </w:tc>
         <w:tc>
           <w:tcPr>
-            <w:tcW w:type="dxa" w:w="567"/>
+            <w:tcW w:type="dxa" w:w="510"/>
           </w:tcPr>
           <w:p>
             <w:r/>
@@ -21087,7 +21899,7 @@
         </w:tc>
         <w:tc>
           <w:tcPr>
-            <w:tcW w:type="dxa" w:w="1644"/>
+            <w:tcW w:type="dxa" w:w="1361"/>
           </w:tcPr>
           <w:p>
             <w:r/>
@@ -21101,7 +21913,7 @@
         </w:tc>
         <w:tc>
           <w:tcPr>
-            <w:tcW w:type="dxa" w:w="6236"/>
+            <w:tcW w:type="dxa" w:w="4195"/>
           </w:tcPr>
           <w:p>
             <w:r/>
@@ -21110,6 +21922,20 @@
                 <w:sz w:val="13"/>
               </w:rPr>
               <w:t>categorical codes re-fitted at serving time (training/serving skew)</w:t>
+            </w:r>
+          </w:p>
+        </w:tc>
+        <w:tc>
+          <w:tcPr>
+            <w:tcW w:type="dxa" w:w="2494"/>
+          </w:tcPr>
+          <w:p>
+            <w:r/>
+            <w:r>
+              <w:rPr>
+                <w:sz w:val="13"/>
+              </w:rPr>
+              <w:t>–</w:t>
             </w:r>
           </w:p>
         </w:tc>
@@ -21117,7 +21943,7 @@
       <w:tr>
         <w:tc>
           <w:tcPr>
-            <w:tcW w:type="dxa" w:w="1020"/>
+            <w:tcW w:type="dxa" w:w="907"/>
           </w:tcPr>
           <w:p>
             <w:r/>
@@ -21131,7 +21957,7 @@
         </w:tc>
         <w:tc>
           <w:tcPr>
-            <w:tcW w:type="dxa" w:w="567"/>
+            <w:tcW w:type="dxa" w:w="510"/>
           </w:tcPr>
           <w:p>
             <w:r/>
@@ -21145,7 +21971,7 @@
         </w:tc>
         <w:tc>
           <w:tcPr>
-            <w:tcW w:type="dxa" w:w="1644"/>
+            <w:tcW w:type="dxa" w:w="1361"/>
           </w:tcPr>
           <w:p>
             <w:r/>
@@ -21159,15 +21985,29 @@
         </w:tc>
         <w:tc>
           <w:tcPr>
-            <w:tcW w:type="dxa" w:w="6236"/>
-          </w:tcPr>
-          <w:p>
-            <w:r/>
-            <w:r>
-              <w:rPr>
-                <w:sz w:val="13"/>
-              </w:rPr>
-              <w:t>unseen categories encoded as the reference category (scikit-learn issue #34549)</w:t>
+            <w:tcW w:type="dxa" w:w="4195"/>
+          </w:tcPr>
+          <w:p>
+            <w:r/>
+            <w:r>
+              <w:rPr>
+                <w:sz w:val="13"/>
+              </w:rPr>
+              <w:t>unseen categories encoded as the reference category</w:t>
+            </w:r>
+          </w:p>
+        </w:tc>
+        <w:tc>
+          <w:tcPr>
+            <w:tcW w:type="dxa" w:w="2494"/>
+          </w:tcPr>
+          <w:p>
+            <w:r/>
+            <w:r>
+              <w:rPr>
+                <w:sz w:val="13"/>
+              </w:rPr>
+              <w:t>scikit-learn issue #34549</w:t>
             </w:r>
           </w:p>
         </w:tc>
@@ -21175,7 +22015,7 @@
       <w:tr>
         <w:tc>
           <w:tcPr>
-            <w:tcW w:type="dxa" w:w="1020"/>
+            <w:tcW w:type="dxa" w:w="907"/>
           </w:tcPr>
           <w:p>
             <w:r/>
@@ -21189,7 +22029,7 @@
         </w:tc>
         <w:tc>
           <w:tcPr>
-            <w:tcW w:type="dxa" w:w="567"/>
+            <w:tcW w:type="dxa" w:w="510"/>
           </w:tcPr>
           <w:p>
             <w:r/>
@@ -21203,7 +22043,7 @@
         </w:tc>
         <w:tc>
           <w:tcPr>
-            <w:tcW w:type="dxa" w:w="1644"/>
+            <w:tcW w:type="dxa" w:w="1361"/>
           </w:tcPr>
           <w:p>
             <w:r/>
@@ -21217,15 +22057,29 @@
         </w:tc>
         <w:tc>
           <w:tcPr>
-            <w:tcW w:type="dxa" w:w="6236"/>
-          </w:tcPr>
-          <w:p>
-            <w:r/>
-            <w:r>
-              <w:rPr>
-                <w:sz w:val="13"/>
-              </w:rPr>
-              <w:t>day-first timestamp parsing (nyc-taxi-data issue #3)</w:t>
+            <w:tcW w:type="dxa" w:w="4195"/>
+          </w:tcPr>
+          <w:p>
+            <w:r/>
+            <w:r>
+              <w:rPr>
+                <w:sz w:val="13"/>
+              </w:rPr>
+              <w:t>day-first timestamp parsing</w:t>
+            </w:r>
+          </w:p>
+        </w:tc>
+        <w:tc>
+          <w:tcPr>
+            <w:tcW w:type="dxa" w:w="2494"/>
+          </w:tcPr>
+          <w:p>
+            <w:r/>
+            <w:r>
+              <w:rPr>
+                <w:sz w:val="13"/>
+              </w:rPr>
+              <w:t>nyc-taxi-data issue #3</w:t>
             </w:r>
           </w:p>
         </w:tc>
@@ -21233,7 +22087,7 @@
       <w:tr>
         <w:tc>
           <w:tcPr>
-            <w:tcW w:type="dxa" w:w="1020"/>
+            <w:tcW w:type="dxa" w:w="907"/>
           </w:tcPr>
           <w:p>
             <w:r/>
@@ -21247,7 +22101,7 @@
         </w:tc>
         <w:tc>
           <w:tcPr>
-            <w:tcW w:type="dxa" w:w="567"/>
+            <w:tcW w:type="dxa" w:w="510"/>
           </w:tcPr>
           <w:p>
             <w:r/>
@@ -21261,7 +22115,7 @@
         </w:tc>
         <w:tc>
           <w:tcPr>
-            <w:tcW w:type="dxa" w:w="1644"/>
+            <w:tcW w:type="dxa" w:w="1361"/>
           </w:tcPr>
           <w:p>
             <w:r/>
@@ -21275,7 +22129,7 @@
         </w:tc>
         <w:tc>
           <w:tcPr>
-            <w:tcW w:type="dxa" w:w="6236"/>
+            <w:tcW w:type="dxa" w:w="4195"/>
           </w:tcPr>
           <w:p>
             <w:r/>
@@ -21284,6 +22138,20 @@
                 <w:sz w:val="13"/>
               </w:rPr>
               <w:t>end coordinates looked up with the start station id (copy-paste key bug)</w:t>
+            </w:r>
+          </w:p>
+        </w:tc>
+        <w:tc>
+          <w:tcPr>
+            <w:tcW w:type="dxa" w:w="2494"/>
+          </w:tcPr>
+          <w:p>
+            <w:r/>
+            <w:r>
+              <w:rPr>
+                <w:sz w:val="13"/>
+              </w:rPr>
+              <w:t>–</w:t>
             </w:r>
           </w:p>
         </w:tc>
@@ -21291,7 +22159,7 @@
       <w:tr>
         <w:tc>
           <w:tcPr>
-            <w:tcW w:type="dxa" w:w="1020"/>
+            <w:tcW w:type="dxa" w:w="907"/>
           </w:tcPr>
           <w:p>
             <w:r/>
@@ -21305,7 +22173,7 @@
         </w:tc>
         <w:tc>
           <w:tcPr>
-            <w:tcW w:type="dxa" w:w="567"/>
+            <w:tcW w:type="dxa" w:w="510"/>
           </w:tcPr>
           <w:p>
             <w:r/>
@@ -21319,7 +22187,7 @@
         </w:tc>
         <w:tc>
           <w:tcPr>
-            <w:tcW w:type="dxa" w:w="1644"/>
+            <w:tcW w:type="dxa" w:w="1361"/>
           </w:tcPr>
           <w:p>
             <w:r/>
@@ -21333,15 +22201,29 @@
         </w:tc>
         <w:tc>
           <w:tcPr>
-            <w:tcW w:type="dxa" w:w="6236"/>
-          </w:tcPr>
-          <w:p>
-            <w:r/>
-            <w:r>
-              <w:rPr>
-                <w:sz w:val="13"/>
-              </w:rPr>
-              <w:t>pandas 3 upgrade: chained assignment blanking round-trip distances becomes a no-op (pandas 3.0 release notes (copy-on-write))</w:t>
+            <w:tcW w:type="dxa" w:w="4195"/>
+          </w:tcPr>
+          <w:p>
+            <w:r/>
+            <w:r>
+              <w:rPr>
+                <w:sz w:val="13"/>
+              </w:rPr>
+              <w:t>pandas 3 upgrade: chained assignment blanking round-trip distances becomes a no-op</w:t>
+            </w:r>
+          </w:p>
+        </w:tc>
+        <w:tc>
+          <w:tcPr>
+            <w:tcW w:type="dxa" w:w="2494"/>
+          </w:tcPr>
+          <w:p>
+            <w:r/>
+            <w:r>
+              <w:rPr>
+                <w:sz w:val="13"/>
+              </w:rPr>
+              <w:t>pandas 3.0 release notes (copy-on-write)</w:t>
             </w:r>
           </w:p>
         </w:tc>
@@ -21349,7 +22231,7 @@
       <w:tr>
         <w:tc>
           <w:tcPr>
-            <w:tcW w:type="dxa" w:w="1020"/>
+            <w:tcW w:type="dxa" w:w="907"/>
           </w:tcPr>
           <w:p>
             <w:r/>
@@ -21363,7 +22245,7 @@
         </w:tc>
         <w:tc>
           <w:tcPr>
-            <w:tcW w:type="dxa" w:w="567"/>
+            <w:tcW w:type="dxa" w:w="510"/>
           </w:tcPr>
           <w:p>
             <w:r/>
@@ -21377,7 +22259,7 @@
         </w:tc>
         <w:tc>
           <w:tcPr>
-            <w:tcW w:type="dxa" w:w="1644"/>
+            <w:tcW w:type="dxa" w:w="1361"/>
           </w:tcPr>
           <w:p>
             <w:r/>
@@ -21391,7 +22273,7 @@
         </w:tc>
         <w:tc>
           <w:tcPr>
-            <w:tcW w:type="dxa" w:w="6236"/>
+            <w:tcW w:type="dxa" w:w="4195"/>
           </w:tcPr>
           <w:p>
             <w:r/>
@@ -21400,6 +22282,20 @@
                 <w:sz w:val="13"/>
               </w:rPr>
               <w:t>categorical codes re-fitted at serving time (training/serving skew)</w:t>
+            </w:r>
+          </w:p>
+        </w:tc>
+        <w:tc>
+          <w:tcPr>
+            <w:tcW w:type="dxa" w:w="2494"/>
+          </w:tcPr>
+          <w:p>
+            <w:r/>
+            <w:r>
+              <w:rPr>
+                <w:sz w:val="13"/>
+              </w:rPr>
+              <w:t>–</w:t>
             </w:r>
           </w:p>
         </w:tc>
@@ -21407,7 +22303,7 @@
       <w:tr>
         <w:tc>
           <w:tcPr>
-            <w:tcW w:type="dxa" w:w="1020"/>
+            <w:tcW w:type="dxa" w:w="907"/>
           </w:tcPr>
           <w:p>
             <w:r/>
@@ -21421,7 +22317,7 @@
         </w:tc>
         <w:tc>
           <w:tcPr>
-            <w:tcW w:type="dxa" w:w="567"/>
+            <w:tcW w:type="dxa" w:w="510"/>
           </w:tcPr>
           <w:p>
             <w:r/>
@@ -21435,7 +22331,7 @@
         </w:tc>
         <w:tc>
           <w:tcPr>
-            <w:tcW w:type="dxa" w:w="1644"/>
+            <w:tcW w:type="dxa" w:w="1361"/>
           </w:tcPr>
           <w:p>
             <w:r/>
@@ -21449,15 +22345,29 @@
         </w:tc>
         <w:tc>
           <w:tcPr>
-            <w:tcW w:type="dxa" w:w="6236"/>
-          </w:tcPr>
-          <w:p>
-            <w:r/>
-            <w:r>
-              <w:rPr>
-                <w:sz w:val="13"/>
-              </w:rPr>
-              <w:t>unseen categories encoded as the reference category (scikit-learn issue #34549)</w:t>
+            <w:tcW w:type="dxa" w:w="4195"/>
+          </w:tcPr>
+          <w:p>
+            <w:r/>
+            <w:r>
+              <w:rPr>
+                <w:sz w:val="13"/>
+              </w:rPr>
+              <w:t>unseen categories encoded as the reference category</w:t>
+            </w:r>
+          </w:p>
+        </w:tc>
+        <w:tc>
+          <w:tcPr>
+            <w:tcW w:type="dxa" w:w="2494"/>
+          </w:tcPr>
+          <w:p>
+            <w:r/>
+            <w:r>
+              <w:rPr>
+                <w:sz w:val="13"/>
+              </w:rPr>
+              <w:t>scikit-learn issue #34549</w:t>
             </w:r>
           </w:p>
         </w:tc>
@@ -21465,7 +22375,7 @@
       <w:tr>
         <w:tc>
           <w:tcPr>
-            <w:tcW w:type="dxa" w:w="1020"/>
+            <w:tcW w:type="dxa" w:w="907"/>
           </w:tcPr>
           <w:p>
             <w:r/>
@@ -21479,7 +22389,7 @@
         </w:tc>
         <w:tc>
           <w:tcPr>
-            <w:tcW w:type="dxa" w:w="567"/>
+            <w:tcW w:type="dxa" w:w="510"/>
           </w:tcPr>
           <w:p>
             <w:r/>
@@ -21493,7 +22403,7 @@
         </w:tc>
         <w:tc>
           <w:tcPr>
-            <w:tcW w:type="dxa" w:w="1644"/>
+            <w:tcW w:type="dxa" w:w="1361"/>
           </w:tcPr>
           <w:p>
             <w:r/>
@@ -21507,7 +22417,7 @@
         </w:tc>
         <w:tc>
           <w:tcPr>
-            <w:tcW w:type="dxa" w:w="6236"/>
+            <w:tcW w:type="dxa" w:w="4195"/>
           </w:tcPr>
           <w:p>
             <w:r/>
@@ -21516,6 +22426,20 @@
                 <w:sz w:val="13"/>
               </w:rPr>
               <w:t>user type mapped with the Member/Casual rule: every lowercase member becomes casual</w:t>
+            </w:r>
+          </w:p>
+        </w:tc>
+        <w:tc>
+          <w:tcPr>
+            <w:tcW w:type="dxa" w:w="2494"/>
+          </w:tcPr>
+          <w:p>
+            <w:r/>
+            <w:r>
+              <w:rPr>
+                <w:sz w:val="13"/>
+              </w:rPr>
+              <w:t>–</w:t>
             </w:r>
           </w:p>
         </w:tc>
@@ -21523,7 +22447,7 @@
       <w:tr>
         <w:tc>
           <w:tcPr>
-            <w:tcW w:type="dxa" w:w="1020"/>
+            <w:tcW w:type="dxa" w:w="907"/>
           </w:tcPr>
           <w:p>
             <w:r/>
@@ -21537,7 +22461,7 @@
         </w:tc>
         <w:tc>
           <w:tcPr>
-            <w:tcW w:type="dxa" w:w="567"/>
+            <w:tcW w:type="dxa" w:w="510"/>
           </w:tcPr>
           <w:p>
             <w:r/>
@@ -21551,7 +22475,7 @@
         </w:tc>
         <w:tc>
           <w:tcPr>
-            <w:tcW w:type="dxa" w:w="1644"/>
+            <w:tcW w:type="dxa" w:w="1361"/>
           </w:tcPr>
           <w:p>
             <w:r/>
@@ -21565,7 +22489,7 @@
         </w:tc>
         <w:tc>
           <w:tcPr>
-            <w:tcW w:type="dxa" w:w="6236"/>
+            <w:tcW w:type="dxa" w:w="4195"/>
           </w:tcPr>
           <w:p>
             <w:r/>
@@ -21574,6 +22498,20 @@
                 <w:sz w:val="13"/>
               </w:rPr>
               <w:t>station coordinates still taken from the station table instead of the records</w:t>
+            </w:r>
+          </w:p>
+        </w:tc>
+        <w:tc>
+          <w:tcPr>
+            <w:tcW w:type="dxa" w:w="2494"/>
+          </w:tcPr>
+          <w:p>
+            <w:r/>
+            <w:r>
+              <w:rPr>
+                <w:sz w:val="13"/>
+              </w:rPr>
+              <w:t>–</w:t>
             </w:r>
           </w:p>
         </w:tc>
@@ -21581,7 +22519,7 @@
       <w:tr>
         <w:tc>
           <w:tcPr>
-            <w:tcW w:type="dxa" w:w="1020"/>
+            <w:tcW w:type="dxa" w:w="907"/>
           </w:tcPr>
           <w:p>
             <w:r/>
@@ -21595,7 +22533,7 @@
         </w:tc>
         <w:tc>
           <w:tcPr>
-            <w:tcW w:type="dxa" w:w="567"/>
+            <w:tcW w:type="dxa" w:w="510"/>
           </w:tcPr>
           <w:p>
             <w:r/>
@@ -21609,7 +22547,7 @@
         </w:tc>
         <w:tc>
           <w:tcPr>
-            <w:tcW w:type="dxa" w:w="1644"/>
+            <w:tcW w:type="dxa" w:w="1361"/>
           </w:tcPr>
           <w:p>
             <w:r/>
@@ -21623,7 +22561,7 @@
         </w:tc>
         <w:tc>
           <w:tcPr>
-            <w:tcW w:type="dxa" w:w="6236"/>
+            <w:tcW w:type="dxa" w:w="4195"/>
           </w:tcPr>
           <w:p>
             <w:r/>
@@ -21632,6 +22570,20 @@
                 <w:sz w:val="13"/>
               </w:rPr>
               <w:t>timestamps parsed with the previous published format (fractional seconds unparsed)</w:t>
+            </w:r>
+          </w:p>
+        </w:tc>
+        <w:tc>
+          <w:tcPr>
+            <w:tcW w:type="dxa" w:w="2494"/>
+          </w:tcPr>
+          <w:p>
+            <w:r/>
+            <w:r>
+              <w:rPr>
+                <w:sz w:val="13"/>
+              </w:rPr>
+              <w:t>–</w:t>
             </w:r>
           </w:p>
         </w:tc>
@@ -21639,7 +22591,7 @@
       <w:tr>
         <w:tc>
           <w:tcPr>
-            <w:tcW w:type="dxa" w:w="1020"/>
+            <w:tcW w:type="dxa" w:w="907"/>
           </w:tcPr>
           <w:p>
             <w:r/>
@@ -21653,7 +22605,7 @@
         </w:tc>
         <w:tc>
           <w:tcPr>
-            <w:tcW w:type="dxa" w:w="567"/>
+            <w:tcW w:type="dxa" w:w="510"/>
           </w:tcPr>
           <w:p>
             <w:r/>
@@ -21667,7 +22619,7 @@
         </w:tc>
         <w:tc>
           <w:tcPr>
-            <w:tcW w:type="dxa" w:w="1644"/>
+            <w:tcW w:type="dxa" w:w="1361"/>
           </w:tcPr>
           <w:p>
             <w:r/>
@@ -21681,7 +22633,7 @@
         </w:tc>
         <w:tc>
           <w:tcPr>
-            <w:tcW w:type="dxa" w:w="6236"/>
+            <w:tcW w:type="dxa" w:w="4195"/>
           </w:tcPr>
           <w:p>
             <w:r/>
@@ -21690,6 +22642,20 @@
                 <w:sz w:val="13"/>
               </w:rPr>
               <w:t>blank station ids of dockless trips compared as equal: counted as round trips</w:t>
+            </w:r>
+          </w:p>
+        </w:tc>
+        <w:tc>
+          <w:tcPr>
+            <w:tcW w:type="dxa" w:w="2494"/>
+          </w:tcPr>
+          <w:p>
+            <w:r/>
+            <w:r>
+              <w:rPr>
+                <w:sz w:val="13"/>
+              </w:rPr>
+              <w:t>–</w:t>
             </w:r>
           </w:p>
         </w:tc>
@@ -21697,7 +22663,7 @@
       <w:tr>
         <w:tc>
           <w:tcPr>
-            <w:tcW w:type="dxa" w:w="1020"/>
+            <w:tcW w:type="dxa" w:w="907"/>
           </w:tcPr>
           <w:p>
             <w:r/>
@@ -21711,7 +22677,7 @@
         </w:tc>
         <w:tc>
           <w:tcPr>
-            <w:tcW w:type="dxa" w:w="567"/>
+            <w:tcW w:type="dxa" w:w="510"/>
           </w:tcPr>
           <w:p>
             <w:r/>
@@ -21725,7 +22691,7 @@
         </w:tc>
         <w:tc>
           <w:tcPr>
-            <w:tcW w:type="dxa" w:w="1644"/>
+            <w:tcW w:type="dxa" w:w="1361"/>
           </w:tcPr>
           <w:p>
             <w:r/>
@@ -21739,15 +22705,29 @@
         </w:tc>
         <w:tc>
           <w:tcPr>
-            <w:tcW w:type="dxa" w:w="6236"/>
-          </w:tcPr>
-          <w:p>
-            <w:r/>
-            <w:r>
-              <w:rPr>
-                <w:sz w:val="13"/>
-              </w:rPr>
-              <w:t>pandas 3 upgrade: chained-assignment unknown-code handling becomes a no-op (pandas 3.0 release notes (copy-on-write))</w:t>
+            <w:tcW w:type="dxa" w:w="4195"/>
+          </w:tcPr>
+          <w:p>
+            <w:r/>
+            <w:r>
+              <w:rPr>
+                <w:sz w:val="13"/>
+              </w:rPr>
+              <w:t>pandas 3 upgrade: chained-assignment unknown-code handling becomes a no-op</w:t>
+            </w:r>
+          </w:p>
+        </w:tc>
+        <w:tc>
+          <w:tcPr>
+            <w:tcW w:type="dxa" w:w="2494"/>
+          </w:tcPr>
+          <w:p>
+            <w:r/>
+            <w:r>
+              <w:rPr>
+                <w:sz w:val="13"/>
+              </w:rPr>
+              <w:t>pandas 3.0 release notes (copy-on-write)</w:t>
             </w:r>
           </w:p>
         </w:tc>
@@ -21755,7 +22735,7 @@
       <w:tr>
         <w:tc>
           <w:tcPr>
-            <w:tcW w:type="dxa" w:w="1020"/>
+            <w:tcW w:type="dxa" w:w="907"/>
           </w:tcPr>
           <w:p>
             <w:r/>
@@ -21769,7 +22749,7 @@
         </w:tc>
         <w:tc>
           <w:tcPr>
-            <w:tcW w:type="dxa" w:w="567"/>
+            <w:tcW w:type="dxa" w:w="510"/>
           </w:tcPr>
           <w:p>
             <w:r/>
@@ -21783,7 +22763,7 @@
         </w:tc>
         <w:tc>
           <w:tcPr>
-            <w:tcW w:type="dxa" w:w="1644"/>
+            <w:tcW w:type="dxa" w:w="1361"/>
           </w:tcPr>
           <w:p>
             <w:r/>
@@ -21797,7 +22777,7 @@
         </w:tc>
         <w:tc>
           <w:tcPr>
-            <w:tcW w:type="dxa" w:w="6236"/>
+            <w:tcW w:type="dxa" w:w="4195"/>
           </w:tcPr>
           <w:p>
             <w:r/>
@@ -21806,6 +22786,20 @@
                 <w:sz w:val="13"/>
               </w:rPr>
               <w:t>weekend from a 0-based weekday convention (FARS uses 1 = Sunday)</w:t>
+            </w:r>
+          </w:p>
+        </w:tc>
+        <w:tc>
+          <w:tcPr>
+            <w:tcW w:type="dxa" w:w="2494"/>
+          </w:tcPr>
+          <w:p>
+            <w:r/>
+            <w:r>
+              <w:rPr>
+                <w:sz w:val="13"/>
+              </w:rPr>
+              <w:t>–</w:t>
             </w:r>
           </w:p>
         </w:tc>
@@ -21813,7 +22807,7 @@
       <w:tr>
         <w:tc>
           <w:tcPr>
-            <w:tcW w:type="dxa" w:w="1020"/>
+            <w:tcW w:type="dxa" w:w="907"/>
           </w:tcPr>
           <w:p>
             <w:r/>
@@ -21827,7 +22821,7 @@
         </w:tc>
         <w:tc>
           <w:tcPr>
-            <w:tcW w:type="dxa" w:w="567"/>
+            <w:tcW w:type="dxa" w:w="510"/>
           </w:tcPr>
           <w:p>
             <w:r/>
@@ -21841,7 +22835,7 @@
         </w:tc>
         <w:tc>
           <w:tcPr>
-            <w:tcW w:type="dxa" w:w="1644"/>
+            <w:tcW w:type="dxa" w:w="1361"/>
           </w:tcPr>
           <w:p>
             <w:r/>
@@ -21855,7 +22849,7 @@
         </w:tc>
         <w:tc>
           <w:tcPr>
-            <w:tcW w:type="dxa" w:w="6236"/>
+            <w:tcW w:type="dxa" w:w="4195"/>
           </w:tcPr>
           <w:p>
             <w:r/>
@@ -21864,6 +22858,20 @@
                 <w:sz w:val="13"/>
               </w:rPr>
               <w:t>categorical codes re-fitted at serving time (training/serving skew)</w:t>
+            </w:r>
+          </w:p>
+        </w:tc>
+        <w:tc>
+          <w:tcPr>
+            <w:tcW w:type="dxa" w:w="2494"/>
+          </w:tcPr>
+          <w:p>
+            <w:r/>
+            <w:r>
+              <w:rPr>
+                <w:sz w:val="13"/>
+              </w:rPr>
+              <w:t>–</w:t>
             </w:r>
           </w:p>
         </w:tc>
@@ -21871,7 +22879,7 @@
       <w:tr>
         <w:tc>
           <w:tcPr>
-            <w:tcW w:type="dxa" w:w="1020"/>
+            <w:tcW w:type="dxa" w:w="907"/>
           </w:tcPr>
           <w:p>
             <w:r/>
@@ -21885,7 +22893,7 @@
         </w:tc>
         <w:tc>
           <w:tcPr>
-            <w:tcW w:type="dxa" w:w="567"/>
+            <w:tcW w:type="dxa" w:w="510"/>
           </w:tcPr>
           <w:p>
             <w:r/>
@@ -21899,7 +22907,7 @@
         </w:tc>
         <w:tc>
           <w:tcPr>
-            <w:tcW w:type="dxa" w:w="1644"/>
+            <w:tcW w:type="dxa" w:w="1361"/>
           </w:tcPr>
           <w:p>
             <w:r/>
@@ -21913,7 +22921,7 @@
         </w:tc>
         <w:tc>
           <w:tcPr>
-            <w:tcW w:type="dxa" w:w="6236"/>
+            <w:tcW w:type="dxa" w:w="4195"/>
           </w:tcPr>
           <w:p>
             <w:r/>
@@ -21922,6 +22930,20 @@
                 <w:sz w:val="13"/>
               </w:rPr>
               <w:t>state key zero-padded while the encoder artifact holds unpadded codes</w:t>
+            </w:r>
+          </w:p>
+        </w:tc>
+        <w:tc>
+          <w:tcPr>
+            <w:tcW w:type="dxa" w:w="2494"/>
+          </w:tcPr>
+          <w:p>
+            <w:r/>
+            <w:r>
+              <w:rPr>
+                <w:sz w:val="13"/>
+              </w:rPr>
+              <w:t>–</w:t>
             </w:r>
           </w:p>
         </w:tc>
@@ -21929,7 +22951,7 @@
       <w:tr>
         <w:tc>
           <w:tcPr>
-            <w:tcW w:type="dxa" w:w="1020"/>
+            <w:tcW w:type="dxa" w:w="907"/>
           </w:tcPr>
           <w:p>
             <w:r/>
@@ -21943,7 +22965,7 @@
         </w:tc>
         <w:tc>
           <w:tcPr>
-            <w:tcW w:type="dxa" w:w="567"/>
+            <w:tcW w:type="dxa" w:w="510"/>
           </w:tcPr>
           <w:p>
             <w:r/>
@@ -21957,7 +22979,7 @@
         </w:tc>
         <w:tc>
           <w:tcPr>
-            <w:tcW w:type="dxa" w:w="1644"/>
+            <w:tcW w:type="dxa" w:w="1361"/>
           </w:tcPr>
           <w:p>
             <w:r/>
@@ -21971,15 +22993,29 @@
         </w:tc>
         <w:tc>
           <w:tcPr>
-            <w:tcW w:type="dxa" w:w="6236"/>
-          </w:tcPr>
-          <w:p>
-            <w:r/>
-            <w:r>
-              <w:rPr>
-                <w:sz w:val="13"/>
-              </w:rPr>
-              <w:t>unseen categories encoded as the reference category (scikit-learn issue #34549)</w:t>
+            <w:tcW w:type="dxa" w:w="4195"/>
+          </w:tcPr>
+          <w:p>
+            <w:r/>
+            <w:r>
+              <w:rPr>
+                <w:sz w:val="13"/>
+              </w:rPr>
+              <w:t>unseen categories encoded as the reference category</w:t>
+            </w:r>
+          </w:p>
+        </w:tc>
+        <w:tc>
+          <w:tcPr>
+            <w:tcW w:type="dxa" w:w="2494"/>
+          </w:tcPr>
+          <w:p>
+            <w:r/>
+            <w:r>
+              <w:rPr>
+                <w:sz w:val="13"/>
+              </w:rPr>
+              <w:t>scikit-learn issue #34549</w:t>
             </w:r>
           </w:p>
         </w:tc>
@@ -21987,7 +23023,7 @@
       <w:tr>
         <w:tc>
           <w:tcPr>
-            <w:tcW w:type="dxa" w:w="1020"/>
+            <w:tcW w:type="dxa" w:w="907"/>
           </w:tcPr>
           <w:p>
             <w:r/>
@@ -22001,7 +23037,7 @@
         </w:tc>
         <w:tc>
           <w:tcPr>
-            <w:tcW w:type="dxa" w:w="567"/>
+            <w:tcW w:type="dxa" w:w="510"/>
           </w:tcPr>
           <w:p>
             <w:r/>
@@ -22015,7 +23051,7 @@
         </w:tc>
         <w:tc>
           <w:tcPr>
-            <w:tcW w:type="dxa" w:w="1644"/>
+            <w:tcW w:type="dxa" w:w="1361"/>
           </w:tcPr>
           <w:p>
             <w:r/>
@@ -22029,7 +23065,7 @@
         </w:tc>
         <w:tc>
           <w:tcPr>
-            <w:tcW w:type="dxa" w:w="6236"/>
+            <w:tcW w:type="dxa" w:w="4195"/>
           </w:tcPr>
           <w:p>
             <w:r/>
@@ -22038,6 +23074,20 @@
                 <w:sz w:val="13"/>
               </w:rPr>
               <w:t>rural/urban and road class still read from the removed ROAD_FNC field</w:t>
+            </w:r>
+          </w:p>
+        </w:tc>
+        <w:tc>
+          <w:tcPr>
+            <w:tcW w:type="dxa" w:w="2494"/>
+          </w:tcPr>
+          <w:p>
+            <w:r/>
+            <w:r>
+              <w:rPr>
+                <w:sz w:val="13"/>
+              </w:rPr>
+              <w:t>–</w:t>
             </w:r>
           </w:p>
         </w:tc>
@@ -22045,7 +23095,7 @@
       <w:tr>
         <w:tc>
           <w:tcPr>
-            <w:tcW w:type="dxa" w:w="1020"/>
+            <w:tcW w:type="dxa" w:w="907"/>
           </w:tcPr>
           <w:p>
             <w:r/>
@@ -22059,7 +23109,7 @@
         </w:tc>
         <w:tc>
           <w:tcPr>
-            <w:tcW w:type="dxa" w:w="567"/>
+            <w:tcW w:type="dxa" w:w="510"/>
           </w:tcPr>
           <w:p>
             <w:r/>
@@ -22073,7 +23123,7 @@
         </w:tc>
         <w:tc>
           <w:tcPr>
-            <w:tcW w:type="dxa" w:w="1644"/>
+            <w:tcW w:type="dxa" w:w="1361"/>
           </w:tcPr>
           <w:p>
             <w:r/>
@@ -22087,15 +23137,29 @@
         </w:tc>
         <w:tc>
           <w:tcPr>
-            <w:tcW w:type="dxa" w:w="6236"/>
-          </w:tcPr>
-          <w:p>
-            <w:r/>
-            <w:r>
-              <w:rPr>
-                <w:sz w:val="13"/>
-              </w:rPr>
-              <w:t>FUNC_SYS codes mapped with the old ROAD_FNC table (rename without recode) (folktables issue #22 (rename without recode))</w:t>
+            <w:tcW w:type="dxa" w:w="4195"/>
+          </w:tcPr>
+          <w:p>
+            <w:r/>
+            <w:r>
+              <w:rPr>
+                <w:sz w:val="13"/>
+              </w:rPr>
+              <w:t>FUNC_SYS codes mapped with the old ROAD_FNC table (rename without recode)</w:t>
+            </w:r>
+          </w:p>
+        </w:tc>
+        <w:tc>
+          <w:tcPr>
+            <w:tcW w:type="dxa" w:w="2494"/>
+          </w:tcPr>
+          <w:p>
+            <w:r/>
+            <w:r>
+              <w:rPr>
+                <w:sz w:val="13"/>
+              </w:rPr>
+              <w:t>folktables issue #22</w:t>
             </w:r>
           </w:p>
         </w:tc>
@@ -22103,7 +23167,7 @@
       <w:tr>
         <w:tc>
           <w:tcPr>
-            <w:tcW w:type="dxa" w:w="1020"/>
+            <w:tcW w:type="dxa" w:w="907"/>
           </w:tcPr>
           <w:p>
             <w:r/>
@@ -22117,7 +23181,7 @@
         </w:tc>
         <w:tc>
           <w:tcPr>
-            <w:tcW w:type="dxa" w:w="567"/>
+            <w:tcW w:type="dxa" w:w="510"/>
           </w:tcPr>
           <w:p>
             <w:r/>
@@ -22131,7 +23195,7 @@
         </w:tc>
         <w:tc>
           <w:tcPr>
-            <w:tcW w:type="dxa" w:w="1644"/>
+            <w:tcW w:type="dxa" w:w="1361"/>
           </w:tcPr>
           <w:p>
             <w:r/>
@@ -22145,7 +23209,7 @@
         </w:tc>
         <w:tc>
           <w:tcPr>
-            <w:tcW w:type="dxa" w:w="6236"/>
+            <w:tcW w:type="dxa" w:w="4195"/>
           </w:tcPr>
           <w:p>
             <w:r/>
@@ -22154,6 +23218,20 @@
                 <w:sz w:val="13"/>
               </w:rPr>
               <w:t>weather still read from the removed WEATHER1 field</w:t>
+            </w:r>
+          </w:p>
+        </w:tc>
+        <w:tc>
+          <w:tcPr>
+            <w:tcW w:type="dxa" w:w="2494"/>
+          </w:tcPr>
+          <w:p>
+            <w:r/>
+            <w:r>
+              <w:rPr>
+                <w:sz w:val="13"/>
+              </w:rPr>
+              <w:t>–</w:t>
             </w:r>
           </w:p>
         </w:tc>
@@ -22161,7 +23239,7 @@
       <w:tr>
         <w:tc>
           <w:tcPr>
-            <w:tcW w:type="dxa" w:w="1020"/>
+            <w:tcW w:type="dxa" w:w="907"/>
           </w:tcPr>
           <w:p>
             <w:r/>
@@ -22175,7 +23253,7 @@
         </w:tc>
         <w:tc>
           <w:tcPr>
-            <w:tcW w:type="dxa" w:w="567"/>
+            <w:tcW w:type="dxa" w:w="510"/>
           </w:tcPr>
           <w:p>
             <w:r/>
@@ -22189,7 +23267,7 @@
         </w:tc>
         <w:tc>
           <w:tcPr>
-            <w:tcW w:type="dxa" w:w="1644"/>
+            <w:tcW w:type="dxa" w:w="1361"/>
           </w:tcPr>
           <w:p>
             <w:r/>
@@ -22203,7 +23281,7 @@
         </w:tc>
         <w:tc>
           <w:tcPr>
-            <w:tcW w:type="dxa" w:w="6236"/>
+            <w:tcW w:type="dxa" w:w="4195"/>
           </w:tcPr>
           <w:p>
             <w:r/>
@@ -22212,6 +23290,20 @@
                 <w:sz w:val="13"/>
               </w:rPr>
               <w:t>state read from 'STATE' while the header carries a byte-order mark</w:t>
+            </w:r>
+          </w:p>
+        </w:tc>
+        <w:tc>
+          <w:tcPr>
+            <w:tcW w:type="dxa" w:w="2494"/>
+          </w:tcPr>
+          <w:p>
+            <w:r/>
+            <w:r>
+              <w:rPr>
+                <w:sz w:val="13"/>
+              </w:rPr>
+              <w:t>–</w:t>
             </w:r>
           </w:p>
         </w:tc>
@@ -22219,7 +23311,7 @@
       <w:tr>
         <w:tc>
           <w:tcPr>
-            <w:tcW w:type="dxa" w:w="1020"/>
+            <w:tcW w:type="dxa" w:w="907"/>
           </w:tcPr>
           <w:p>
             <w:r/>
@@ -22233,7 +23325,7 @@
         </w:tc>
         <w:tc>
           <w:tcPr>
-            <w:tcW w:type="dxa" w:w="567"/>
+            <w:tcW w:type="dxa" w:w="510"/>
           </w:tcPr>
           <w:p>
             <w:r/>
@@ -22247,7 +23339,7 @@
         </w:tc>
         <w:tc>
           <w:tcPr>
-            <w:tcW w:type="dxa" w:w="1644"/>
+            <w:tcW w:type="dxa" w:w="1361"/>
           </w:tcPr>
           <w:p>
             <w:r/>
@@ -22261,7 +23353,7 @@
         </w:tc>
         <w:tc>
           <w:tcPr>
-            <w:tcW w:type="dxa" w:w="6236"/>
+            <w:tcW w:type="dxa" w:w="4195"/>
           </w:tcPr>
           <w:p>
             <w:r/>
@@ -22270,6 +23362,20 @@
                 <w:sz w:val="13"/>
               </w:rPr>
               <w:t>route-signing codes read with the pre-2023 code list (no crosswalk)</w:t>
+            </w:r>
+          </w:p>
+        </w:tc>
+        <w:tc>
+          <w:tcPr>
+            <w:tcW w:type="dxa" w:w="2494"/>
+          </w:tcPr>
+          <w:p>
+            <w:r/>
+            <w:r>
+              <w:rPr>
+                <w:sz w:val="13"/>
+              </w:rPr>
+              <w:t>–</w:t>
             </w:r>
           </w:p>
         </w:tc>
@@ -22277,7 +23383,7 @@
       <w:tr>
         <w:tc>
           <w:tcPr>
-            <w:tcW w:type="dxa" w:w="1020"/>
+            <w:tcW w:type="dxa" w:w="907"/>
           </w:tcPr>
           <w:p>
             <w:r/>
@@ -22291,7 +23397,7 @@
         </w:tc>
         <w:tc>
           <w:tcPr>
-            <w:tcW w:type="dxa" w:w="567"/>
+            <w:tcW w:type="dxa" w:w="510"/>
           </w:tcPr>
           <w:p>
             <w:r/>
@@ -22305,7 +23411,7 @@
         </w:tc>
         <w:tc>
           <w:tcPr>
-            <w:tcW w:type="dxa" w:w="1644"/>
+            <w:tcW w:type="dxa" w:w="1361"/>
           </w:tcPr>
           <w:p>
             <w:r/>
@@ -22319,15 +23425,29 @@
         </w:tc>
         <w:tc>
           <w:tcPr>
-            <w:tcW w:type="dxa" w:w="6236"/>
-          </w:tcPr>
-          <w:p>
-            <w:r/>
-            <w:r>
-              <w:rPr>
-                <w:sz w:val="13"/>
-              </w:rPr>
-              <w:t>pandas 3 upgrade: day of year via astype(int64) changes resolution (pandas issue #65308)</w:t>
+            <w:tcW w:type="dxa" w:w="4195"/>
+          </w:tcPr>
+          <w:p>
+            <w:r/>
+            <w:r>
+              <w:rPr>
+                <w:sz w:val="13"/>
+              </w:rPr>
+              <w:t>pandas 3 upgrade: day of year via astype(int64) changes resolution</w:t>
+            </w:r>
+          </w:p>
+        </w:tc>
+        <w:tc>
+          <w:tcPr>
+            <w:tcW w:type="dxa" w:w="2494"/>
+          </w:tcPr>
+          <w:p>
+            <w:r/>
+            <w:r>
+              <w:rPr>
+                <w:sz w:val="13"/>
+              </w:rPr>
+              <w:t>pandas issue #65308</w:t>
             </w:r>
           </w:p>
         </w:tc>
@@ -22335,7 +23455,7 @@
       <w:tr>
         <w:tc>
           <w:tcPr>
-            <w:tcW w:type="dxa" w:w="1020"/>
+            <w:tcW w:type="dxa" w:w="907"/>
           </w:tcPr>
           <w:p>
             <w:r/>
@@ -22349,7 +23469,7 @@
         </w:tc>
         <w:tc>
           <w:tcPr>
-            <w:tcW w:type="dxa" w:w="567"/>
+            <w:tcW w:type="dxa" w:w="510"/>
           </w:tcPr>
           <w:p>
             <w:r/>
@@ -22363,7 +23483,7 @@
         </w:tc>
         <w:tc>
           <w:tcPr>
-            <w:tcW w:type="dxa" w:w="1644"/>
+            <w:tcW w:type="dxa" w:w="1361"/>
           </w:tcPr>
           <w:p>
             <w:r/>
@@ -22377,7 +23497,7 @@
         </w:tc>
         <w:tc>
           <w:tcPr>
-            <w:tcW w:type="dxa" w:w="6236"/>
+            <w:tcW w:type="dxa" w:w="4195"/>
           </w:tcPr>
           <w:p>
             <w:r/>
@@ -22386,6 +23506,20 @@
                 <w:sz w:val="13"/>
               </w:rPr>
               <w:t>day of week shifted to a 1-based convention</w:t>
+            </w:r>
+          </w:p>
+        </w:tc>
+        <w:tc>
+          <w:tcPr>
+            <w:tcW w:type="dxa" w:w="2494"/>
+          </w:tcPr>
+          <w:p>
+            <w:r/>
+            <w:r>
+              <w:rPr>
+                <w:sz w:val="13"/>
+              </w:rPr>
+              <w:t>–</w:t>
             </w:r>
           </w:p>
         </w:tc>
@@ -22393,7 +23527,7 @@
       <w:tr>
         <w:tc>
           <w:tcPr>
-            <w:tcW w:type="dxa" w:w="1020"/>
+            <w:tcW w:type="dxa" w:w="907"/>
           </w:tcPr>
           <w:p>
             <w:r/>
@@ -22407,7 +23541,7 @@
         </w:tc>
         <w:tc>
           <w:tcPr>
-            <w:tcW w:type="dxa" w:w="567"/>
+            <w:tcW w:type="dxa" w:w="510"/>
           </w:tcPr>
           <w:p>
             <w:r/>
@@ -22421,7 +23555,7 @@
         </w:tc>
         <w:tc>
           <w:tcPr>
-            <w:tcW w:type="dxa" w:w="1644"/>
+            <w:tcW w:type="dxa" w:w="1361"/>
           </w:tcPr>
           <w:p>
             <w:r/>
@@ -22435,15 +23569,29 @@
         </w:tc>
         <w:tc>
           <w:tcPr>
-            <w:tcW w:type="dxa" w:w="6236"/>
-          </w:tcPr>
-          <w:p>
-            <w:r/>
-            <w:r>
-              <w:rPr>
-                <w:sz w:val="13"/>
-              </w:rPr>
-              <w:t>pandas 3 upgrade: chained-assignment log price becomes a no-op (pandas 3.0 release notes (copy-on-write))</w:t>
+            <w:tcW w:type="dxa" w:w="4195"/>
+          </w:tcPr>
+          <w:p>
+            <w:r/>
+            <w:r>
+              <w:rPr>
+                <w:sz w:val="13"/>
+              </w:rPr>
+              <w:t>pandas 3 upgrade: chained-assignment log price becomes a no-op</w:t>
+            </w:r>
+          </w:p>
+        </w:tc>
+        <w:tc>
+          <w:tcPr>
+            <w:tcW w:type="dxa" w:w="2494"/>
+          </w:tcPr>
+          <w:p>
+            <w:r/>
+            <w:r>
+              <w:rPr>
+                <w:sz w:val="13"/>
+              </w:rPr>
+              <w:t>pandas 3.0 release notes (copy-on-write)</w:t>
             </w:r>
           </w:p>
         </w:tc>
@@ -22451,7 +23599,7 @@
       <w:tr>
         <w:tc>
           <w:tcPr>
-            <w:tcW w:type="dxa" w:w="1020"/>
+            <w:tcW w:type="dxa" w:w="907"/>
           </w:tcPr>
           <w:p>
             <w:r/>
@@ -22465,7 +23613,7 @@
         </w:tc>
         <w:tc>
           <w:tcPr>
-            <w:tcW w:type="dxa" w:w="567"/>
+            <w:tcW w:type="dxa" w:w="510"/>
           </w:tcPr>
           <w:p>
             <w:r/>
@@ -22479,7 +23627,7 @@
         </w:tc>
         <w:tc>
           <w:tcPr>
-            <w:tcW w:type="dxa" w:w="1644"/>
+            <w:tcW w:type="dxa" w:w="1361"/>
           </w:tcPr>
           <w:p>
             <w:r/>
@@ -22493,7 +23641,7 @@
         </w:tc>
         <w:tc>
           <w:tcPr>
-            <w:tcW w:type="dxa" w:w="6236"/>
+            <w:tcW w:type="dxa" w:w="4195"/>
           </w:tcPr>
           <w:p>
             <w:r/>
@@ -22502,6 +23650,20 @@
                 <w:sz w:val="13"/>
               </w:rPr>
               <w:t>postcode district used where the postcode area is expected</w:t>
+            </w:r>
+          </w:p>
+        </w:tc>
+        <w:tc>
+          <w:tcPr>
+            <w:tcW w:type="dxa" w:w="2494"/>
+          </w:tcPr>
+          <w:p>
+            <w:r/>
+            <w:r>
+              <w:rPr>
+                <w:sz w:val="13"/>
+              </w:rPr>
+              <w:t>–</w:t>
             </w:r>
           </w:p>
         </w:tc>
@@ -22509,7 +23671,7 @@
       <w:tr>
         <w:tc>
           <w:tcPr>
-            <w:tcW w:type="dxa" w:w="1020"/>
+            <w:tcW w:type="dxa" w:w="907"/>
           </w:tcPr>
           <w:p>
             <w:r/>
@@ -22523,7 +23685,7 @@
         </w:tc>
         <w:tc>
           <w:tcPr>
-            <w:tcW w:type="dxa" w:w="567"/>
+            <w:tcW w:type="dxa" w:w="510"/>
           </w:tcPr>
           <w:p>
             <w:r/>
@@ -22537,7 +23699,7 @@
         </w:tc>
         <w:tc>
           <w:tcPr>
-            <w:tcW w:type="dxa" w:w="1644"/>
+            <w:tcW w:type="dxa" w:w="1361"/>
           </w:tcPr>
           <w:p>
             <w:r/>
@@ -22551,7 +23713,7 @@
         </w:tc>
         <w:tc>
           <w:tcPr>
-            <w:tcW w:type="dxa" w:w="6236"/>
+            <w:tcW w:type="dxa" w:w="4195"/>
           </w:tcPr>
           <w:p>
             <w:r/>
@@ -22560,6 +23722,20 @@
                 <w:sz w:val="13"/>
               </w:rPr>
               <w:t>categorical codes re-fitted at serving time (training/serving skew)</w:t>
+            </w:r>
+          </w:p>
+        </w:tc>
+        <w:tc>
+          <w:tcPr>
+            <w:tcW w:type="dxa" w:w="2494"/>
+          </w:tcPr>
+          <w:p>
+            <w:r/>
+            <w:r>
+              <w:rPr>
+                <w:sz w:val="13"/>
+              </w:rPr>
+              <w:t>–</w:t>
             </w:r>
           </w:p>
         </w:tc>
@@ -22567,7 +23743,7 @@
       <w:tr>
         <w:tc>
           <w:tcPr>
-            <w:tcW w:type="dxa" w:w="1020"/>
+            <w:tcW w:type="dxa" w:w="907"/>
           </w:tcPr>
           <w:p>
             <w:r/>
@@ -22581,7 +23757,7 @@
         </w:tc>
         <w:tc>
           <w:tcPr>
-            <w:tcW w:type="dxa" w:w="567"/>
+            <w:tcW w:type="dxa" w:w="510"/>
           </w:tcPr>
           <w:p>
             <w:r/>
@@ -22595,7 +23771,7 @@
         </w:tc>
         <w:tc>
           <w:tcPr>
-            <w:tcW w:type="dxa" w:w="1644"/>
+            <w:tcW w:type="dxa" w:w="1361"/>
           </w:tcPr>
           <w:p>
             <w:r/>
@@ -22609,15 +23785,29 @@
         </w:tc>
         <w:tc>
           <w:tcPr>
-            <w:tcW w:type="dxa" w:w="6236"/>
-          </w:tcPr>
-          <w:p>
-            <w:r/>
-            <w:r>
-              <w:rPr>
-                <w:sz w:val="13"/>
-              </w:rPr>
-              <w:t>unseen categories encoded as the reference category (scikit-learn issue #34549)</w:t>
+            <w:tcW w:type="dxa" w:w="4195"/>
+          </w:tcPr>
+          <w:p>
+            <w:r/>
+            <w:r>
+              <w:rPr>
+                <w:sz w:val="13"/>
+              </w:rPr>
+              <w:t>unseen categories encoded as the reference category</w:t>
+            </w:r>
+          </w:p>
+        </w:tc>
+        <w:tc>
+          <w:tcPr>
+            <w:tcW w:type="dxa" w:w="2494"/>
+          </w:tcPr>
+          <w:p>
+            <w:r/>
+            <w:r>
+              <w:rPr>
+                <w:sz w:val="13"/>
+              </w:rPr>
+              <w:t>scikit-learn issue #34549</w:t>
             </w:r>
           </w:p>
         </w:tc>
@@ -22625,7 +23815,7 @@
       <w:tr>
         <w:tc>
           <w:tcPr>
-            <w:tcW w:type="dxa" w:w="1020"/>
+            <w:tcW w:type="dxa" w:w="907"/>
           </w:tcPr>
           <w:p>
             <w:r/>
@@ -22639,7 +23829,7 @@
         </w:tc>
         <w:tc>
           <w:tcPr>
-            <w:tcW w:type="dxa" w:w="567"/>
+            <w:tcW w:type="dxa" w:w="510"/>
           </w:tcPr>
           <w:p>
             <w:r/>
@@ -22653,7 +23843,7 @@
         </w:tc>
         <w:tc>
           <w:tcPr>
-            <w:tcW w:type="dxa" w:w="1644"/>
+            <w:tcW w:type="dxa" w:w="1361"/>
           </w:tcPr>
           <w:p>
             <w:r/>
@@ -22667,7 +23857,7 @@
         </w:tc>
         <w:tc>
           <w:tcPr>
-            <w:tcW w:type="dxa" w:w="6236"/>
+            <w:tcW w:type="dxa" w:w="4195"/>
           </w:tcPr>
           <w:p>
             <w:r/>
@@ -22676,6 +23866,20 @@
                 <w:sz w:val="13"/>
               </w:rPr>
               <w:t>category B (non-standard) sales not excluded after the 2013 coverage change</w:t>
+            </w:r>
+          </w:p>
+        </w:tc>
+        <w:tc>
+          <w:tcPr>
+            <w:tcW w:type="dxa" w:w="2494"/>
+          </w:tcPr>
+          <w:p>
+            <w:r/>
+            <w:r>
+              <w:rPr>
+                <w:sz w:val="13"/>
+              </w:rPr>
+              <w:t>–</w:t>
             </w:r>
           </w:p>
         </w:tc>
@@ -22683,7 +23887,7 @@
       <w:tr>
         <w:tc>
           <w:tcPr>
-            <w:tcW w:type="dxa" w:w="1020"/>
+            <w:tcW w:type="dxa" w:w="907"/>
           </w:tcPr>
           <w:p>
             <w:r/>
@@ -22697,7 +23901,7 @@
         </w:tc>
         <w:tc>
           <w:tcPr>
-            <w:tcW w:type="dxa" w:w="567"/>
+            <w:tcW w:type="dxa" w:w="510"/>
           </w:tcPr>
           <w:p>
             <w:r/>
@@ -22711,7 +23915,7 @@
         </w:tc>
         <w:tc>
           <w:tcPr>
-            <w:tcW w:type="dxa" w:w="1644"/>
+            <w:tcW w:type="dxa" w:w="1361"/>
           </w:tcPr>
           <w:p>
             <w:r/>
@@ -22725,15 +23929,29 @@
         </w:tc>
         <w:tc>
           <w:tcPr>
-            <w:tcW w:type="dxa" w:w="6236"/>
-          </w:tcPr>
-          <w:p>
-            <w:r/>
-            <w:r>
-              <w:rPr>
-                <w:sz w:val="13"/>
-              </w:rPr>
-              <w:t>pandas 3 upgrade: duration via astype(int64) changes resolution (pandas issue #65308)</w:t>
+            <w:tcW w:type="dxa" w:w="4195"/>
+          </w:tcPr>
+          <w:p>
+            <w:r/>
+            <w:r>
+              <w:rPr>
+                <w:sz w:val="13"/>
+              </w:rPr>
+              <w:t>pandas 3 upgrade: duration via astype(int64) changes resolution</w:t>
+            </w:r>
+          </w:p>
+        </w:tc>
+        <w:tc>
+          <w:tcPr>
+            <w:tcW w:type="dxa" w:w="2494"/>
+          </w:tcPr>
+          <w:p>
+            <w:r/>
+            <w:r>
+              <w:rPr>
+                <w:sz w:val="13"/>
+              </w:rPr>
+              <w:t>pandas issue #65308</w:t>
             </w:r>
           </w:p>
         </w:tc>
@@ -22741,7 +23959,7 @@
       <w:tr>
         <w:tc>
           <w:tcPr>
-            <w:tcW w:type="dxa" w:w="1020"/>
+            <w:tcW w:type="dxa" w:w="907"/>
           </w:tcPr>
           <w:p>
             <w:r/>
@@ -22755,7 +23973,7 @@
         </w:tc>
         <w:tc>
           <w:tcPr>
-            <w:tcW w:type="dxa" w:w="567"/>
+            <w:tcW w:type="dxa" w:w="510"/>
           </w:tcPr>
           <w:p>
             <w:r/>
@@ -22769,7 +23987,7 @@
         </w:tc>
         <w:tc>
           <w:tcPr>
-            <w:tcW w:type="dxa" w:w="1644"/>
+            <w:tcW w:type="dxa" w:w="1361"/>
           </w:tcPr>
           <w:p>
             <w:r/>
@@ -22783,15 +24001,29 @@
         </w:tc>
         <w:tc>
           <w:tcPr>
-            <w:tcW w:type="dxa" w:w="6236"/>
-          </w:tcPr>
-          <w:p>
-            <w:r/>
-            <w:r>
-              <w:rPr>
-                <w:sz w:val="13"/>
-              </w:rPr>
-              <w:t>pandas 3 upgrade: chained-assignment wind speed and hail size become no-ops (pandas 3.0 release notes (copy-on-write))</w:t>
+            <w:tcW w:type="dxa" w:w="4195"/>
+          </w:tcPr>
+          <w:p>
+            <w:r/>
+            <w:r>
+              <w:rPr>
+                <w:sz w:val="13"/>
+              </w:rPr>
+              <w:t>pandas 3 upgrade: chained-assignment wind speed and hail size become no-ops</w:t>
+            </w:r>
+          </w:p>
+        </w:tc>
+        <w:tc>
+          <w:tcPr>
+            <w:tcW w:type="dxa" w:w="2494"/>
+          </w:tcPr>
+          <w:p>
+            <w:r/>
+            <w:r>
+              <w:rPr>
+                <w:sz w:val="13"/>
+              </w:rPr>
+              <w:t>pandas 3.0 release notes (copy-on-write)</w:t>
             </w:r>
           </w:p>
         </w:tc>
@@ -22799,7 +24031,7 @@
       <w:tr>
         <w:tc>
           <w:tcPr>
-            <w:tcW w:type="dxa" w:w="1020"/>
+            <w:tcW w:type="dxa" w:w="907"/>
           </w:tcPr>
           <w:p>
             <w:r/>
@@ -22813,7 +24045,7 @@
         </w:tc>
         <w:tc>
           <w:tcPr>
-            <w:tcW w:type="dxa" w:w="567"/>
+            <w:tcW w:type="dxa" w:w="510"/>
           </w:tcPr>
           <w:p>
             <w:r/>
@@ -22827,7 +24059,7 @@
         </w:tc>
         <w:tc>
           <w:tcPr>
-            <w:tcW w:type="dxa" w:w="1644"/>
+            <w:tcW w:type="dxa" w:w="1361"/>
           </w:tcPr>
           <w:p>
             <w:r/>
@@ -22841,7 +24073,7 @@
         </w:tc>
         <w:tc>
           <w:tcPr>
-            <w:tcW w:type="dxa" w:w="6236"/>
+            <w:tcW w:type="dxa" w:w="4195"/>
           </w:tcPr>
           <w:p>
             <w:r/>
@@ -22850,6 +24082,20 @@
                 <w:sz w:val="13"/>
               </w:rPr>
               <w:t>event duration reported in minutes where hours are expected</w:t>
+            </w:r>
+          </w:p>
+        </w:tc>
+        <w:tc>
+          <w:tcPr>
+            <w:tcW w:type="dxa" w:w="2494"/>
+          </w:tcPr>
+          <w:p>
+            <w:r/>
+            <w:r>
+              <w:rPr>
+                <w:sz w:val="13"/>
+              </w:rPr>
+              <w:t>–</w:t>
             </w:r>
           </w:p>
         </w:tc>
@@ -22857,7 +24103,7 @@
       <w:tr>
         <w:tc>
           <w:tcPr>
-            <w:tcW w:type="dxa" w:w="1020"/>
+            <w:tcW w:type="dxa" w:w="907"/>
           </w:tcPr>
           <w:p>
             <w:r/>
@@ -22871,7 +24117,7 @@
         </w:tc>
         <w:tc>
           <w:tcPr>
-            <w:tcW w:type="dxa" w:w="567"/>
+            <w:tcW w:type="dxa" w:w="510"/>
           </w:tcPr>
           <w:p>
             <w:r/>
@@ -22885,7 +24131,7 @@
         </w:tc>
         <w:tc>
           <w:tcPr>
-            <w:tcW w:type="dxa" w:w="1644"/>
+            <w:tcW w:type="dxa" w:w="1361"/>
           </w:tcPr>
           <w:p>
             <w:r/>
@@ -22899,7 +24145,7 @@
         </w:tc>
         <w:tc>
           <w:tcPr>
-            <w:tcW w:type="dxa" w:w="6236"/>
+            <w:tcW w:type="dxa" w:w="4195"/>
           </w:tcPr>
           <w:p>
             <w:r/>
@@ -22908,6 +24154,20 @@
                 <w:sz w:val="13"/>
               </w:rPr>
               <w:t>location points aggregated by episode instead of by event</w:t>
+            </w:r>
+          </w:p>
+        </w:tc>
+        <w:tc>
+          <w:tcPr>
+            <w:tcW w:type="dxa" w:w="2494"/>
+          </w:tcPr>
+          <w:p>
+            <w:r/>
+            <w:r>
+              <w:rPr>
+                <w:sz w:val="13"/>
+              </w:rPr>
+              <w:t>–</w:t>
             </w:r>
           </w:p>
         </w:tc>
@@ -22915,7 +24175,7 @@
       <w:tr>
         <w:tc>
           <w:tcPr>
-            <w:tcW w:type="dxa" w:w="1020"/>
+            <w:tcW w:type="dxa" w:w="907"/>
           </w:tcPr>
           <w:p>
             <w:r/>
@@ -22929,7 +24189,7 @@
         </w:tc>
         <w:tc>
           <w:tcPr>
-            <w:tcW w:type="dxa" w:w="567"/>
+            <w:tcW w:type="dxa" w:w="510"/>
           </w:tcPr>
           <w:p>
             <w:r/>
@@ -22943,7 +24203,7 @@
         </w:tc>
         <w:tc>
           <w:tcPr>
-            <w:tcW w:type="dxa" w:w="1644"/>
+            <w:tcW w:type="dxa" w:w="1361"/>
           </w:tcPr>
           <w:p>
             <w:r/>
@@ -22957,7 +24217,7 @@
         </w:tc>
         <w:tc>
           <w:tcPr>
-            <w:tcW w:type="dxa" w:w="6236"/>
+            <w:tcW w:type="dxa" w:w="4195"/>
           </w:tcPr>
           <w:p>
             <w:r/>
@@ -22966,6 +24226,20 @@
                 <w:sz w:val="13"/>
               </w:rPr>
               <w:t>latitude and longitude swapped in the grid cell</w:t>
+            </w:r>
+          </w:p>
+        </w:tc>
+        <w:tc>
+          <w:tcPr>
+            <w:tcW w:type="dxa" w:w="2494"/>
+          </w:tcPr>
+          <w:p>
+            <w:r/>
+            <w:r>
+              <w:rPr>
+                <w:sz w:val="13"/>
+              </w:rPr>
+              <w:t>–</w:t>
             </w:r>
           </w:p>
         </w:tc>
@@ -22973,7 +24247,7 @@
       <w:tr>
         <w:tc>
           <w:tcPr>
-            <w:tcW w:type="dxa" w:w="1020"/>
+            <w:tcW w:type="dxa" w:w="907"/>
           </w:tcPr>
           <w:p>
             <w:r/>
@@ -22987,7 +24261,7 @@
         </w:tc>
         <w:tc>
           <w:tcPr>
-            <w:tcW w:type="dxa" w:w="567"/>
+            <w:tcW w:type="dxa" w:w="510"/>
           </w:tcPr>
           <w:p>
             <w:r/>
@@ -23001,7 +24275,7 @@
         </w:tc>
         <w:tc>
           <w:tcPr>
-            <w:tcW w:type="dxa" w:w="1644"/>
+            <w:tcW w:type="dxa" w:w="1361"/>
           </w:tcPr>
           <w:p>
             <w:r/>
@@ -23015,7 +24289,7 @@
         </w:tc>
         <w:tc>
           <w:tcPr>
-            <w:tcW w:type="dxa" w:w="6236"/>
+            <w:tcW w:type="dxa" w:w="4195"/>
           </w:tcPr>
           <w:p>
             <w:r/>
@@ -23024,6 +24298,20 @@
                 <w:sz w:val="13"/>
               </w:rPr>
               <w:t>wind speed converted from knots to mph where knots are expected</w:t>
+            </w:r>
+          </w:p>
+        </w:tc>
+        <w:tc>
+          <w:tcPr>
+            <w:tcW w:type="dxa" w:w="2494"/>
+          </w:tcPr>
+          <w:p>
+            <w:r/>
+            <w:r>
+              <w:rPr>
+                <w:sz w:val="13"/>
+              </w:rPr>
+              <w:t>–</w:t>
             </w:r>
           </w:p>
         </w:tc>
@@ -23031,7 +24319,7 @@
       <w:tr>
         <w:tc>
           <w:tcPr>
-            <w:tcW w:type="dxa" w:w="1020"/>
+            <w:tcW w:type="dxa" w:w="907"/>
           </w:tcPr>
           <w:p>
             <w:r/>
@@ -23045,7 +24333,7 @@
         </w:tc>
         <w:tc>
           <w:tcPr>
-            <w:tcW w:type="dxa" w:w="567"/>
+            <w:tcW w:type="dxa" w:w="510"/>
           </w:tcPr>
           <w:p>
             <w:r/>
@@ -23059,7 +24347,7 @@
         </w:tc>
         <w:tc>
           <w:tcPr>
-            <w:tcW w:type="dxa" w:w="1644"/>
+            <w:tcW w:type="dxa" w:w="1361"/>
           </w:tcPr>
           <w:p>
             <w:r/>
@@ -23073,7 +24361,7 @@
         </w:tc>
         <w:tc>
           <w:tcPr>
-            <w:tcW w:type="dxa" w:w="6236"/>
+            <w:tcW w:type="dxa" w:w="4195"/>
           </w:tcPr>
           <w:p>
             <w:r/>
@@ -23082,6 +24370,20 @@
                 <w:sz w:val="13"/>
               </w:rPr>
               <w:t>categorical codes re-fitted at serving time (training/serving skew)</w:t>
+            </w:r>
+          </w:p>
+        </w:tc>
+        <w:tc>
+          <w:tcPr>
+            <w:tcW w:type="dxa" w:w="2494"/>
+          </w:tcPr>
+          <w:p>
+            <w:r/>
+            <w:r>
+              <w:rPr>
+                <w:sz w:val="13"/>
+              </w:rPr>
+              <w:t>–</w:t>
             </w:r>
           </w:p>
         </w:tc>
@@ -23089,7 +24391,7 @@
       <w:tr>
         <w:tc>
           <w:tcPr>
-            <w:tcW w:type="dxa" w:w="1020"/>
+            <w:tcW w:type="dxa" w:w="907"/>
           </w:tcPr>
           <w:p>
             <w:r/>
@@ -23103,7 +24405,7 @@
         </w:tc>
         <w:tc>
           <w:tcPr>
-            <w:tcW w:type="dxa" w:w="567"/>
+            <w:tcW w:type="dxa" w:w="510"/>
           </w:tcPr>
           <w:p>
             <w:r/>
@@ -23117,7 +24419,7 @@
         </w:tc>
         <w:tc>
           <w:tcPr>
-            <w:tcW w:type="dxa" w:w="1644"/>
+            <w:tcW w:type="dxa" w:w="1361"/>
           </w:tcPr>
           <w:p>
             <w:r/>
@@ -23131,15 +24433,29 @@
         </w:tc>
         <w:tc>
           <w:tcPr>
-            <w:tcW w:type="dxa" w:w="6236"/>
-          </w:tcPr>
-          <w:p>
-            <w:r/>
-            <w:r>
-              <w:rPr>
-                <w:sz w:val="13"/>
-              </w:rPr>
-              <w:t>unseen categories encoded as the reference category (scikit-learn issue #34549)</w:t>
+            <w:tcW w:type="dxa" w:w="4195"/>
+          </w:tcPr>
+          <w:p>
+            <w:r/>
+            <w:r>
+              <w:rPr>
+                <w:sz w:val="13"/>
+              </w:rPr>
+              <w:t>unseen categories encoded as the reference category</w:t>
+            </w:r>
+          </w:p>
+        </w:tc>
+        <w:tc>
+          <w:tcPr>
+            <w:tcW w:type="dxa" w:w="2494"/>
+          </w:tcPr>
+          <w:p>
+            <w:r/>
+            <w:r>
+              <w:rPr>
+                <w:sz w:val="13"/>
+              </w:rPr>
+              <w:t>scikit-learn issue #34549</w:t>
             </w:r>
           </w:p>
         </w:tc>
@@ -23147,7 +24463,7 @@
       <w:tr>
         <w:tc>
           <w:tcPr>
-            <w:tcW w:type="dxa" w:w="1020"/>
+            <w:tcW w:type="dxa" w:w="907"/>
           </w:tcPr>
           <w:p>
             <w:r/>
@@ -23161,7 +24477,7 @@
         </w:tc>
         <w:tc>
           <w:tcPr>
-            <w:tcW w:type="dxa" w:w="567"/>
+            <w:tcW w:type="dxa" w:w="510"/>
           </w:tcPr>
           <w:p>
             <w:r/>
@@ -23175,7 +24491,7 @@
         </w:tc>
         <w:tc>
           <w:tcPr>
-            <w:tcW w:type="dxa" w:w="1644"/>
+            <w:tcW w:type="dxa" w:w="1361"/>
           </w:tcPr>
           <w:p>
             <w:r/>
@@ -23189,7 +24505,7 @@
         </w:tc>
         <w:tc>
           <w:tcPr>
-            <w:tcW w:type="dxa" w:w="6236"/>
+            <w:tcW w:type="dxa" w:w="4195"/>
           </w:tcPr>
           <w:p>
             <w:r/>
@@ -23198,6 +24514,20 @@
                 <w:sz w:val="13"/>
               </w:rPr>
               <w:t>time-zone table not refreshed for codes with the UTC offset appended</w:t>
+            </w:r>
+          </w:p>
+        </w:tc>
+        <w:tc>
+          <w:tcPr>
+            <w:tcW w:type="dxa" w:w="2494"/>
+          </w:tcPr>
+          <w:p>
+            <w:r/>
+            <w:r>
+              <w:rPr>
+                <w:sz w:val="13"/>
+              </w:rPr>
+              <w:t>–</w:t>
             </w:r>
           </w:p>
         </w:tc>
@@ -23205,7 +24535,7 @@
       <w:tr>
         <w:tc>
           <w:tcPr>
-            <w:tcW w:type="dxa" w:w="1020"/>
+            <w:tcW w:type="dxa" w:w="907"/>
           </w:tcPr>
           <w:p>
             <w:r/>
@@ -23219,7 +24549,7 @@
         </w:tc>
         <w:tc>
           <w:tcPr>
-            <w:tcW w:type="dxa" w:w="567"/>
+            <w:tcW w:type="dxa" w:w="510"/>
           </w:tcPr>
           <w:p>
             <w:r/>
@@ -23233,7 +24563,7 @@
         </w:tc>
         <w:tc>
           <w:tcPr>
-            <w:tcW w:type="dxa" w:w="1644"/>
+            <w:tcW w:type="dxa" w:w="1361"/>
           </w:tcPr>
           <w:p>
             <w:r/>
@@ -23247,7 +24577,7 @@
         </w:tc>
         <w:tc>
           <w:tcPr>
-            <w:tcW w:type="dxa" w:w="6236"/>
+            <w:tcW w:type="dxa" w:w="4195"/>
           </w:tcPr>
           <w:p>
             <w:r/>
@@ -23256,6 +24586,20 @@
                 <w:sz w:val="13"/>
               </w:rPr>
               <w:t>appended offset stripped and the old table used (Alaska and Guam codes lost)</w:t>
+            </w:r>
+          </w:p>
+        </w:tc>
+        <w:tc>
+          <w:tcPr>
+            <w:tcW w:type="dxa" w:w="2494"/>
+          </w:tcPr>
+          <w:p>
+            <w:r/>
+            <w:r>
+              <w:rPr>
+                <w:sz w:val="13"/>
+              </w:rPr>
+              <w:t>–</w:t>
             </w:r>
           </w:p>
         </w:tc>
@@ -23263,7 +24607,7 @@
       <w:tr>
         <w:tc>
           <w:tcPr>
-            <w:tcW w:type="dxa" w:w="1020"/>
+            <w:tcW w:type="dxa" w:w="907"/>
           </w:tcPr>
           <w:p>
             <w:r/>
@@ -23277,7 +24621,7 @@
         </w:tc>
         <w:tc>
           <w:tcPr>
-            <w:tcW w:type="dxa" w:w="567"/>
+            <w:tcW w:type="dxa" w:w="510"/>
           </w:tcPr>
           <w:p>
             <w:r/>
@@ -23291,7 +24635,7 @@
         </w:tc>
         <w:tc>
           <w:tcPr>
-            <w:tcW w:type="dxa" w:w="1644"/>
+            <w:tcW w:type="dxa" w:w="1361"/>
           </w:tcPr>
           <w:p>
             <w:r/>
@@ -23305,7 +24649,7 @@
         </w:tc>
         <w:tc>
           <w:tcPr>
-            <w:tcW w:type="dxa" w:w="6236"/>
+            <w:tcW w:type="dxa" w:w="4195"/>
           </w:tcPr>
           <w:p>
             <w:r/>
@@ -23314,6 +24658,20 @@
                 <w:sz w:val="13"/>
               </w:rPr>
               <w:t>source crosswalk not refreshed for the title-case code list</w:t>
+            </w:r>
+          </w:p>
+        </w:tc>
+        <w:tc>
+          <w:tcPr>
+            <w:tcW w:type="dxa" w:w="2494"/>
+          </w:tcPr>
+          <w:p>
+            <w:r/>
+            <w:r>
+              <w:rPr>
+                <w:sz w:val="13"/>
+              </w:rPr>
+              <w:t>–</w:t>
             </w:r>
           </w:p>
         </w:tc>
@@ -23321,7 +24679,7 @@
       <w:tr>
         <w:tc>
           <w:tcPr>
-            <w:tcW w:type="dxa" w:w="1020"/>
+            <w:tcW w:type="dxa" w:w="907"/>
           </w:tcPr>
           <w:p>
             <w:r/>
@@ -23335,7 +24693,7 @@
         </w:tc>
         <w:tc>
           <w:tcPr>
-            <w:tcW w:type="dxa" w:w="567"/>
+            <w:tcW w:type="dxa" w:w="510"/>
           </w:tcPr>
           <w:p>
             <w:r/>
@@ -23349,7 +24707,7 @@
         </w:tc>
         <w:tc>
           <w:tcPr>
-            <w:tcW w:type="dxa" w:w="1644"/>
+            <w:tcW w:type="dxa" w:w="1361"/>
           </w:tcPr>
           <w:p>
             <w:r/>
@@ -23363,7 +24721,7 @@
         </w:tc>
         <w:tc>
           <w:tcPr>
-            <w:tcW w:type="dxa" w:w="6236"/>
+            <w:tcW w:type="dxa" w:w="4195"/>
           </w:tcPr>
           <w:p>
             <w:r/>
@@ -23372,6 +24730,20 @@
                 <w:sz w:val="13"/>
               </w:rPr>
               <w:t>new source codes upper-cased and looked up in the old list (renamed codes lost)</w:t>
+            </w:r>
+          </w:p>
+        </w:tc>
+        <w:tc>
+          <w:tcPr>
+            <w:tcW w:type="dxa" w:w="2494"/>
+          </w:tcPr>
+          <w:p>
+            <w:r/>
+            <w:r>
+              <w:rPr>
+                <w:sz w:val="13"/>
+              </w:rPr>
+              <w:t>–</w:t>
             </w:r>
           </w:p>
         </w:tc>
@@ -23379,7 +24751,7 @@
       <w:tr>
         <w:tc>
           <w:tcPr>
-            <w:tcW w:type="dxa" w:w="1020"/>
+            <w:tcW w:type="dxa" w:w="907"/>
           </w:tcPr>
           <w:p>
             <w:r/>
@@ -23393,7 +24765,7 @@
         </w:tc>
         <w:tc>
           <w:tcPr>
-            <w:tcW w:type="dxa" w:w="567"/>
+            <w:tcW w:type="dxa" w:w="510"/>
           </w:tcPr>
           <w:p>
             <w:r/>
@@ -23407,7 +24779,7 @@
         </w:tc>
         <w:tc>
           <w:tcPr>
-            <w:tcW w:type="dxa" w:w="1644"/>
+            <w:tcW w:type="dxa" w:w="1361"/>
           </w:tcPr>
           <w:p>
             <w:r/>
@@ -23421,7 +24793,7 @@
         </w:tc>
         <w:tc>
           <w:tcPr>
-            <w:tcW w:type="dxa" w:w="6236"/>
+            <w:tcW w:type="dxa" w:w="4195"/>
           </w:tcPr>
           <w:p>
             <w:r/>
@@ -23430,6 +24802,20 @@
                 <w:sz w:val="13"/>
               </w:rPr>
               <w:t>indirect fatalities counted after they were added to the fatality file</w:t>
+            </w:r>
+          </w:p>
+        </w:tc>
+        <w:tc>
+          <w:tcPr>
+            <w:tcW w:type="dxa" w:w="2494"/>
+          </w:tcPr>
+          <w:p>
+            <w:r/>
+            <w:r>
+              <w:rPr>
+                <w:sz w:val="13"/>
+              </w:rPr>
+              <w:t>–</w:t>
             </w:r>
           </w:p>
         </w:tc>
@@ -23437,7 +24823,7 @@
       <w:tr>
         <w:tc>
           <w:tcPr>
-            <w:tcW w:type="dxa" w:w="1020"/>
+            <w:tcW w:type="dxa" w:w="907"/>
           </w:tcPr>
           <w:p>
             <w:r/>
@@ -23451,7 +24837,7 @@
         </w:tc>
         <w:tc>
           <w:tcPr>
-            <w:tcW w:type="dxa" w:w="567"/>
+            <w:tcW w:type="dxa" w:w="510"/>
           </w:tcPr>
           <w:p>
             <w:r/>
@@ -23465,7 +24851,7 @@
         </w:tc>
         <w:tc>
           <w:tcPr>
-            <w:tcW w:type="dxa" w:w="1644"/>
+            <w:tcW w:type="dxa" w:w="1361"/>
           </w:tcPr>
           <w:p>
             <w:r/>
@@ -23479,7 +24865,7 @@
         </w:tc>
         <w:tc>
           <w:tcPr>
-            <w:tcW w:type="dxa" w:w="6236"/>
+            <w:tcW w:type="dxa" w:w="4195"/>
           </w:tcPr>
           <w:p>
             <w:r/>
@@ -23488,6 +24874,20 @@
                 <w:sz w:val="13"/>
               </w:rPr>
               <w:t>tornado ratings still read on the Fujita scale (EF ratings unmapped)</w:t>
+            </w:r>
+          </w:p>
+        </w:tc>
+        <w:tc>
+          <w:tcPr>
+            <w:tcW w:type="dxa" w:w="2494"/>
+          </w:tcPr>
+          <w:p>
+            <w:r/>
+            <w:r>
+              <w:rPr>
+                <w:sz w:val="13"/>
+              </w:rPr>
+              <w:t>–</w:t>
             </w:r>
           </w:p>
         </w:tc>
@@ -23495,7 +24895,7 @@
       <w:tr>
         <w:tc>
           <w:tcPr>
-            <w:tcW w:type="dxa" w:w="1020"/>
+            <w:tcW w:type="dxa" w:w="907"/>
           </w:tcPr>
           <w:p>
             <w:r/>
@@ -23509,7 +24909,7 @@
         </w:tc>
         <w:tc>
           <w:tcPr>
-            <w:tcW w:type="dxa" w:w="567"/>
+            <w:tcW w:type="dxa" w:w="510"/>
           </w:tcPr>
           <w:p>
             <w:r/>
@@ -23523,7 +24923,7 @@
         </w:tc>
         <w:tc>
           <w:tcPr>
-            <w:tcW w:type="dxa" w:w="1644"/>
+            <w:tcW w:type="dxa" w:w="1361"/>
           </w:tcPr>
           <w:p>
             <w:r/>
@@ -23537,7 +24937,7 @@
         </w:tc>
         <w:tc>
           <w:tcPr>
-            <w:tcW w:type="dxa" w:w="6236"/>
+            <w:tcW w:type="dxa" w:w="4195"/>
           </w:tcPr>
           <w:p>
             <w:r/>
@@ -23546,6 +24946,20 @@
                 <w:sz w:val="13"/>
               </w:rPr>
               <w:t>unrated tornadoes ('EFU') coded as the lowest rating</w:t>
+            </w:r>
+          </w:p>
+        </w:tc>
+        <w:tc>
+          <w:tcPr>
+            <w:tcW w:type="dxa" w:w="2494"/>
+          </w:tcPr>
+          <w:p>
+            <w:r/>
+            <w:r>
+              <w:rPr>
+                <w:sz w:val="13"/>
+              </w:rPr>
+              <w:t>–</w:t>
             </w:r>
           </w:p>
         </w:tc>
@@ -23553,7 +24967,7 @@
       <w:tr>
         <w:tc>
           <w:tcPr>
-            <w:tcW w:type="dxa" w:w="1020"/>
+            <w:tcW w:type="dxa" w:w="907"/>
           </w:tcPr>
           <w:p>
             <w:r/>
@@ -23567,7 +24981,7 @@
         </w:tc>
         <w:tc>
           <w:tcPr>
-            <w:tcW w:type="dxa" w:w="567"/>
+            <w:tcW w:type="dxa" w:w="510"/>
           </w:tcPr>
           <w:p>
             <w:r/>
@@ -23581,7 +24995,7 @@
         </w:tc>
         <w:tc>
           <w:tcPr>
-            <w:tcW w:type="dxa" w:w="1644"/>
+            <w:tcW w:type="dxa" w:w="1361"/>
           </w:tcPr>
           <w:p>
             <w:r/>
@@ -23595,7 +25009,7 @@
         </w:tc>
         <w:tc>
           <w:tcPr>
-            <w:tcW w:type="dxa" w:w="6236"/>
+            <w:tcW w:type="dxa" w:w="4195"/>
           </w:tcPr>
           <w:p>
             <w:r/>
@@ -23604,6 +25018,20 @@
                 <w:sz w:val="13"/>
               </w:rPr>
               <w:t>time-zone table not refreshed for the daylight-time codes</w:t>
+            </w:r>
+          </w:p>
+        </w:tc>
+        <w:tc>
+          <w:tcPr>
+            <w:tcW w:type="dxa" w:w="2494"/>
+          </w:tcPr>
+          <w:p>
+            <w:r/>
+            <w:r>
+              <w:rPr>
+                <w:sz w:val="13"/>
+              </w:rPr>
+              <w:t>–</w:t>
             </w:r>
           </w:p>
         </w:tc>
@@ -23611,7 +25039,7 @@
       <w:tr>
         <w:tc>
           <w:tcPr>
-            <w:tcW w:type="dxa" w:w="1020"/>
+            <w:tcW w:type="dxa" w:w="907"/>
           </w:tcPr>
           <w:p>
             <w:r/>
@@ -23625,7 +25053,7 @@
         </w:tc>
         <w:tc>
           <w:tcPr>
-            <w:tcW w:type="dxa" w:w="567"/>
+            <w:tcW w:type="dxa" w:w="510"/>
           </w:tcPr>
           <w:p>
             <w:r/>
@@ -23639,7 +25067,7 @@
         </w:tc>
         <w:tc>
           <w:tcPr>
-            <w:tcW w:type="dxa" w:w="1644"/>
+            <w:tcW w:type="dxa" w:w="1361"/>
           </w:tcPr>
           <w:p>
             <w:r/>
@@ -23653,15 +25081,29 @@
         </w:tc>
         <w:tc>
           <w:tcPr>
-            <w:tcW w:type="dxa" w:w="6236"/>
-          </w:tcPr>
-          <w:p>
-            <w:r/>
-            <w:r>
-              <w:rPr>
-                <w:sz w:val="13"/>
-              </w:rPr>
-              <w:t>pandas 3 upgrade: delay via astype(int64) changes resolution (pandas issue #65308)</w:t>
+            <w:tcW w:type="dxa" w:w="4195"/>
+          </w:tcPr>
+          <w:p>
+            <w:r/>
+            <w:r>
+              <w:rPr>
+                <w:sz w:val="13"/>
+              </w:rPr>
+              <w:t>pandas 3 upgrade: delay via astype(int64) changes resolution</w:t>
+            </w:r>
+          </w:p>
+        </w:tc>
+        <w:tc>
+          <w:tcPr>
+            <w:tcW w:type="dxa" w:w="2494"/>
+          </w:tcPr>
+          <w:p>
+            <w:r/>
+            <w:r>
+              <w:rPr>
+                <w:sz w:val="13"/>
+              </w:rPr>
+              <w:t>pandas issue #65308</w:t>
             </w:r>
           </w:p>
         </w:tc>
@@ -23669,7 +25111,7 @@
       <w:tr>
         <w:tc>
           <w:tcPr>
-            <w:tcW w:type="dxa" w:w="1020"/>
+            <w:tcW w:type="dxa" w:w="907"/>
           </w:tcPr>
           <w:p>
             <w:r/>
@@ -23683,7 +25125,7 @@
         </w:tc>
         <w:tc>
           <w:tcPr>
-            <w:tcW w:type="dxa" w:w="567"/>
+            <w:tcW w:type="dxa" w:w="510"/>
           </w:tcPr>
           <w:p>
             <w:r/>
@@ -23697,7 +25139,7 @@
         </w:tc>
         <w:tc>
           <w:tcPr>
-            <w:tcW w:type="dxa" w:w="1644"/>
+            <w:tcW w:type="dxa" w:w="1361"/>
           </w:tcPr>
           <w:p>
             <w:r/>
@@ -23711,15 +25153,29 @@
         </w:tc>
         <w:tc>
           <w:tcPr>
-            <w:tcW w:type="dxa" w:w="6236"/>
-          </w:tcPr>
-          <w:p>
-            <w:r/>
-            <w:r>
-              <w:rPr>
-                <w:sz w:val="13"/>
-              </w:rPr>
-              <w:t>pandas 3 upgrade: chained-assignment indicator flags become no-ops (pandas 3.0 release notes (copy-on-write))</w:t>
+            <w:tcW w:type="dxa" w:w="4195"/>
+          </w:tcPr>
+          <w:p>
+            <w:r/>
+            <w:r>
+              <w:rPr>
+                <w:sz w:val="13"/>
+              </w:rPr>
+              <w:t>pandas 3 upgrade: chained-assignment indicator flags become no-ops</w:t>
+            </w:r>
+          </w:p>
+        </w:tc>
+        <w:tc>
+          <w:tcPr>
+            <w:tcW w:type="dxa" w:w="2494"/>
+          </w:tcPr>
+          <w:p>
+            <w:r/>
+            <w:r>
+              <w:rPr>
+                <w:sz w:val="13"/>
+              </w:rPr>
+              <w:t>pandas 3.0 release notes (copy-on-write)</w:t>
             </w:r>
           </w:p>
         </w:tc>
@@ -23727,7 +25183,7 @@
       <w:tr>
         <w:tc>
           <w:tcPr>
-            <w:tcW w:type="dxa" w:w="1020"/>
+            <w:tcW w:type="dxa" w:w="907"/>
           </w:tcPr>
           <w:p>
             <w:r/>
@@ -23741,7 +25197,7 @@
         </w:tc>
         <w:tc>
           <w:tcPr>
-            <w:tcW w:type="dxa" w:w="567"/>
+            <w:tcW w:type="dxa" w:w="510"/>
           </w:tcPr>
           <w:p>
             <w:r/>
@@ -23755,7 +25211,7 @@
         </w:tc>
         <w:tc>
           <w:tcPr>
-            <w:tcW w:type="dxa" w:w="1644"/>
+            <w:tcW w:type="dxa" w:w="1361"/>
           </w:tcPr>
           <w:p>
             <w:r/>
@@ -23769,7 +25225,7 @@
         </w:tc>
         <w:tc>
           <w:tcPr>
-            <w:tcW w:type="dxa" w:w="6236"/>
+            <w:tcW w:type="dxa" w:w="4195"/>
           </w:tcPr>
           <w:p>
             <w:r/>
@@ -23778,6 +25234,20 @@
                 <w:sz w:val="13"/>
               </w:rPr>
               <w:t>notification delay reported in minutes where hours are expected</w:t>
+            </w:r>
+          </w:p>
+        </w:tc>
+        <w:tc>
+          <w:tcPr>
+            <w:tcW w:type="dxa" w:w="2494"/>
+          </w:tcPr>
+          <w:p>
+            <w:r/>
+            <w:r>
+              <w:rPr>
+                <w:sz w:val="13"/>
+              </w:rPr>
+              <w:t>–</w:t>
             </w:r>
           </w:p>
         </w:tc>
@@ -23785,7 +25255,7 @@
       <w:tr>
         <w:tc>
           <w:tcPr>
-            <w:tcW w:type="dxa" w:w="1020"/>
+            <w:tcW w:type="dxa" w:w="907"/>
           </w:tcPr>
           <w:p>
             <w:r/>
@@ -23799,7 +25269,7 @@
         </w:tc>
         <w:tc>
           <w:tcPr>
-            <w:tcW w:type="dxa" w:w="567"/>
+            <w:tcW w:type="dxa" w:w="510"/>
           </w:tcPr>
           <w:p>
             <w:r/>
@@ -23813,7 +25283,7 @@
         </w:tc>
         <w:tc>
           <w:tcPr>
-            <w:tcW w:type="dxa" w:w="1644"/>
+            <w:tcW w:type="dxa" w:w="1361"/>
           </w:tcPr>
           <w:p>
             <w:r/>
@@ -23827,7 +25297,7 @@
         </w:tc>
         <w:tc>
           <w:tcPr>
-            <w:tcW w:type="dxa" w:w="6236"/>
+            <w:tcW w:type="dxa" w:w="4195"/>
           </w:tcPr>
           <w:p>
             <w:r/>
@@ -23836,6 +25306,20 @@
                 <w:sz w:val="13"/>
               </w:rPr>
               <w:t>missing driver ages filled with 0 before averaging</w:t>
+            </w:r>
+          </w:p>
+        </w:tc>
+        <w:tc>
+          <w:tcPr>
+            <w:tcW w:type="dxa" w:w="2494"/>
+          </w:tcPr>
+          <w:p>
+            <w:r/>
+            <w:r>
+              <w:rPr>
+                <w:sz w:val="13"/>
+              </w:rPr>
+              <w:t>–</w:t>
             </w:r>
           </w:p>
         </w:tc>
@@ -23843,7 +25327,7 @@
       <w:tr>
         <w:tc>
           <w:tcPr>
-            <w:tcW w:type="dxa" w:w="1020"/>
+            <w:tcW w:type="dxa" w:w="907"/>
           </w:tcPr>
           <w:p>
             <w:r/>
@@ -23857,7 +25341,7 @@
         </w:tc>
         <w:tc>
           <w:tcPr>
-            <w:tcW w:type="dxa" w:w="567"/>
+            <w:tcW w:type="dxa" w:w="510"/>
           </w:tcPr>
           <w:p>
             <w:r/>
@@ -23871,7 +25355,7 @@
         </w:tc>
         <w:tc>
           <w:tcPr>
-            <w:tcW w:type="dxa" w:w="1644"/>
+            <w:tcW w:type="dxa" w:w="1361"/>
           </w:tcPr>
           <w:p>
             <w:r/>
@@ -23885,7 +25369,7 @@
         </w:tc>
         <w:tc>
           <w:tcPr>
-            <w:tcW w:type="dxa" w:w="6236"/>
+            <w:tcW w:type="dxa" w:w="4195"/>
           </w:tcPr>
           <w:p>
             <w:r/>
@@ -23894,6 +25378,20 @@
                 <w:sz w:val="13"/>
               </w:rPr>
               <w:t>cyclists counted as pedestrians</w:t>
+            </w:r>
+          </w:p>
+        </w:tc>
+        <w:tc>
+          <w:tcPr>
+            <w:tcW w:type="dxa" w:w="2494"/>
+          </w:tcPr>
+          <w:p>
+            <w:r/>
+            <w:r>
+              <w:rPr>
+                <w:sz w:val="13"/>
+              </w:rPr>
+              <w:t>–</w:t>
             </w:r>
           </w:p>
         </w:tc>
@@ -23901,7 +25399,7 @@
       <w:tr>
         <w:tc>
           <w:tcPr>
-            <w:tcW w:type="dxa" w:w="1020"/>
+            <w:tcW w:type="dxa" w:w="907"/>
           </w:tcPr>
           <w:p>
             <w:r/>
@@ -23915,7 +25413,7 @@
         </w:tc>
         <w:tc>
           <w:tcPr>
-            <w:tcW w:type="dxa" w:w="567"/>
+            <w:tcW w:type="dxa" w:w="510"/>
           </w:tcPr>
           <w:p>
             <w:r/>
@@ -23929,7 +25427,7 @@
         </w:tc>
         <w:tc>
           <w:tcPr>
-            <w:tcW w:type="dxa" w:w="1644"/>
+            <w:tcW w:type="dxa" w:w="1361"/>
           </w:tcPr>
           <w:p>
             <w:r/>
@@ -23943,7 +25441,7 @@
         </w:tc>
         <w:tc>
           <w:tcPr>
-            <w:tcW w:type="dxa" w:w="6236"/>
+            <w:tcW w:type="dxa" w:w="4195"/>
           </w:tcPr>
           <w:p>
             <w:r/>
@@ -23952,6 +25450,20 @@
                 <w:sz w:val="13"/>
               </w:rPr>
               <w:t>latitude and longitude swapped in the grid cell</w:t>
+            </w:r>
+          </w:p>
+        </w:tc>
+        <w:tc>
+          <w:tcPr>
+            <w:tcW w:type="dxa" w:w="2494"/>
+          </w:tcPr>
+          <w:p>
+            <w:r/>
+            <w:r>
+              <w:rPr>
+                <w:sz w:val="13"/>
+              </w:rPr>
+              <w:t>–</w:t>
             </w:r>
           </w:p>
         </w:tc>
@@ -23959,7 +25471,7 @@
       <w:tr>
         <w:tc>
           <w:tcPr>
-            <w:tcW w:type="dxa" w:w="1020"/>
+            <w:tcW w:type="dxa" w:w="907"/>
           </w:tcPr>
           <w:p>
             <w:r/>
@@ -23973,7 +25485,7 @@
         </w:tc>
         <w:tc>
           <w:tcPr>
-            <w:tcW w:type="dxa" w:w="567"/>
+            <w:tcW w:type="dxa" w:w="510"/>
           </w:tcPr>
           <w:p>
             <w:r/>
@@ -23987,7 +25499,7 @@
         </w:tc>
         <w:tc>
           <w:tcPr>
-            <w:tcW w:type="dxa" w:w="1644"/>
+            <w:tcW w:type="dxa" w:w="1361"/>
           </w:tcPr>
           <w:p>
             <w:r/>
@@ -24001,7 +25513,7 @@
         </w:tc>
         <w:tc>
           <w:tcPr>
-            <w:tcW w:type="dxa" w:w="6236"/>
+            <w:tcW w:type="dxa" w:w="4195"/>
           </w:tcPr>
           <w:p>
             <w:r/>
@@ -24010,6 +25522,20 @@
                 <w:sz w:val="13"/>
               </w:rPr>
               <w:t>categorical codes re-fitted at serving time (training/serving skew)</w:t>
+            </w:r>
+          </w:p>
+        </w:tc>
+        <w:tc>
+          <w:tcPr>
+            <w:tcW w:type="dxa" w:w="2494"/>
+          </w:tcPr>
+          <w:p>
+            <w:r/>
+            <w:r>
+              <w:rPr>
+                <w:sz w:val="13"/>
+              </w:rPr>
+              <w:t>–</w:t>
             </w:r>
           </w:p>
         </w:tc>
@@ -24017,7 +25543,7 @@
       <w:tr>
         <w:tc>
           <w:tcPr>
-            <w:tcW w:type="dxa" w:w="1020"/>
+            <w:tcW w:type="dxa" w:w="907"/>
           </w:tcPr>
           <w:p>
             <w:r/>
@@ -24031,7 +25557,7 @@
         </w:tc>
         <w:tc>
           <w:tcPr>
-            <w:tcW w:type="dxa" w:w="567"/>
+            <w:tcW w:type="dxa" w:w="510"/>
           </w:tcPr>
           <w:p>
             <w:r/>
@@ -24045,7 +25571,7 @@
         </w:tc>
         <w:tc>
           <w:tcPr>
-            <w:tcW w:type="dxa" w:w="1644"/>
+            <w:tcW w:type="dxa" w:w="1361"/>
           </w:tcPr>
           <w:p>
             <w:r/>
@@ -24059,15 +25585,29 @@
         </w:tc>
         <w:tc>
           <w:tcPr>
-            <w:tcW w:type="dxa" w:w="6236"/>
-          </w:tcPr>
-          <w:p>
-            <w:r/>
-            <w:r>
-              <w:rPr>
-                <w:sz w:val="13"/>
-              </w:rPr>
-              <w:t>unseen categories encoded as the reference category (scikit-learn issue #34549)</w:t>
+            <w:tcW w:type="dxa" w:w="4195"/>
+          </w:tcPr>
+          <w:p>
+            <w:r/>
+            <w:r>
+              <w:rPr>
+                <w:sz w:val="13"/>
+              </w:rPr>
+              <w:t>unseen categories encoded as the reference category</w:t>
+            </w:r>
+          </w:p>
+        </w:tc>
+        <w:tc>
+          <w:tcPr>
+            <w:tcW w:type="dxa" w:w="2494"/>
+          </w:tcPr>
+          <w:p>
+            <w:r/>
+            <w:r>
+              <w:rPr>
+                <w:sz w:val="13"/>
+              </w:rPr>
+              <w:t>scikit-learn issue #34549</w:t>
             </w:r>
           </w:p>
         </w:tc>
@@ -24075,7 +25615,7 @@
       <w:tr>
         <w:tc>
           <w:tcPr>
-            <w:tcW w:type="dxa" w:w="1020"/>
+            <w:tcW w:type="dxa" w:w="907"/>
           </w:tcPr>
           <w:p>
             <w:r/>
@@ -24089,7 +25629,7 @@
         </w:tc>
         <w:tc>
           <w:tcPr>
-            <w:tcW w:type="dxa" w:w="567"/>
+            <w:tcW w:type="dxa" w:w="510"/>
           </w:tcPr>
           <w:p>
             <w:r/>
@@ -24103,7 +25643,7 @@
         </w:tc>
         <w:tc>
           <w:tcPr>
-            <w:tcW w:type="dxa" w:w="1644"/>
+            <w:tcW w:type="dxa" w:w="1361"/>
           </w:tcPr>
           <w:p>
             <w:r/>
@@ -24117,7 +25657,7 @@
         </w:tc>
         <w:tc>
           <w:tcPr>
-            <w:tcW w:type="dxa" w:w="6236"/>
+            <w:tcW w:type="dxa" w:w="4195"/>
           </w:tcPr>
           <w:p>
             <w:r/>
@@ -24126,6 +25666,20 @@
                 <w:sz w:val="13"/>
               </w:rPr>
               <w:t>trafficway crosswalk not refreshed for the intersection codes</w:t>
+            </w:r>
+          </w:p>
+        </w:tc>
+        <w:tc>
+          <w:tcPr>
+            <w:tcW w:type="dxa" w:w="2494"/>
+          </w:tcPr>
+          <w:p>
+            <w:r/>
+            <w:r>
+              <w:rPr>
+                <w:sz w:val="13"/>
+              </w:rPr>
+              <w:t>–</w:t>
             </w:r>
           </w:p>
         </w:tc>
@@ -24133,7 +25687,7 @@
       <w:tr>
         <w:tc>
           <w:tcPr>
-            <w:tcW w:type="dxa" w:w="1020"/>
+            <w:tcW w:type="dxa" w:w="907"/>
           </w:tcPr>
           <w:p>
             <w:r/>
@@ -24147,7 +25701,7 @@
         </w:tc>
         <w:tc>
           <w:tcPr>
-            <w:tcW w:type="dxa" w:w="567"/>
+            <w:tcW w:type="dxa" w:w="510"/>
           </w:tcPr>
           <w:p>
             <w:r/>
@@ -24161,7 +25715,7 @@
         </w:tc>
         <w:tc>
           <w:tcPr>
-            <w:tcW w:type="dxa" w:w="1644"/>
+            <w:tcW w:type="dxa" w:w="1361"/>
           </w:tcPr>
           <w:p>
             <w:r/>
@@ -24175,7 +25729,7 @@
         </w:tc>
         <w:tc>
           <w:tcPr>
-            <w:tcW w:type="dxa" w:w="6236"/>
+            <w:tcW w:type="dxa" w:w="4195"/>
           </w:tcPr>
           <w:p>
             <w:r/>
@@ -24184,6 +25738,20 @@
                 <w:sz w:val="13"/>
               </w:rPr>
               <w:t>new trafficway codes sent to the 'other' group instead of being mapped</w:t>
+            </w:r>
+          </w:p>
+        </w:tc>
+        <w:tc>
+          <w:tcPr>
+            <w:tcW w:type="dxa" w:w="2494"/>
+          </w:tcPr>
+          <w:p>
+            <w:r/>
+            <w:r>
+              <w:rPr>
+                <w:sz w:val="13"/>
+              </w:rPr>
+              <w:t>–</w:t>
             </w:r>
           </w:p>
         </w:tc>
@@ -24191,7 +25759,7 @@
       <w:tr>
         <w:tc>
           <w:tcPr>
-            <w:tcW w:type="dxa" w:w="1020"/>
+            <w:tcW w:type="dxa" w:w="907"/>
           </w:tcPr>
           <w:p>
             <w:r/>
@@ -24205,7 +25773,7 @@
         </w:tc>
         <w:tc>
           <w:tcPr>
-            <w:tcW w:type="dxa" w:w="567"/>
+            <w:tcW w:type="dxa" w:w="510"/>
           </w:tcPr>
           <w:p>
             <w:r/>
@@ -24219,7 +25787,7 @@
         </w:tc>
         <w:tc>
           <w:tcPr>
-            <w:tcW w:type="dxa" w:w="1644"/>
+            <w:tcW w:type="dxa" w:w="1361"/>
           </w:tcPr>
           <w:p>
             <w:r/>
@@ -24233,7 +25801,7 @@
         </w:tc>
         <w:tc>
           <w:tcPr>
-            <w:tcW w:type="dxa" w:w="6236"/>
+            <w:tcW w:type="dxa" w:w="4195"/>
           </w:tcPr>
           <w:p>
             <w:r/>
@@ -24242,6 +25810,20 @@
                 <w:sz w:val="13"/>
               </w:rPr>
               <w:t>restraint crosswalk not refreshed for the detailed restraint codes</w:t>
+            </w:r>
+          </w:p>
+        </w:tc>
+        <w:tc>
+          <w:tcPr>
+            <w:tcW w:type="dxa" w:w="2494"/>
+          </w:tcPr>
+          <w:p>
+            <w:r/>
+            <w:r>
+              <w:rPr>
+                <w:sz w:val="13"/>
+              </w:rPr>
+              <w:t>–</w:t>
             </w:r>
           </w:p>
         </w:tc>
@@ -24249,7 +25831,7 @@
       <w:tr>
         <w:tc>
           <w:tcPr>
-            <w:tcW w:type="dxa" w:w="1020"/>
+            <w:tcW w:type="dxa" w:w="907"/>
           </w:tcPr>
           <w:p>
             <w:r/>
@@ -24263,7 +25845,7 @@
         </w:tc>
         <w:tc>
           <w:tcPr>
-            <w:tcW w:type="dxa" w:w="567"/>
+            <w:tcW w:type="dxa" w:w="510"/>
           </w:tcPr>
           <w:p>
             <w:r/>
@@ -24277,7 +25859,7 @@
         </w:tc>
         <w:tc>
           <w:tcPr>
-            <w:tcW w:type="dxa" w:w="1644"/>
+            <w:tcW w:type="dxa" w:w="1361"/>
           </w:tcPr>
           <w:p>
             <w:r/>
@@ -24291,7 +25873,7 @@
         </w:tc>
         <w:tc>
           <w:tcPr>
-            <w:tcW w:type="dxa" w:w="6236"/>
+            <w:tcW w:type="dxa" w:w="4195"/>
           </w:tcPr>
           <w:p>
             <w:r/>
@@ -24300,6 +25882,20 @@
                 <w:sz w:val="13"/>
               </w:rPr>
               <w:t>contact-point crosswalk not refreshed for the corner and side codes</w:t>
+            </w:r>
+          </w:p>
+        </w:tc>
+        <w:tc>
+          <w:tcPr>
+            <w:tcW w:type="dxa" w:w="2494"/>
+          </w:tcPr>
+          <w:p>
+            <w:r/>
+            <w:r>
+              <w:rPr>
+                <w:sz w:val="13"/>
+              </w:rPr>
+              <w:t>–</w:t>
             </w:r>
           </w:p>
         </w:tc>
@@ -24307,7 +25903,7 @@
       <w:tr>
         <w:tc>
           <w:tcPr>
-            <w:tcW w:type="dxa" w:w="1020"/>
+            <w:tcW w:type="dxa" w:w="907"/>
           </w:tcPr>
           <w:p>
             <w:r/>
@@ -24321,7 +25917,7 @@
         </w:tc>
         <w:tc>
           <w:tcPr>
-            <w:tcW w:type="dxa" w:w="567"/>
+            <w:tcW w:type="dxa" w:w="510"/>
           </w:tcPr>
           <w:p>
             <w:r/>
@@ -24335,7 +25931,7 @@
         </w:tc>
         <w:tc>
           <w:tcPr>
-            <w:tcW w:type="dxa" w:w="1644"/>
+            <w:tcW w:type="dxa" w:w="1361"/>
           </w:tcPr>
           <w:p>
             <w:r/>
@@ -24349,7 +25945,7 @@
         </w:tc>
         <w:tc>
           <w:tcPr>
-            <w:tcW w:type="dxa" w:w="6236"/>
+            <w:tcW w:type="dxa" w:w="4195"/>
           </w:tcPr>
           <w:p>
             <w:r/>
@@ -24358,6 +25954,20 @@
                 <w:sz w:val="13"/>
               </w:rPr>
               <w:t>'-CORNER' suffix stripped and the old crosswalk used (side-front/rear and top codes lost)</w:t>
+            </w:r>
+          </w:p>
+        </w:tc>
+        <w:tc>
+          <w:tcPr>
+            <w:tcW w:type="dxa" w:w="2494"/>
+          </w:tcPr>
+          <w:p>
+            <w:r/>
+            <w:r>
+              <w:rPr>
+                <w:sz w:val="13"/>
+              </w:rPr>
+              <w:t>–</w:t>
             </w:r>
           </w:p>
         </w:tc>

--- a/paper/drift_or_defect.docx
+++ b/paper/drift_or_defect.docx
@@ -22,7 +22,11 @@
         <w:rPr>
           <w:i/>
         </w:rPr>
-        <w:t>[Author names and affiliations withheld]</w:t>
+        <w:t>Ankitha Vuyyala</w:t>
+        <w:br/>
+        <w:t>Independent Researcher, Louisville, Kentucky, USA</w:t>
+        <w:br/>
+        <w:t>ankithavuyyala08@gmail.com · ORCID: https://orcid.org/0009-0004-1916-8070</w:t>
       </w:r>
     </w:p>
     <w:p>
@@ -33,7 +37,7 @@
         <w:rPr>
           <w:sz w:val="17"/>
         </w:rPr>
-        <w:t>Preprint. Code, benchmark, raw records and replay scripts: [repository link to be added]</w:t>
+        <w:t>October 2026. Code, benchmark, raw records and replay scripts: https://github.com/ankitha-vuyyala/drift-or-defect</w:t>
       </w:r>
     </w:p>
     <w:p>
@@ -7724,7 +7728,7 @@
         <w:t>Funding.</w:t>
       </w:r>
       <w:r>
-        <w:t xml:space="preserve"> [To be completed by the authors.]</w:t>
+        <w:t xml:space="preserve"> This research was self-funded by the author and received no external funding. The author paid all model API costs (US$ 12.49 in total).</w:t>
       </w:r>
     </w:p>
     <w:p>
@@ -7738,7 +7742,7 @@
         <w:t>Competing interests.</w:t>
       </w:r>
       <w:r>
-        <w:t xml:space="preserve"> [To be completed by the authors.]</w:t>
+        <w:t xml:space="preserve"> The author declares no competing interests.</w:t>
       </w:r>
     </w:p>
     <w:p>
@@ -7749,10 +7753,10 @@
         <w:rPr>
           <w:b/>
         </w:rPr>
-        <w:t>Use of AI tools.</w:t>
-      </w:r>
-      <w:r>
-        <w:t xml:space="preserve"> [To be completed by the authors.]</w:t>
+        <w:t>Author contributions.</w:t>
+      </w:r>
+      <w:r>
+        <w:t xml:space="preserve"> Ankitha Vuyyala: conceptualization, methodology, software, investigation, validation, formal analysis, visualization, and writing (original draft, review and editing). The author reviewed and approved the final manuscript and accepts responsibility for its content.</w:t>
       </w:r>
     </w:p>
     <w:p>
@@ -7763,10 +7767,38 @@
         <w:rPr>
           <w:b/>
         </w:rPr>
+        <w:t>Use of AI tools.</w:t>
+      </w:r>
+      <w:r>
+        <w:t xml:space="preserve"> [To be completed by the author.]</w:t>
+      </w:r>
+    </w:p>
+    <w:p>
+      <w:pPr>
+        <w:jc w:val="both"/>
+      </w:pPr>
+      <w:r>
+        <w:rPr>
+          <w:b/>
+        </w:rPr>
         <w:t>Data and code availability.</w:t>
       </w:r>
       <w:r>
-        <w:t xml:space="preserve"> All data are public: ACS PUMS (U.S. Census Bureau), NYC TLC trip records, the HuffPost News Category dataset, Divvy and Capital Bikeshare trip data, HMDA records (CFPB and FFIEC), BTS on-time performance data, NHTSA FARS, NOAA NCEI Storm Events, City of Chicago Traffic Crashes, and HM Land Registry Price Paid Data (contains HM Land Registry data © Crown copyright and database right, licensed under the Open Government Licence v3.0). Code, benchmark definitions, raw case records and a replay script that needs no API keys will be released at [repository link].</w:t>
+        <w:t xml:space="preserve"> The DoD implementation (all four versions), the baselines, the eleven executable pipelines with their defect catalogs and records of published source changes, the frozen study protocols and analysis plans, the raw case records of all four rounds and of the development runs, and the analysis and paper-build scripts are publicly available at https://github.com/ankitha-vuyyala/drift-or-defect. The artifacts corresponding to this manuscript are archived in release v1.0 at https://github.com/ankitha-vuyyala/drift-or-defect/releases/tag/v1.0. The repository includes the response cache of the 17,078 paid model calls, whose token usage and cost are recorded per model in runs/cost_ledger.json. The case records regenerate every reported number, table and figure (paper/evidence_index.md maps each number to the file it was computed from), and the response cache replays every model decision without an API key. The source data are public and are not redistributed; the download scripts fetch them from their providers and check them against SHA-256 manifests: ACS PUMS (U.S. Census Bureau), NYC TLC trip records, the HuffPost News Category dataset, Divvy and Capital Bikeshare trip data, HMDA records (CFPB and FFIEC), BTS on-time performance data, NHTSA FARS, NOAA NCEI Storm Events, City of Chicago Traffic Crashes, and HM Land Registry Price Paid Data (contains HM Land Registry data © Crown copyright and database right, licensed under the Open Government Licence v3.0). Third-party data remain subject to their providers' licenses and attribution requirements.</w:t>
+      </w:r>
+    </w:p>
+    <w:p>
+      <w:pPr>
+        <w:jc w:val="both"/>
+      </w:pPr>
+      <w:r>
+        <w:rPr>
+          <w:b/>
+        </w:rPr>
+        <w:t>Corresponding author.</w:t>
+      </w:r>
+      <w:r>
+        <w:t xml:space="preserve"> Ankitha Vuyyala. Email: ankithavuyyala08@gmail.com</w:t>
       </w:r>
     </w:p>
     <w:p>
